--- a/Linea Base/SISCOP/Linea Base 01/SISCOP-PC.docx
+++ b/Linea Base/SISCOP/Linea Base 01/SISCOP-PC.docx
@@ -253,7 +253,7 @@
                 <w:rFonts w:ascii="Calibri" w:cs="Calibri" w:eastAsia="Calibri" w:hAnsi="Calibri"/>
                 <w:rtl w:val="0"/>
               </w:rPr>
-              <w:t xml:space="preserve">Sistema Web de Control de Peso</w:t>
+              <w:t xml:space="preserve">Sistema de Control de Peso</w:t>
             </w:r>
             <w:r>
               <w:rPr>
@@ -424,7 +424,7 @@
                 <w:rFonts w:ascii="Calibri" w:cs="Calibri" w:eastAsia="Calibri" w:hAnsi="Calibri"/>
                 <w:rtl w:val="0"/>
               </w:rPr>
-              <w:t xml:space="preserve">El presente proyecto consiste en el desarrollo de un sistema web orientado al control y seguimiento del peso corporal de los usuarios, con el propósito de apoyar hábitos saludables mediante el registro, visualización y análisis básico de su progreso. El sistema permitirá a los usuarios ingresar periódicamente su peso, establecer metas personales y consultar su evolución a lo largo del tiempo mediante representaciones visuales. Este proyecto se desarrollará considerando un enfoque ágil, priorizando la implementación de funcionalidades esenciales que aporten valor desde las primeras etapas, y garantizando una experiencia de usuario intuitiva.</w:t>
+              <w:t xml:space="preserve">El presente proyecto consiste en el desarrollo del Sistema de Control de Peso (SISCOP), una aplicación web orientada a la gestión y seguimiento nutricional de pacientes dentro de una clínica. El sistema será utilizado por el personal administrativo y nutricionistas de la clínica San Fernando, permitiendo registrar pacientes, gestionar historias clínicas, realizar evaluaciones nutricionales y monitorear la evolución del peso corporal mediante indicadores como el Índice de Masa Corporal (IMC) y gráficos de seguimiento. Asimismo, el sistema facilitará la generación de fichas e informes clínicos en formato PDF para apoyar el control y análisis del estado nutricional de los pacientes. El proyecto será desarrollado bajo un enfoque ágil, priorizando las funcionalidades esenciales y una experiencia de uso intuitiva y eficiente para el personal de la clínica.</w:t>
             </w:r>
             <w:r>
               <w:rPr>
@@ -577,26 +577,9 @@
                 <w:rFonts w:ascii="Calibri" w:cs="Calibri" w:eastAsia="Calibri" w:hAnsi="Calibri"/>
                 <w:rtl w:val="0"/>
               </w:rPr>
-              <w:t xml:space="preserve">El producto final será una aplicación web que permitirá a los usuarios registrarse, iniciar sesión y gestionar su información personal relacionada con el control de peso. El sistema ofrecerá la posibilidad de registrar mediciones periódicas, visualizar el historial de datos ingresados y analizar la evolución del peso mediante gráficos. Asimismo, el sistema incluirá la opción de establecer metas de peso, facilitando el seguimiento del progreso individual. El producto estará diseñado para ser accesible desde navegadores web, priorizando la usabilidad y el rendimiento adecuado dentro del contexto académico del proyecto.</w:t>
-            </w:r>
-            <w:r>
-              <w:rPr>
-                <w:rtl w:val="0"/>
-              </w:rPr>
-            </w:r>
-          </w:p>
-        </w:tc>
-      </w:tr>
-      <w:tr>
-        <w:trPr>
-          <w:cantSplit w:val="0"/>
-          <w:trHeight w:val="150" w:hRule="atLeast"/>
-          <w:tblHeader w:val="0"/>
-        </w:trPr>
-        <w:tc>
-          <w:tcPr>
-            <w:gridSpan w:val="2"/>
-          </w:tcPr>
+              <w:t xml:space="preserve">El producto final será una aplicación web que permitirá al personal administrativo registrar y gestionar la información básica de los pacientes, generando automáticamente su historia clínica. Además, los nutricionistas podrán consultar historiales clínicos, registrar evaluaciones nutricionales que incluyan peso, talla, perímetro abdominal e indicaciones nutricionales, así como calcular automáticamente el IMC y realizar seguimiento de la evolución del paciente mediante gráficos e historiales cronológicos.</w:t>
+            </w:r>
+          </w:p>
           <w:p>
             <w:pPr>
               <w:widowControl w:val="0"/>
@@ -604,12 +587,36 @@
                 <w:tab w:val="left" w:leader="none" w:pos="423"/>
               </w:tabs>
               <w:spacing w:before="14" w:line="204" w:lineRule="auto"/>
-              <w:ind w:right="184"/>
-              <w:rPr>
-                <w:sz w:val="18"/>
-                <w:szCs w:val="18"/>
-              </w:rPr>
-            </w:pPr>
+              <w:ind w:left="0" w:right="184" w:firstLine="0"/>
+              <w:rPr>
+                <w:rFonts w:ascii="Calibri" w:cs="Calibri" w:eastAsia="Calibri" w:hAnsi="Calibri"/>
+              </w:rPr>
+            </w:pPr>
+            <w:r>
+              <w:rPr>
+                <w:rtl w:val="0"/>
+              </w:rPr>
+            </w:r>
+          </w:p>
+          <w:p>
+            <w:pPr>
+              <w:widowControl w:val="0"/>
+              <w:tabs>
+                <w:tab w:val="left" w:leader="none" w:pos="423"/>
+              </w:tabs>
+              <w:spacing w:before="14" w:line="204" w:lineRule="auto"/>
+              <w:ind w:left="0" w:right="184" w:firstLine="0"/>
+              <w:rPr>
+                <w:rFonts w:ascii="Calibri" w:cs="Calibri" w:eastAsia="Calibri" w:hAnsi="Calibri"/>
+              </w:rPr>
+            </w:pPr>
+            <w:r>
+              <w:rPr>
+                <w:rFonts w:ascii="Calibri" w:cs="Calibri" w:eastAsia="Calibri" w:hAnsi="Calibri"/>
+                <w:rtl w:val="0"/>
+              </w:rPr>
+              <w:t xml:space="preserve">El sistema también permitirá generar fichas de evaluación e informes de evolución en formato PDF a partir de la información registrada. El acceso al sistema estará restringido únicamente a usuarios autorizados mediante autenticación con credenciales, garantizando la seguridad y confidencialidad de la información clínica. La aplicación estará diseñada para funcionar desde navegadores web compatibles, priorizando la usabilidad, estabilidad y rendimiento dentro del contexto clínico del proyecto.</w:t>
+            </w:r>
             <w:r>
               <w:rPr>
                 <w:rtl w:val="0"/>
@@ -629,6 +636,7 @@
           <w:szCs w:val="15"/>
         </w:rPr>
         <w:sectPr>
+          <w:headerReference r:id="rId6" w:type="default"/>
           <w:pgSz w:h="16834" w:w="11909" w:orient="portrait"/>
           <w:pgMar w:bottom="1440" w:top="1440" w:left="1440" w:right="1440" w:header="720" w:footer="720"/>
           <w:pgNumType w:start="1"/>
@@ -642,13 +650,7 @@
     </w:p>
     <w:p>
       <w:pPr>
-        <w:widowControl w:val="0"/>
-        <w:spacing w:before="7" w:line="240" w:lineRule="auto"/>
-        <w:rPr>
-          <w:rFonts w:ascii="Calibri" w:cs="Calibri" w:eastAsia="Calibri" w:hAnsi="Calibri"/>
-          <w:sz w:val="24"/>
-          <w:szCs w:val="24"/>
-        </w:rPr>
+        <w:rPr/>
       </w:pPr>
       <w:r>
         <w:rPr>
@@ -698,6 +700,8 @@
               <w:ind w:left="33" w:right="35" w:firstLine="0"/>
               <w:rPr>
                 <w:rFonts w:ascii="Verdana" w:cs="Verdana" w:eastAsia="Verdana" w:hAnsi="Verdana"/>
+                <w:b w:val="1"/>
+                <w:bCs w:val="1"/>
                 <w:sz w:val="18"/>
                 <w:szCs w:val="18"/>
               </w:rPr>
@@ -705,6 +709,8 @@
             <w:r>
               <w:rPr>
                 <w:rFonts w:ascii="Verdana" w:cs="Verdana" w:eastAsia="Verdana" w:hAnsi="Verdana"/>
+                <w:b w:val="1"/>
+                <w:bCs w:val="1"/>
                 <w:color w:val="ffffff"/>
                 <w:sz w:val="20"/>
                 <w:szCs w:val="20"/>
@@ -715,6 +721,8 @@
             <w:r>
               <w:rPr>
                 <w:rFonts w:ascii="Verdana" w:cs="Verdana" w:eastAsia="Verdana" w:hAnsi="Verdana"/>
+                <w:b w:val="1"/>
+                <w:bCs w:val="1"/>
                 <w:color w:val="ffffff"/>
                 <w:sz w:val="16"/>
                 <w:szCs w:val="16"/>
@@ -725,6 +733,8 @@
             <w:r>
               <w:rPr>
                 <w:rFonts w:ascii="Verdana" w:cs="Verdana" w:eastAsia="Verdana" w:hAnsi="Verdana"/>
+                <w:b w:val="1"/>
+                <w:bCs w:val="1"/>
                 <w:color w:val="ffffff"/>
                 <w:sz w:val="20"/>
                 <w:szCs w:val="20"/>
@@ -735,6 +745,8 @@
             <w:r>
               <w:rPr>
                 <w:rFonts w:ascii="Verdana" w:cs="Verdana" w:eastAsia="Verdana" w:hAnsi="Verdana"/>
+                <w:b w:val="1"/>
+                <w:bCs w:val="1"/>
                 <w:color w:val="ffffff"/>
                 <w:sz w:val="16"/>
                 <w:szCs w:val="16"/>
@@ -745,6 +757,8 @@
             <w:r>
               <w:rPr>
                 <w:rFonts w:ascii="Verdana" w:cs="Verdana" w:eastAsia="Verdana" w:hAnsi="Verdana"/>
+                <w:b w:val="1"/>
+                <w:bCs w:val="1"/>
                 <w:color w:val="ffffff"/>
                 <w:sz w:val="20"/>
                 <w:szCs w:val="20"/>
@@ -755,6 +769,8 @@
             <w:r>
               <w:rPr>
                 <w:rFonts w:ascii="Verdana" w:cs="Verdana" w:eastAsia="Verdana" w:hAnsi="Verdana"/>
+                <w:b w:val="1"/>
+                <w:bCs w:val="1"/>
                 <w:color w:val="ffffff"/>
                 <w:sz w:val="16"/>
                 <w:szCs w:val="16"/>
@@ -765,6 +781,8 @@
             <w:r>
               <w:rPr>
                 <w:rFonts w:ascii="Verdana" w:cs="Verdana" w:eastAsia="Verdana" w:hAnsi="Verdana"/>
+                <w:b w:val="1"/>
+                <w:bCs w:val="1"/>
                 <w:color w:val="ffffff"/>
                 <w:sz w:val="20"/>
                 <w:szCs w:val="20"/>
@@ -795,7 +813,7 @@
                 <w:tab w:val="left" w:leader="none" w:pos="418"/>
               </w:tabs>
               <w:spacing w:before="1" w:line="240" w:lineRule="auto"/>
-              <w:ind w:left="720" w:firstLine="0"/>
+              <w:ind w:left="0" w:firstLine="0"/>
               <w:rPr>
                 <w:rFonts w:ascii="Calibri" w:cs="Calibri" w:eastAsia="Calibri" w:hAnsi="Calibri"/>
                 <w:b w:val="1"/>
@@ -833,7 +851,7 @@
                 <w:rFonts w:ascii="Calibri" w:cs="Calibri" w:eastAsia="Calibri" w:hAnsi="Calibri"/>
                 <w:rtl w:val="0"/>
               </w:rPr>
-              <w:t xml:space="preserve">Gestión de usuarios: Registro, inicio de sesión y administración básica del perfil.</w:t>
+              <w:t xml:space="preserve">Gestión de acceso al sistema mediante autenticación de usuarios.</w:t>
             </w:r>
           </w:p>
           <w:p>
@@ -857,7 +875,7 @@
                 <w:rFonts w:ascii="Calibri" w:cs="Calibri" w:eastAsia="Calibri" w:hAnsi="Calibri"/>
                 <w:rtl w:val="0"/>
               </w:rPr>
-              <w:t xml:space="preserve">Registro de peso: Ingreso periódico de datos de peso por parte del usuario.</w:t>
+              <w:t xml:space="preserve">Registro y actualización de datos de pacientes.</w:t>
             </w:r>
           </w:p>
           <w:p>
@@ -881,7 +899,7 @@
                 <w:rFonts w:ascii="Calibri" w:cs="Calibri" w:eastAsia="Calibri" w:hAnsi="Calibri"/>
                 <w:rtl w:val="0"/>
               </w:rPr>
-              <w:t xml:space="preserve">Seguimiento de progreso: Visualización del historial de peso registrado.</w:t>
+              <w:t xml:space="preserve">Consulta de historias clínicas y evaluaciones nutricionales.</w:t>
             </w:r>
           </w:p>
           <w:p>
@@ -905,7 +923,7 @@
                 <w:rFonts w:ascii="Calibri" w:cs="Calibri" w:eastAsia="Calibri" w:hAnsi="Calibri"/>
                 <w:rtl w:val="0"/>
               </w:rPr>
-              <w:t xml:space="preserve">Módulo de visualización: Representación gráfica de la evolución del peso.</w:t>
+              <w:t xml:space="preserve">Registro de evaluaciones nutricionales y cálculo automático del IMC.</w:t>
             </w:r>
           </w:p>
           <w:p>
@@ -929,22 +947,68 @@
                 <w:rFonts w:ascii="Calibri" w:cs="Calibri" w:eastAsia="Calibri" w:hAnsi="Calibri"/>
                 <w:rtl w:val="0"/>
               </w:rPr>
-              <w:t xml:space="preserve">Gestión de metas: Definición y seguimiento de objetivos de peso.</w:t>
-            </w:r>
-            <w:r>
-              <w:rPr>
-                <w:rtl w:val="0"/>
-              </w:rPr>
-            </w:r>
-          </w:p>
-          <w:p>
-            <w:pPr>
-              <w:widowControl w:val="0"/>
+              <w:t xml:space="preserve">Visualización de la evolución del paciente mediante historial y gráficos.</w:t>
+            </w:r>
+          </w:p>
+          <w:p>
+            <w:pPr>
+              <w:widowControl w:val="0"/>
+              <w:numPr>
+                <w:ilvl w:val="0"/>
+                <w:numId w:val="1"/>
+              </w:numPr>
               <w:tabs>
                 <w:tab w:val="left" w:leader="none" w:pos="418"/>
               </w:tabs>
               <w:spacing w:line="240" w:lineRule="auto"/>
-              <w:ind w:left="720" w:firstLine="0"/>
+              <w:ind w:left="720" w:hanging="360"/>
+              <w:rPr>
+                <w:rFonts w:ascii="Calibri" w:cs="Calibri" w:eastAsia="Calibri" w:hAnsi="Calibri"/>
+              </w:rPr>
+            </w:pPr>
+            <w:r>
+              <w:rPr>
+                <w:rFonts w:ascii="Calibri" w:cs="Calibri" w:eastAsia="Calibri" w:hAnsi="Calibri"/>
+                <w:rtl w:val="0"/>
+              </w:rPr>
+              <w:t xml:space="preserve">Generación de fichas e informes clínicos en formato PDF.</w:t>
+            </w:r>
+            <w:r>
+              <w:rPr>
+                <w:rtl w:val="0"/>
+              </w:rPr>
+            </w:r>
+          </w:p>
+          <w:p>
+            <w:pPr>
+              <w:widowControl w:val="0"/>
+              <w:tabs>
+                <w:tab w:val="left" w:leader="none" w:pos="418"/>
+              </w:tabs>
+              <w:spacing w:line="240" w:lineRule="auto"/>
+              <w:ind w:left="0" w:firstLine="0"/>
+              <w:rPr>
+                <w:rFonts w:ascii="Calibri" w:cs="Calibri" w:eastAsia="Calibri" w:hAnsi="Calibri"/>
+                <w:b w:val="1"/>
+                <w:bCs w:val="1"/>
+                <w:sz w:val="14"/>
+                <w:szCs w:val="14"/>
+              </w:rPr>
+            </w:pPr>
+            <w:r>
+              <w:rPr>
+                <w:rtl w:val="0"/>
+              </w:rPr>
+            </w:r>
+          </w:p>
+          <w:p>
+            <w:pPr>
+              <w:widowControl w:val="0"/>
+              <w:tabs>
+                <w:tab w:val="left" w:leader="none" w:pos="418"/>
+              </w:tabs>
+              <w:spacing w:line="240" w:lineRule="auto"/>
+              <w:ind w:left="0" w:firstLine="0"/>
               <w:rPr>
                 <w:rFonts w:ascii="Calibri" w:cs="Calibri" w:eastAsia="Calibri" w:hAnsi="Calibri"/>
                 <w:b w:val="1"/>
@@ -982,7 +1046,7 @@
                 <w:rFonts w:ascii="Calibri" w:cs="Calibri" w:eastAsia="Calibri" w:hAnsi="Calibri"/>
                 <w:rtl w:val="0"/>
               </w:rPr>
-              <w:t xml:space="preserve">Funcionalidad: El sistema deberá garantizar un acceso seguro mediante autenticación de usuarios.</w:t>
+              <w:t xml:space="preserve">Seguridad: El sistema debe permitir acceso únicamente a usuarios autorizados.</w:t>
             </w:r>
           </w:p>
           <w:p>
@@ -1006,7 +1070,7 @@
                 <w:rFonts w:ascii="Calibri" w:cs="Calibri" w:eastAsia="Calibri" w:hAnsi="Calibri"/>
                 <w:rtl w:val="0"/>
               </w:rPr>
-              <w:t xml:space="preserve">Rendimiento: El tiempo de respuesta en las operaciones principales no deberá superar unos pocos segundos.</w:t>
+              <w:t xml:space="preserve">Rendimiento: Las funcionalidades principales deben responder en pocos segundos.</w:t>
             </w:r>
           </w:p>
           <w:p>
@@ -1030,7 +1094,7 @@
                 <w:rFonts w:ascii="Calibri" w:cs="Calibri" w:eastAsia="Calibri" w:hAnsi="Calibri"/>
                 <w:rtl w:val="0"/>
               </w:rPr>
-              <w:t xml:space="preserve">Disponibilidad: El sistema deberá estar disponible para su uso en todo momento durante su operación.</w:t>
+              <w:t xml:space="preserve">Disponibilidad: El sistema debe mantenerse operativo durante su uso.</w:t>
             </w:r>
           </w:p>
           <w:p>
@@ -1054,7 +1118,31 @@
                 <w:rFonts w:ascii="Calibri" w:cs="Calibri" w:eastAsia="Calibri" w:hAnsi="Calibri"/>
                 <w:rtl w:val="0"/>
               </w:rPr>
-              <w:t xml:space="preserve">Usabilidad: La interfaz deberá ser intuitiva y fácil de utilizar para cualquier usuario.</w:t>
+              <w:t xml:space="preserve">Usabilidad: La interfaz debe ser intuitiva y fácil de utilizar.</w:t>
+            </w:r>
+          </w:p>
+          <w:p>
+            <w:pPr>
+              <w:widowControl w:val="0"/>
+              <w:numPr>
+                <w:ilvl w:val="0"/>
+                <w:numId w:val="3"/>
+              </w:numPr>
+              <w:tabs>
+                <w:tab w:val="left" w:leader="none" w:pos="418"/>
+              </w:tabs>
+              <w:spacing w:line="240" w:lineRule="auto"/>
+              <w:ind w:left="720" w:hanging="360"/>
+              <w:rPr>
+                <w:rFonts w:ascii="Calibri" w:cs="Calibri" w:eastAsia="Calibri" w:hAnsi="Calibri"/>
+              </w:rPr>
+            </w:pPr>
+            <w:r>
+              <w:rPr>
+                <w:rFonts w:ascii="Calibri" w:cs="Calibri" w:eastAsia="Calibri" w:hAnsi="Calibri"/>
+                <w:rtl w:val="0"/>
+              </w:rPr>
+              <w:t xml:space="preserve">Integridad: La información almacenada debe mantenerse consistente y válida.</w:t>
             </w:r>
             <w:r>
               <w:rPr>
@@ -1187,6 +1275,8 @@
               <w:ind w:left="31" w:right="32" w:firstLine="0"/>
               <w:rPr>
                 <w:rFonts w:ascii="Verdana" w:cs="Verdana" w:eastAsia="Verdana" w:hAnsi="Verdana"/>
+                <w:b w:val="1"/>
+                <w:bCs w:val="1"/>
                 <w:sz w:val="16"/>
                 <w:szCs w:val="16"/>
               </w:rPr>
@@ -1194,6 +1284,8 @@
             <w:r>
               <w:rPr>
                 <w:rFonts w:ascii="Verdana" w:cs="Verdana" w:eastAsia="Verdana" w:hAnsi="Verdana"/>
+                <w:b w:val="1"/>
+                <w:bCs w:val="1"/>
                 <w:color w:val="ffffff"/>
                 <w:sz w:val="20"/>
                 <w:szCs w:val="20"/>
@@ -1204,6 +1296,8 @@
             <w:r>
               <w:rPr>
                 <w:rFonts w:ascii="Verdana" w:cs="Verdana" w:eastAsia="Verdana" w:hAnsi="Verdana"/>
+                <w:b w:val="1"/>
+                <w:bCs w:val="1"/>
                 <w:color w:val="ffffff"/>
                 <w:sz w:val="16"/>
                 <w:szCs w:val="16"/>
@@ -1214,6 +1308,8 @@
             <w:r>
               <w:rPr>
                 <w:rFonts w:ascii="Verdana" w:cs="Verdana" w:eastAsia="Verdana" w:hAnsi="Verdana"/>
+                <w:b w:val="1"/>
+                <w:bCs w:val="1"/>
                 <w:color w:val="ffffff"/>
                 <w:sz w:val="20"/>
                 <w:szCs w:val="20"/>
@@ -1224,6 +1320,8 @@
             <w:r>
               <w:rPr>
                 <w:rFonts w:ascii="Verdana" w:cs="Verdana" w:eastAsia="Verdana" w:hAnsi="Verdana"/>
+                <w:b w:val="1"/>
+                <w:bCs w:val="1"/>
                 <w:color w:val="ffffff"/>
                 <w:sz w:val="16"/>
                 <w:szCs w:val="16"/>
@@ -1234,6 +1332,8 @@
             <w:r>
               <w:rPr>
                 <w:rFonts w:ascii="Verdana" w:cs="Verdana" w:eastAsia="Verdana" w:hAnsi="Verdana"/>
+                <w:b w:val="1"/>
+                <w:bCs w:val="1"/>
                 <w:color w:val="ffffff"/>
                 <w:sz w:val="20"/>
                 <w:szCs w:val="20"/>
@@ -1389,9 +1489,7 @@
               <w:spacing w:before="5" w:line="240" w:lineRule="auto"/>
               <w:ind w:left="54" w:firstLine="0"/>
               <w:rPr>
-                <w:rFonts w:ascii="Verdana" w:cs="Verdana" w:eastAsia="Verdana" w:hAnsi="Verdana"/>
-                <w:sz w:val="14"/>
-                <w:szCs w:val="14"/>
+                <w:rFonts w:ascii="Calibri" w:cs="Calibri" w:eastAsia="Calibri" w:hAnsi="Calibri"/>
               </w:rPr>
             </w:pPr>
             <w:r>
@@ -1433,7 +1531,7 @@
                 <w:rFonts w:ascii="Calibri" w:cs="Calibri" w:eastAsia="Calibri" w:hAnsi="Calibri"/>
                 <w:rtl w:val="0"/>
               </w:rPr>
-              <w:t xml:space="preserve">El sistema será un aplicativo web de control y seguimiento de peso que permita a los usuarios registrar su peso, visualizar su progreso mediante gráficos, gestionar metas personales y administrar su información básica, considerando las funcionalidades principales de registro, seguimiento y visualización de datos.</w:t>
+              <w:t xml:space="preserve">Desarrollar un sistema web de control y seguimiento nutricional para la clínica, permitiendo al personal administrativo y nutricionistas gestionar pacientes, registrar evaluaciones nutricionales, consultar historias clínicas y generar informes clínicos.</w:t>
             </w:r>
             <w:r>
               <w:rPr>
@@ -1480,7 +1578,7 @@
                 <w:rFonts w:ascii="Calibri" w:cs="Calibri" w:eastAsia="Calibri" w:hAnsi="Calibri"/>
                 <w:rtl w:val="0"/>
               </w:rPr>
-              <w:t xml:space="preserve">El sistema cumpla con los requisitos funcionales y no funcionales definidos para el proyecto.</w:t>
+              <w:t xml:space="preserve">El sistema cumple con los requisitos funcionales y no funcionales definidos para el proyecto y permite gestionar correctamente la información clínica y nutricional de los pacientes.</w:t>
             </w:r>
           </w:p>
         </w:tc>
@@ -1537,14 +1635,12 @@
               <w:spacing w:line="203" w:lineRule="auto"/>
               <w:ind w:left="63" w:firstLine="0"/>
               <w:rPr>
-                <w:sz w:val="18"/>
-                <w:szCs w:val="18"/>
-              </w:rPr>
-            </w:pPr>
-            <w:r>
-              <w:rPr>
-                <w:sz w:val="18"/>
-                <w:szCs w:val="18"/>
+                <w:rFonts w:ascii="Calibri" w:cs="Calibri" w:eastAsia="Calibri" w:hAnsi="Calibri"/>
+              </w:rPr>
+            </w:pPr>
+            <w:r>
+              <w:rPr>
+                <w:rFonts w:ascii="Calibri" w:cs="Calibri" w:eastAsia="Calibri" w:hAnsi="Calibri"/>
                 <w:rtl w:val="0"/>
               </w:rPr>
               <w:t xml:space="preserve">Fecha de inicio: 09/04/2026</w:t>
@@ -1556,14 +1652,12 @@
               <w:spacing w:line="203" w:lineRule="auto"/>
               <w:ind w:left="63" w:firstLine="0"/>
               <w:rPr>
-                <w:sz w:val="18"/>
-                <w:szCs w:val="18"/>
-              </w:rPr>
-            </w:pPr>
-            <w:r>
-              <w:rPr>
-                <w:sz w:val="18"/>
-                <w:szCs w:val="18"/>
+                <w:rFonts w:ascii="Calibri" w:cs="Calibri" w:eastAsia="Calibri" w:hAnsi="Calibri"/>
+              </w:rPr>
+            </w:pPr>
+            <w:r>
+              <w:rPr>
+                <w:rFonts w:ascii="Calibri" w:cs="Calibri" w:eastAsia="Calibri" w:hAnsi="Calibri"/>
                 <w:rtl w:val="0"/>
               </w:rPr>
               <w:t xml:space="preserve">Fecha de término: de 18/06/2026</w:t>
@@ -1585,14 +1679,12 @@
               <w:spacing w:before="1" w:line="204" w:lineRule="auto"/>
               <w:ind w:left="63" w:right="57" w:firstLine="0"/>
               <w:rPr>
-                <w:sz w:val="18"/>
-                <w:szCs w:val="18"/>
-              </w:rPr>
-            </w:pPr>
-            <w:r>
-              <w:rPr>
-                <w:sz w:val="18"/>
-                <w:szCs w:val="18"/>
+                <w:rFonts w:ascii="Calibri" w:cs="Calibri" w:eastAsia="Calibri" w:hAnsi="Calibri"/>
+              </w:rPr>
+            </w:pPr>
+            <w:r>
+              <w:rPr>
+                <w:rFonts w:ascii="Calibri" w:cs="Calibri" w:eastAsia="Calibri" w:hAnsi="Calibri"/>
                 <w:rtl w:val="0"/>
               </w:rPr>
               <w:t xml:space="preserve">Que se cumplan las fechas establecidas en el cronograma del proyecto.</w:t>
@@ -1652,14 +1744,12 @@
               <w:spacing w:before="1" w:line="204" w:lineRule="auto"/>
               <w:ind w:left="63" w:right="64" w:firstLine="0"/>
               <w:rPr>
-                <w:sz w:val="18"/>
-                <w:szCs w:val="18"/>
-              </w:rPr>
-            </w:pPr>
-            <w:r>
-              <w:rPr>
-                <w:sz w:val="18"/>
-                <w:szCs w:val="18"/>
+                <w:rFonts w:ascii="Calibri" w:cs="Calibri" w:eastAsia="Calibri" w:hAnsi="Calibri"/>
+              </w:rPr>
+            </w:pPr>
+            <w:r>
+              <w:rPr>
+                <w:rFonts w:ascii="Calibri" w:cs="Calibri" w:eastAsia="Calibri" w:hAnsi="Calibri"/>
                 <w:rtl w:val="0"/>
               </w:rPr>
               <w:t xml:space="preserve">Que se optimicen los recursos disponibles del equipo de trabajo durante el desarrollo del proyecto.</w:t>
@@ -1681,662 +1771,15 @@
               <w:spacing w:before="1" w:line="204" w:lineRule="auto"/>
               <w:ind w:left="63" w:right="57" w:firstLine="0"/>
               <w:rPr>
-                <w:sz w:val="18"/>
-                <w:szCs w:val="18"/>
-              </w:rPr>
-            </w:pPr>
-            <w:r>
-              <w:rPr>
-                <w:sz w:val="18"/>
-                <w:szCs w:val="18"/>
+                <w:rFonts w:ascii="Calibri" w:cs="Calibri" w:eastAsia="Calibri" w:hAnsi="Calibri"/>
+              </w:rPr>
+            </w:pPr>
+            <w:r>
+              <w:rPr>
+                <w:rFonts w:ascii="Calibri" w:cs="Calibri" w:eastAsia="Calibri" w:hAnsi="Calibri"/>
                 <w:rtl w:val="0"/>
               </w:rPr>
               <w:t xml:space="preserve">No exceder el esfuerzo estimado y el tiempo asignado para cada fase del proyecto.</w:t>
-            </w:r>
-          </w:p>
-        </w:tc>
-      </w:tr>
-      <w:tr>
-        <w:trPr>
-          <w:cantSplit w:val="0"/>
-          <w:trHeight w:val="405" w:hRule="atLeast"/>
-          <w:tblHeader w:val="0"/>
-        </w:trPr>
-        <w:tc>
-          <w:tcPr>
-            <w:gridSpan w:val="5"/>
-            <w:shd w:fill="00b0f0" w:val="clear"/>
-          </w:tcPr>
-          <w:p>
-            <w:pPr>
-              <w:widowControl w:val="0"/>
-              <w:spacing w:before="36" w:line="202" w:lineRule="auto"/>
-              <w:ind w:left="40" w:right="38" w:firstLine="0"/>
-              <w:rPr>
-                <w:rFonts w:ascii="Verdana" w:cs="Verdana" w:eastAsia="Verdana" w:hAnsi="Verdana"/>
-                <w:strike w:val="1"/>
-                <w:sz w:val="16"/>
-                <w:szCs w:val="16"/>
-              </w:rPr>
-            </w:pPr>
-            <w:r>
-              <w:rPr>
-                <w:rFonts w:ascii="Verdana" w:cs="Verdana" w:eastAsia="Verdana" w:hAnsi="Verdana"/>
-                <w:strike w:val="1"/>
-                <w:color w:val="ffffff"/>
-                <w:sz w:val="20"/>
-                <w:szCs w:val="20"/>
-                <w:rtl w:val="0"/>
-              </w:rPr>
-              <w:t xml:space="preserve">F</w:t>
-            </w:r>
-            <w:r>
-              <w:rPr>
-                <w:rFonts w:ascii="Verdana" w:cs="Verdana" w:eastAsia="Verdana" w:hAnsi="Verdana"/>
-                <w:strike w:val="1"/>
-                <w:color w:val="ffffff"/>
-                <w:sz w:val="16"/>
-                <w:szCs w:val="16"/>
-                <w:rtl w:val="0"/>
-              </w:rPr>
-              <w:t xml:space="preserve">INALIDAD DEL </w:t>
-            </w:r>
-            <w:r>
-              <w:rPr>
-                <w:rFonts w:ascii="Verdana" w:cs="Verdana" w:eastAsia="Verdana" w:hAnsi="Verdana"/>
-                <w:strike w:val="1"/>
-                <w:color w:val="ffffff"/>
-                <w:sz w:val="20"/>
-                <w:szCs w:val="20"/>
-                <w:rtl w:val="0"/>
-              </w:rPr>
-              <w:t xml:space="preserve">P</w:t>
-            </w:r>
-            <w:r>
-              <w:rPr>
-                <w:rFonts w:ascii="Verdana" w:cs="Verdana" w:eastAsia="Verdana" w:hAnsi="Verdana"/>
-                <w:strike w:val="1"/>
-                <w:color w:val="ffffff"/>
-                <w:sz w:val="16"/>
-                <w:szCs w:val="16"/>
-                <w:rtl w:val="0"/>
-              </w:rPr>
-              <w:t xml:space="preserve">ROYECTO</w:t>
-            </w:r>
-            <w:r>
-              <w:rPr>
-                <w:rFonts w:ascii="Verdana" w:cs="Verdana" w:eastAsia="Verdana" w:hAnsi="Verdana"/>
-                <w:strike w:val="1"/>
-                <w:color w:val="ffffff"/>
-                <w:sz w:val="20"/>
-                <w:szCs w:val="20"/>
-                <w:rtl w:val="0"/>
-              </w:rPr>
-              <w:t xml:space="preserve">: 2</w:t>
-            </w:r>
-            <w:r>
-              <w:rPr>
-                <w:rtl w:val="0"/>
-              </w:rPr>
-            </w:r>
-          </w:p>
-        </w:tc>
-      </w:tr>
-      <w:tr>
-        <w:trPr>
-          <w:cantSplit w:val="0"/>
-          <w:trHeight w:val="622" w:hRule="atLeast"/>
-          <w:tblHeader w:val="0"/>
-        </w:trPr>
-        <w:tc>
-          <w:tcPr>
-            <w:gridSpan w:val="5"/>
-          </w:tcPr>
-          <w:p>
-            <w:pPr>
-              <w:widowControl w:val="0"/>
-              <w:spacing w:line="203" w:lineRule="auto"/>
-              <w:ind w:left="63" w:firstLine="0"/>
-              <w:rPr>
-                <w:rFonts w:ascii="Calibri" w:cs="Calibri" w:eastAsia="Calibri" w:hAnsi="Calibri"/>
-              </w:rPr>
-            </w:pPr>
-            <w:r>
-              <w:rPr>
-                <w:rtl w:val="0"/>
-              </w:rPr>
-            </w:r>
-          </w:p>
-        </w:tc>
-      </w:tr>
-      <w:tr>
-        <w:trPr>
-          <w:cantSplit w:val="0"/>
-          <w:trHeight w:val="444" w:hRule="atLeast"/>
-          <w:tblHeader w:val="0"/>
-        </w:trPr>
-        <w:tc>
-          <w:tcPr>
-            <w:gridSpan w:val="5"/>
-            <w:shd w:fill="00b0f0" w:val="clear"/>
-          </w:tcPr>
-          <w:p>
-            <w:pPr>
-              <w:widowControl w:val="0"/>
-              <w:spacing w:before="36" w:line="202" w:lineRule="auto"/>
-              <w:ind w:left="40" w:right="39" w:firstLine="0"/>
-              <w:rPr>
-                <w:rFonts w:ascii="Verdana" w:cs="Verdana" w:eastAsia="Verdana" w:hAnsi="Verdana"/>
-                <w:strike w:val="1"/>
-                <w:sz w:val="16"/>
-                <w:szCs w:val="16"/>
-              </w:rPr>
-            </w:pPr>
-            <w:r>
-              <w:rPr>
-                <w:rFonts w:ascii="Verdana" w:cs="Verdana" w:eastAsia="Verdana" w:hAnsi="Verdana"/>
-                <w:strike w:val="1"/>
-                <w:color w:val="ffffff"/>
-                <w:sz w:val="20"/>
-                <w:szCs w:val="20"/>
-                <w:rtl w:val="0"/>
-              </w:rPr>
-              <w:t xml:space="preserve">J</w:t>
-            </w:r>
-            <w:r>
-              <w:rPr>
-                <w:rFonts w:ascii="Verdana" w:cs="Verdana" w:eastAsia="Verdana" w:hAnsi="Verdana"/>
-                <w:strike w:val="1"/>
-                <w:color w:val="ffffff"/>
-                <w:sz w:val="16"/>
-                <w:szCs w:val="16"/>
-                <w:rtl w:val="0"/>
-              </w:rPr>
-              <w:t xml:space="preserve">USTIFICACIÓN  DEL  </w:t>
-            </w:r>
-            <w:r>
-              <w:rPr>
-                <w:rFonts w:ascii="Verdana" w:cs="Verdana" w:eastAsia="Verdana" w:hAnsi="Verdana"/>
-                <w:strike w:val="1"/>
-                <w:color w:val="ffffff"/>
-                <w:sz w:val="20"/>
-                <w:szCs w:val="20"/>
-                <w:rtl w:val="0"/>
-              </w:rPr>
-              <w:t xml:space="preserve">P</w:t>
-            </w:r>
-            <w:r>
-              <w:rPr>
-                <w:rFonts w:ascii="Verdana" w:cs="Verdana" w:eastAsia="Verdana" w:hAnsi="Verdana"/>
-                <w:strike w:val="1"/>
-                <w:color w:val="ffffff"/>
-                <w:sz w:val="16"/>
-                <w:szCs w:val="16"/>
-                <w:rtl w:val="0"/>
-              </w:rPr>
-              <w:t xml:space="preserve">ROYECTO</w:t>
-            </w:r>
-            <w:r>
-              <w:rPr>
-                <w:rFonts w:ascii="Verdana" w:cs="Verdana" w:eastAsia="Verdana" w:hAnsi="Verdana"/>
-                <w:strike w:val="1"/>
-                <w:color w:val="ffffff"/>
-                <w:sz w:val="20"/>
-                <w:szCs w:val="20"/>
-                <w:rtl w:val="0"/>
-              </w:rPr>
-              <w:t xml:space="preserve">:  </w:t>
-            </w:r>
-            <w:r>
-              <w:rPr>
-                <w:rtl w:val="0"/>
-              </w:rPr>
-            </w:r>
-          </w:p>
-        </w:tc>
-      </w:tr>
-      <w:tr>
-        <w:trPr>
-          <w:cantSplit w:val="0"/>
-          <w:trHeight w:val="234" w:hRule="atLeast"/>
-          <w:tblHeader w:val="0"/>
-        </w:trPr>
-        <w:tc>
-          <w:tcPr>
-            <w:gridSpan w:val="2"/>
-            <w:shd w:fill="e0e0e0" w:val="clear"/>
-          </w:tcPr>
-          <w:p>
-            <w:pPr>
-              <w:widowControl w:val="0"/>
-              <w:spacing w:before="3" w:line="240" w:lineRule="auto"/>
-              <w:ind w:left="915" w:firstLine="0"/>
-              <w:rPr>
-                <w:rFonts w:ascii="Verdana" w:cs="Verdana" w:eastAsia="Verdana" w:hAnsi="Verdana"/>
-                <w:sz w:val="14"/>
-                <w:szCs w:val="14"/>
-              </w:rPr>
-            </w:pPr>
-            <w:r>
-              <w:rPr>
-                <w:rFonts w:ascii="Verdana" w:cs="Verdana" w:eastAsia="Verdana" w:hAnsi="Verdana"/>
-                <w:sz w:val="18"/>
-                <w:szCs w:val="18"/>
-                <w:rtl w:val="0"/>
-              </w:rPr>
-              <w:t xml:space="preserve">J</w:t>
-            </w:r>
-            <w:r>
-              <w:rPr>
-                <w:rFonts w:ascii="Verdana" w:cs="Verdana" w:eastAsia="Verdana" w:hAnsi="Verdana"/>
-                <w:sz w:val="14"/>
-                <w:szCs w:val="14"/>
-                <w:rtl w:val="0"/>
-              </w:rPr>
-              <w:t xml:space="preserve">USTIFICACIÓN </w:t>
-            </w:r>
-            <w:r>
-              <w:rPr>
-                <w:rFonts w:ascii="Verdana" w:cs="Verdana" w:eastAsia="Verdana" w:hAnsi="Verdana"/>
-                <w:sz w:val="18"/>
-                <w:szCs w:val="18"/>
-                <w:rtl w:val="0"/>
-              </w:rPr>
-              <w:t xml:space="preserve">C</w:t>
-            </w:r>
-            <w:r>
-              <w:rPr>
-                <w:rFonts w:ascii="Verdana" w:cs="Verdana" w:eastAsia="Verdana" w:hAnsi="Verdana"/>
-                <w:sz w:val="14"/>
-                <w:szCs w:val="14"/>
-                <w:rtl w:val="0"/>
-              </w:rPr>
-              <w:t xml:space="preserve">UALITATIVA</w:t>
-            </w:r>
-          </w:p>
-        </w:tc>
-        <w:tc>
-          <w:tcPr>
-            <w:gridSpan w:val="3"/>
-            <w:shd w:fill="e0e0e0" w:val="clear"/>
-          </w:tcPr>
-          <w:p>
-            <w:pPr>
-              <w:widowControl w:val="0"/>
-              <w:spacing w:before="3" w:line="240" w:lineRule="auto"/>
-              <w:ind w:left="1071" w:firstLine="0"/>
-              <w:rPr>
-                <w:rFonts w:ascii="Verdana" w:cs="Verdana" w:eastAsia="Verdana" w:hAnsi="Verdana"/>
-                <w:sz w:val="14"/>
-                <w:szCs w:val="14"/>
-              </w:rPr>
-            </w:pPr>
-            <w:r>
-              <w:rPr>
-                <w:rFonts w:ascii="Verdana" w:cs="Verdana" w:eastAsia="Verdana" w:hAnsi="Verdana"/>
-                <w:sz w:val="18"/>
-                <w:szCs w:val="18"/>
-                <w:rtl w:val="0"/>
-              </w:rPr>
-              <w:t xml:space="preserve">J</w:t>
-            </w:r>
-            <w:r>
-              <w:rPr>
-                <w:rFonts w:ascii="Verdana" w:cs="Verdana" w:eastAsia="Verdana" w:hAnsi="Verdana"/>
-                <w:sz w:val="14"/>
-                <w:szCs w:val="14"/>
-                <w:rtl w:val="0"/>
-              </w:rPr>
-              <w:t xml:space="preserve">USTIFICACIÓN </w:t>
-            </w:r>
-            <w:r>
-              <w:rPr>
-                <w:rFonts w:ascii="Verdana" w:cs="Verdana" w:eastAsia="Verdana" w:hAnsi="Verdana"/>
-                <w:sz w:val="18"/>
-                <w:szCs w:val="18"/>
-                <w:rtl w:val="0"/>
-              </w:rPr>
-              <w:t xml:space="preserve">C</w:t>
-            </w:r>
-            <w:r>
-              <w:rPr>
-                <w:rFonts w:ascii="Verdana" w:cs="Verdana" w:eastAsia="Verdana" w:hAnsi="Verdana"/>
-                <w:sz w:val="14"/>
-                <w:szCs w:val="14"/>
-                <w:rtl w:val="0"/>
-              </w:rPr>
-              <w:t xml:space="preserve">UANTITATIVA</w:t>
-            </w:r>
-          </w:p>
-        </w:tc>
-      </w:tr>
-      <w:tr>
-        <w:trPr>
-          <w:cantSplit w:val="0"/>
-          <w:trHeight w:val="240" w:hRule="atLeast"/>
-          <w:tblHeader w:val="0"/>
-        </w:trPr>
-        <w:tc>
-          <w:tcPr>
-            <w:gridSpan w:val="2"/>
-          </w:tcPr>
-          <w:p>
-            <w:pPr>
-              <w:widowControl w:val="0"/>
-              <w:spacing w:line="205" w:lineRule="auto"/>
-              <w:rPr>
-                <w:sz w:val="18"/>
-                <w:szCs w:val="18"/>
-              </w:rPr>
-            </w:pPr>
-            <w:r>
-              <w:rPr>
-                <w:rtl w:val="0"/>
-              </w:rPr>
-            </w:r>
-          </w:p>
-        </w:tc>
-        <w:tc>
-          <w:tcPr>
-            <w:gridSpan w:val="2"/>
-          </w:tcPr>
-          <w:p>
-            <w:pPr>
-              <w:widowControl w:val="0"/>
-              <w:spacing w:before="2" w:line="240" w:lineRule="auto"/>
-              <w:ind w:left="131" w:firstLine="0"/>
-              <w:rPr>
-                <w:rFonts w:ascii="Verdana" w:cs="Verdana" w:eastAsia="Verdana" w:hAnsi="Verdana"/>
-                <w:sz w:val="18"/>
-                <w:szCs w:val="18"/>
-              </w:rPr>
-            </w:pPr>
-            <w:r>
-              <w:rPr>
-                <w:rtl w:val="0"/>
-              </w:rPr>
-            </w:r>
-          </w:p>
-        </w:tc>
-        <w:tc>
-          <w:tcPr/>
-          <w:p>
-            <w:pPr>
-              <w:widowControl w:val="0"/>
-              <w:spacing w:line="240" w:lineRule="auto"/>
-              <w:rPr>
-                <w:rFonts w:ascii="Calibri" w:cs="Calibri" w:eastAsia="Calibri" w:hAnsi="Calibri"/>
-              </w:rPr>
-            </w:pPr>
-            <w:r>
-              <w:rPr>
-                <w:rtl w:val="0"/>
-              </w:rPr>
-            </w:r>
-          </w:p>
-        </w:tc>
-      </w:tr>
-      <w:tr>
-        <w:trPr>
-          <w:cantSplit w:val="0"/>
-          <w:trHeight w:val="238" w:hRule="atLeast"/>
-          <w:tblHeader w:val="0"/>
-        </w:trPr>
-        <w:tc>
-          <w:tcPr>
-            <w:gridSpan w:val="2"/>
-          </w:tcPr>
-          <w:p>
-            <w:pPr>
-              <w:widowControl w:val="0"/>
-              <w:spacing w:line="203" w:lineRule="auto"/>
-              <w:ind w:left="63" w:firstLine="0"/>
-              <w:rPr>
-                <w:sz w:val="18"/>
-                <w:szCs w:val="18"/>
-              </w:rPr>
-            </w:pPr>
-            <w:r>
-              <w:rPr>
-                <w:rtl w:val="0"/>
-              </w:rPr>
-            </w:r>
-          </w:p>
-        </w:tc>
-        <w:tc>
-          <w:tcPr>
-            <w:gridSpan w:val="2"/>
-          </w:tcPr>
-          <w:p>
-            <w:pPr>
-              <w:widowControl w:val="0"/>
-              <w:spacing w:line="240" w:lineRule="auto"/>
-              <w:ind w:left="169" w:firstLine="0"/>
-              <w:rPr>
-                <w:rFonts w:ascii="Verdana" w:cs="Verdana" w:eastAsia="Verdana" w:hAnsi="Verdana"/>
-                <w:sz w:val="18"/>
-                <w:szCs w:val="18"/>
-              </w:rPr>
-            </w:pPr>
-            <w:r>
-              <w:rPr>
-                <w:rtl w:val="0"/>
-              </w:rPr>
-            </w:r>
-          </w:p>
-        </w:tc>
-        <w:tc>
-          <w:tcPr/>
-          <w:p>
-            <w:pPr>
-              <w:widowControl w:val="0"/>
-              <w:spacing w:line="240" w:lineRule="auto"/>
-              <w:rPr>
-                <w:rFonts w:ascii="Calibri" w:cs="Calibri" w:eastAsia="Calibri" w:hAnsi="Calibri"/>
-              </w:rPr>
-            </w:pPr>
-            <w:r>
-              <w:rPr>
-                <w:rtl w:val="0"/>
-              </w:rPr>
-            </w:r>
-          </w:p>
-        </w:tc>
-      </w:tr>
-      <w:tr>
-        <w:trPr>
-          <w:cantSplit w:val="0"/>
-          <w:trHeight w:val="418" w:hRule="atLeast"/>
-          <w:tblHeader w:val="0"/>
-        </w:trPr>
-        <w:tc>
-          <w:tcPr>
-            <w:gridSpan w:val="2"/>
-          </w:tcPr>
-          <w:p>
-            <w:pPr>
-              <w:widowControl w:val="0"/>
-              <w:spacing w:before="1" w:line="204" w:lineRule="auto"/>
-              <w:ind w:left="63" w:right="64" w:firstLine="0"/>
-              <w:rPr>
-                <w:sz w:val="18"/>
-                <w:szCs w:val="18"/>
-              </w:rPr>
-            </w:pPr>
-            <w:r>
-              <w:rPr>
-                <w:rtl w:val="0"/>
-              </w:rPr>
-            </w:r>
-          </w:p>
-        </w:tc>
-        <w:tc>
-          <w:tcPr>
-            <w:gridSpan w:val="2"/>
-          </w:tcPr>
-          <w:p>
-            <w:pPr>
-              <w:widowControl w:val="0"/>
-              <w:spacing w:line="240" w:lineRule="auto"/>
-              <w:jc w:val="center"/>
-              <w:rPr>
-                <w:rFonts w:ascii="Verdana" w:cs="Verdana" w:eastAsia="Verdana" w:hAnsi="Verdana"/>
-                <w:sz w:val="18"/>
-                <w:szCs w:val="18"/>
-              </w:rPr>
-            </w:pPr>
-            <w:r>
-              <w:rPr>
-                <w:rtl w:val="0"/>
-              </w:rPr>
-            </w:r>
-          </w:p>
-        </w:tc>
-        <w:tc>
-          <w:tcPr/>
-          <w:p>
-            <w:pPr>
-              <w:widowControl w:val="0"/>
-              <w:spacing w:line="240" w:lineRule="auto"/>
-              <w:rPr>
-                <w:rFonts w:ascii="Calibri" w:cs="Calibri" w:eastAsia="Calibri" w:hAnsi="Calibri"/>
-              </w:rPr>
-            </w:pPr>
-            <w:r>
-              <w:rPr>
-                <w:rtl w:val="0"/>
-              </w:rPr>
-            </w:r>
-          </w:p>
-        </w:tc>
-      </w:tr>
-      <w:tr>
-        <w:trPr>
-          <w:cantSplit w:val="0"/>
-          <w:trHeight w:val="238" w:hRule="atLeast"/>
-          <w:tblHeader w:val="0"/>
-        </w:trPr>
-        <w:tc>
-          <w:tcPr>
-            <w:gridSpan w:val="2"/>
-          </w:tcPr>
-          <w:p>
-            <w:pPr>
-              <w:widowControl w:val="0"/>
-              <w:spacing w:line="240" w:lineRule="auto"/>
-              <w:rPr>
-                <w:rFonts w:ascii="Calibri" w:cs="Calibri" w:eastAsia="Calibri" w:hAnsi="Calibri"/>
-              </w:rPr>
-            </w:pPr>
-            <w:r>
-              <w:rPr>
-                <w:rtl w:val="0"/>
-              </w:rPr>
-            </w:r>
-          </w:p>
-        </w:tc>
-        <w:tc>
-          <w:tcPr>
-            <w:gridSpan w:val="2"/>
-          </w:tcPr>
-          <w:p>
-            <w:pPr>
-              <w:widowControl w:val="0"/>
-              <w:spacing w:line="240" w:lineRule="auto"/>
-              <w:jc w:val="center"/>
-              <w:rPr>
-                <w:rFonts w:ascii="Verdana" w:cs="Verdana" w:eastAsia="Verdana" w:hAnsi="Verdana"/>
-                <w:sz w:val="18"/>
-                <w:szCs w:val="18"/>
-              </w:rPr>
-            </w:pPr>
-            <w:r>
-              <w:rPr>
-                <w:rtl w:val="0"/>
-              </w:rPr>
-            </w:r>
-          </w:p>
-        </w:tc>
-        <w:tc>
-          <w:tcPr/>
-          <w:p>
-            <w:pPr>
-              <w:widowControl w:val="0"/>
-              <w:spacing w:line="240" w:lineRule="auto"/>
-              <w:rPr>
-                <w:rFonts w:ascii="Calibri" w:cs="Calibri" w:eastAsia="Calibri" w:hAnsi="Calibri"/>
-              </w:rPr>
-            </w:pPr>
-            <w:r>
-              <w:rPr>
-                <w:rtl w:val="0"/>
-              </w:rPr>
-            </w:r>
-          </w:p>
-        </w:tc>
-      </w:tr>
-      <w:tr>
-        <w:trPr>
-          <w:cantSplit w:val="0"/>
-          <w:trHeight w:val="238" w:hRule="atLeast"/>
-          <w:tblHeader w:val="0"/>
-        </w:trPr>
-        <w:tc>
-          <w:tcPr>
-            <w:gridSpan w:val="2"/>
-          </w:tcPr>
-          <w:p>
-            <w:pPr>
-              <w:widowControl w:val="0"/>
-              <w:spacing w:line="240" w:lineRule="auto"/>
-              <w:rPr>
-                <w:rFonts w:ascii="Calibri" w:cs="Calibri" w:eastAsia="Calibri" w:hAnsi="Calibri"/>
-              </w:rPr>
-            </w:pPr>
-            <w:r>
-              <w:rPr>
-                <w:rtl w:val="0"/>
-              </w:rPr>
-            </w:r>
-          </w:p>
-        </w:tc>
-        <w:tc>
-          <w:tcPr>
-            <w:gridSpan w:val="2"/>
-          </w:tcPr>
-          <w:p>
-            <w:pPr>
-              <w:widowControl w:val="0"/>
-              <w:spacing w:line="240" w:lineRule="auto"/>
-              <w:ind w:right="1"/>
-              <w:jc w:val="center"/>
-              <w:rPr>
-                <w:rFonts w:ascii="Verdana" w:cs="Verdana" w:eastAsia="Verdana" w:hAnsi="Verdana"/>
-                <w:sz w:val="18"/>
-                <w:szCs w:val="18"/>
-              </w:rPr>
-            </w:pPr>
-            <w:r>
-              <w:rPr>
-                <w:rtl w:val="0"/>
-              </w:rPr>
-            </w:r>
-          </w:p>
-        </w:tc>
-        <w:tc>
-          <w:tcPr/>
-          <w:p>
-            <w:pPr>
-              <w:widowControl w:val="0"/>
-              <w:spacing w:line="240" w:lineRule="auto"/>
-              <w:rPr>
-                <w:rFonts w:ascii="Calibri" w:cs="Calibri" w:eastAsia="Calibri" w:hAnsi="Calibri"/>
-              </w:rPr>
-            </w:pPr>
-            <w:r>
-              <w:rPr>
-                <w:rtl w:val="0"/>
-              </w:rPr>
             </w:r>
           </w:p>
         </w:tc>
@@ -2365,13 +1808,7 @@
     </w:p>
     <w:p>
       <w:pPr>
-        <w:widowControl w:val="0"/>
-        <w:spacing w:before="6" w:line="260" w:lineRule="auto"/>
-        <w:rPr>
-          <w:rFonts w:ascii="Calibri" w:cs="Calibri" w:eastAsia="Calibri" w:hAnsi="Calibri"/>
-          <w:sz w:val="26"/>
-          <w:szCs w:val="26"/>
-        </w:rPr>
+        <w:rPr/>
       </w:pPr>
       <w:r>
         <w:rPr>
@@ -2382,7 +1819,7 @@
     <w:tbl>
       <w:tblPr>
         <w:tblStyle w:val="Table4"/>
-        <w:tblW w:w="8968.0" w:type="dxa"/>
+        <w:tblW w:w="6900.0" w:type="dxa"/>
         <w:jc w:val="left"/>
         <w:tblInd w:w="273.0" w:type="dxa"/>
         <w:tblBorders>
@@ -2397,14 +1834,12 @@
         <w:tblLook w:val="0000"/>
       </w:tblPr>
       <w:tblGrid>
-        <w:gridCol w:w="1565"/>
-        <w:gridCol w:w="2725"/>
-        <w:gridCol w:w="4678"/>
+        <w:gridCol w:w="1560"/>
+        <w:gridCol w:w="5340"/>
         <w:tblGridChange w:id="0">
           <w:tblGrid>
-            <w:gridCol w:w="1565"/>
-            <w:gridCol w:w="2725"/>
-            <w:gridCol w:w="4678"/>
+            <w:gridCol w:w="1560"/>
+            <w:gridCol w:w="5340"/>
           </w:tblGrid>
         </w:tblGridChange>
       </w:tblGrid>
@@ -2416,7 +1851,7 @@
         </w:trPr>
         <w:tc>
           <w:tcPr>
-            <w:gridSpan w:val="3"/>
+            <w:gridSpan w:val="2"/>
             <w:shd w:fill="00b0f0" w:val="clear"/>
           </w:tcPr>
           <w:p>
@@ -2425,87 +1860,87 @@
               <w:spacing w:line="240" w:lineRule="auto"/>
               <w:ind w:left="3" w:firstLine="0"/>
               <w:rPr>
-                <w:rFonts w:ascii="Verdana" w:cs="Verdana" w:eastAsia="Verdana" w:hAnsi="Verdana"/>
-                <w:sz w:val="16"/>
-                <w:szCs w:val="16"/>
-              </w:rPr>
-            </w:pPr>
-            <w:r>
-              <w:rPr>
-                <w:rFonts w:ascii="Verdana" w:cs="Verdana" w:eastAsia="Verdana" w:hAnsi="Verdana"/>
-                <w:color w:val="ffffff"/>
-                <w:sz w:val="20"/>
-                <w:szCs w:val="20"/>
+                <w:rFonts w:ascii="Calibri" w:cs="Calibri" w:eastAsia="Calibri" w:hAnsi="Calibri"/>
+                <w:b w:val="1"/>
+                <w:bCs w:val="1"/>
+              </w:rPr>
+            </w:pPr>
+            <w:r>
+              <w:rPr>
+                <w:rFonts w:ascii="Calibri" w:cs="Calibri" w:eastAsia="Calibri" w:hAnsi="Calibri"/>
+                <w:b w:val="1"/>
+                <w:bCs w:val="1"/>
+                <w:color w:val="ffffff"/>
                 <w:rtl w:val="0"/>
               </w:rPr>
               <w:t xml:space="preserve">D</w:t>
             </w:r>
             <w:r>
               <w:rPr>
-                <w:rFonts w:ascii="Verdana" w:cs="Verdana" w:eastAsia="Verdana" w:hAnsi="Verdana"/>
-                <w:color w:val="ffffff"/>
-                <w:sz w:val="16"/>
-                <w:szCs w:val="16"/>
+                <w:rFonts w:ascii="Calibri" w:cs="Calibri" w:eastAsia="Calibri" w:hAnsi="Calibri"/>
+                <w:b w:val="1"/>
+                <w:bCs w:val="1"/>
+                <w:color w:val="ffffff"/>
                 <w:rtl w:val="0"/>
               </w:rPr>
               <w:t xml:space="preserve">ESIGNACIÓN DEL </w:t>
             </w:r>
             <w:r>
               <w:rPr>
-                <w:rFonts w:ascii="Verdana" w:cs="Verdana" w:eastAsia="Verdana" w:hAnsi="Verdana"/>
-                <w:color w:val="ffffff"/>
-                <w:sz w:val="20"/>
-                <w:szCs w:val="20"/>
+                <w:rFonts w:ascii="Calibri" w:cs="Calibri" w:eastAsia="Calibri" w:hAnsi="Calibri"/>
+                <w:b w:val="1"/>
+                <w:bCs w:val="1"/>
+                <w:color w:val="ffffff"/>
                 <w:rtl w:val="0"/>
               </w:rPr>
               <w:t xml:space="preserve">P</w:t>
             </w:r>
             <w:r>
               <w:rPr>
-                <w:rFonts w:ascii="Verdana" w:cs="Verdana" w:eastAsia="Verdana" w:hAnsi="Verdana"/>
-                <w:color w:val="ffffff"/>
-                <w:sz w:val="16"/>
-                <w:szCs w:val="16"/>
+                <w:rFonts w:ascii="Calibri" w:cs="Calibri" w:eastAsia="Calibri" w:hAnsi="Calibri"/>
+                <w:b w:val="1"/>
+                <w:bCs w:val="1"/>
+                <w:color w:val="ffffff"/>
                 <w:rtl w:val="0"/>
               </w:rPr>
               <w:t xml:space="preserve">ROJECT </w:t>
             </w:r>
             <w:r>
               <w:rPr>
-                <w:rFonts w:ascii="Verdana" w:cs="Verdana" w:eastAsia="Verdana" w:hAnsi="Verdana"/>
-                <w:color w:val="ffffff"/>
-                <w:sz w:val="20"/>
-                <w:szCs w:val="20"/>
+                <w:rFonts w:ascii="Calibri" w:cs="Calibri" w:eastAsia="Calibri" w:hAnsi="Calibri"/>
+                <w:b w:val="1"/>
+                <w:bCs w:val="1"/>
+                <w:color w:val="ffffff"/>
                 <w:rtl w:val="0"/>
               </w:rPr>
               <w:t xml:space="preserve">M</w:t>
             </w:r>
             <w:r>
               <w:rPr>
-                <w:rFonts w:ascii="Verdana" w:cs="Verdana" w:eastAsia="Verdana" w:hAnsi="Verdana"/>
-                <w:color w:val="ffffff"/>
-                <w:sz w:val="16"/>
-                <w:szCs w:val="16"/>
+                <w:rFonts w:ascii="Calibri" w:cs="Calibri" w:eastAsia="Calibri" w:hAnsi="Calibri"/>
+                <w:b w:val="1"/>
+                <w:bCs w:val="1"/>
+                <w:color w:val="ffffff"/>
                 <w:rtl w:val="0"/>
               </w:rPr>
               <w:t xml:space="preserve">ANAGER DEL </w:t>
             </w:r>
             <w:r>
               <w:rPr>
-                <w:rFonts w:ascii="Verdana" w:cs="Verdana" w:eastAsia="Verdana" w:hAnsi="Verdana"/>
-                <w:color w:val="ffffff"/>
-                <w:sz w:val="20"/>
-                <w:szCs w:val="20"/>
+                <w:rFonts w:ascii="Calibri" w:cs="Calibri" w:eastAsia="Calibri" w:hAnsi="Calibri"/>
+                <w:b w:val="1"/>
+                <w:bCs w:val="1"/>
+                <w:color w:val="ffffff"/>
                 <w:rtl w:val="0"/>
               </w:rPr>
               <w:t xml:space="preserve">P</w:t>
             </w:r>
             <w:r>
               <w:rPr>
-                <w:rFonts w:ascii="Verdana" w:cs="Verdana" w:eastAsia="Verdana" w:hAnsi="Verdana"/>
-                <w:color w:val="ffffff"/>
-                <w:sz w:val="16"/>
-                <w:szCs w:val="16"/>
+                <w:rFonts w:ascii="Calibri" w:cs="Calibri" w:eastAsia="Calibri" w:hAnsi="Calibri"/>
+                <w:b w:val="1"/>
+                <w:bCs w:val="1"/>
+                <w:color w:val="ffffff"/>
                 <w:rtl w:val="0"/>
               </w:rPr>
               <w:t xml:space="preserve">ROYECTO</w:t>
@@ -2534,25 +1969,19 @@
               <w:spacing w:before="15" w:line="216" w:lineRule="auto"/>
               <w:ind w:left="3" w:firstLine="0"/>
               <w:rPr>
-                <w:rFonts w:ascii="Verdana" w:cs="Verdana" w:eastAsia="Verdana" w:hAnsi="Verdana"/>
-                <w:sz w:val="14"/>
-                <w:szCs w:val="14"/>
-              </w:rPr>
-            </w:pPr>
-            <w:r>
-              <w:rPr>
-                <w:rFonts w:ascii="Verdana" w:cs="Verdana" w:eastAsia="Verdana" w:hAnsi="Verdana"/>
-                <w:sz w:val="18"/>
-                <w:szCs w:val="18"/>
+                <w:rFonts w:ascii="Calibri" w:cs="Calibri" w:eastAsia="Calibri" w:hAnsi="Calibri"/>
+              </w:rPr>
+            </w:pPr>
+            <w:r>
+              <w:rPr>
+                <w:rFonts w:ascii="Calibri" w:cs="Calibri" w:eastAsia="Calibri" w:hAnsi="Calibri"/>
                 <w:rtl w:val="0"/>
               </w:rPr>
               <w:t xml:space="preserve">N</w:t>
             </w:r>
             <w:r>
               <w:rPr>
-                <w:rFonts w:ascii="Verdana" w:cs="Verdana" w:eastAsia="Verdana" w:hAnsi="Verdana"/>
-                <w:sz w:val="14"/>
-                <w:szCs w:val="14"/>
+                <w:rFonts w:ascii="Calibri" w:cs="Calibri" w:eastAsia="Calibri" w:hAnsi="Calibri"/>
                 <w:rtl w:val="0"/>
               </w:rPr>
               <w:t xml:space="preserve">OMBRE</w:t>
@@ -2567,50 +1996,15 @@
               <w:spacing w:before="19" w:line="240" w:lineRule="auto"/>
               <w:ind w:left="68" w:firstLine="0"/>
               <w:rPr>
-                <w:rFonts w:ascii="Verdana" w:cs="Verdana" w:eastAsia="Verdana" w:hAnsi="Verdana"/>
-                <w:sz w:val="18"/>
-                <w:szCs w:val="18"/>
-              </w:rPr>
-            </w:pPr>
-            <w:r>
-              <w:rPr>
-                <w:rtl w:val="0"/>
-              </w:rPr>
-            </w:r>
-          </w:p>
-        </w:tc>
-        <w:tc>
-          <w:tcPr>
-            <w:shd w:fill="e0e0e0" w:val="clear"/>
-          </w:tcPr>
-          <w:p>
-            <w:pPr>
-              <w:widowControl w:val="0"/>
-              <w:spacing w:before="15" w:line="240" w:lineRule="auto"/>
-              <w:ind w:left="36" w:firstLine="0"/>
-              <w:rPr>
-                <w:rFonts w:ascii="Verdana" w:cs="Verdana" w:eastAsia="Verdana" w:hAnsi="Verdana"/>
-                <w:sz w:val="14"/>
-                <w:szCs w:val="14"/>
-              </w:rPr>
-            </w:pPr>
-            <w:r>
-              <w:rPr>
-                <w:rFonts w:ascii="Verdana" w:cs="Verdana" w:eastAsia="Verdana" w:hAnsi="Verdana"/>
-                <w:sz w:val="18"/>
-                <w:szCs w:val="18"/>
-                <w:rtl w:val="0"/>
-              </w:rPr>
-              <w:t xml:space="preserve">N</w:t>
-            </w:r>
-            <w:r>
-              <w:rPr>
-                <w:rFonts w:ascii="Verdana" w:cs="Verdana" w:eastAsia="Verdana" w:hAnsi="Verdana"/>
-                <w:sz w:val="14"/>
-                <w:szCs w:val="14"/>
-                <w:rtl w:val="0"/>
-              </w:rPr>
-              <w:t xml:space="preserve">IVELES DE AUTORIDAD</w:t>
+                <w:rFonts w:ascii="Calibri" w:cs="Calibri" w:eastAsia="Calibri" w:hAnsi="Calibri"/>
+              </w:rPr>
+            </w:pPr>
+            <w:r>
+              <w:rPr>
+                <w:rFonts w:ascii="Calibri" w:cs="Calibri" w:eastAsia="Calibri" w:hAnsi="Calibri"/>
+                <w:rtl w:val="0"/>
+              </w:rPr>
+              <w:t xml:space="preserve">Luis Guevara</w:t>
             </w:r>
           </w:p>
         </w:tc>
@@ -2631,25 +2025,19 @@
               <w:spacing w:line="216" w:lineRule="auto"/>
               <w:ind w:left="3" w:firstLine="0"/>
               <w:rPr>
-                <w:rFonts w:ascii="Verdana" w:cs="Verdana" w:eastAsia="Verdana" w:hAnsi="Verdana"/>
-                <w:sz w:val="14"/>
-                <w:szCs w:val="14"/>
-              </w:rPr>
-            </w:pPr>
-            <w:r>
-              <w:rPr>
-                <w:rFonts w:ascii="Verdana" w:cs="Verdana" w:eastAsia="Verdana" w:hAnsi="Verdana"/>
-                <w:sz w:val="18"/>
-                <w:szCs w:val="18"/>
+                <w:rFonts w:ascii="Calibri" w:cs="Calibri" w:eastAsia="Calibri" w:hAnsi="Calibri"/>
+              </w:rPr>
+            </w:pPr>
+            <w:r>
+              <w:rPr>
+                <w:rFonts w:ascii="Calibri" w:cs="Calibri" w:eastAsia="Calibri" w:hAnsi="Calibri"/>
                 <w:rtl w:val="0"/>
               </w:rPr>
               <w:t xml:space="preserve">R</w:t>
             </w:r>
             <w:r>
               <w:rPr>
-                <w:rFonts w:ascii="Verdana" w:cs="Verdana" w:eastAsia="Verdana" w:hAnsi="Verdana"/>
-                <w:sz w:val="14"/>
-                <w:szCs w:val="14"/>
+                <w:rFonts w:ascii="Calibri" w:cs="Calibri" w:eastAsia="Calibri" w:hAnsi="Calibri"/>
                 <w:rtl w:val="0"/>
               </w:rPr>
               <w:t xml:space="preserve">EPORTA A</w:t>
@@ -2664,36 +2052,15 @@
               <w:spacing w:before="19" w:line="240" w:lineRule="auto"/>
               <w:ind w:left="68" w:firstLine="0"/>
               <w:rPr>
-                <w:rFonts w:ascii="Verdana" w:cs="Verdana" w:eastAsia="Verdana" w:hAnsi="Verdana"/>
-                <w:sz w:val="18"/>
-                <w:szCs w:val="18"/>
-              </w:rPr>
-            </w:pPr>
-            <w:r>
-              <w:rPr>
-                <w:rtl w:val="0"/>
-              </w:rPr>
-            </w:r>
-          </w:p>
-        </w:tc>
-        <w:tc>
-          <w:tcPr>
-            <w:vMerge w:val="restart"/>
-          </w:tcPr>
-          <w:p>
-            <w:pPr>
-              <w:widowControl w:val="0"/>
-              <w:spacing w:line="240" w:lineRule="auto"/>
-              <w:ind w:left="63" w:firstLine="0"/>
-              <w:rPr>
-                <w:sz w:val="18"/>
-                <w:szCs w:val="18"/>
-              </w:rPr>
-            </w:pPr>
-            <w:r>
-              <w:rPr>
-                <w:rtl w:val="0"/>
-              </w:rPr>
+                <w:rFonts w:ascii="Calibri" w:cs="Calibri" w:eastAsia="Calibri" w:hAnsi="Calibri"/>
+              </w:rPr>
+            </w:pPr>
+            <w:r>
+              <w:rPr>
+                <w:rFonts w:ascii="Calibri" w:cs="Calibri" w:eastAsia="Calibri" w:hAnsi="Calibri"/>
+                <w:rtl w:val="0"/>
+              </w:rPr>
+              <w:t xml:space="preserve">Jeanmarco Rosales</w:t>
             </w:r>
           </w:p>
         </w:tc>
@@ -2714,25 +2081,19 @@
               <w:spacing w:line="218" w:lineRule="auto"/>
               <w:ind w:left="3" w:firstLine="0"/>
               <w:rPr>
-                <w:rFonts w:ascii="Verdana" w:cs="Verdana" w:eastAsia="Verdana" w:hAnsi="Verdana"/>
-                <w:sz w:val="14"/>
-                <w:szCs w:val="14"/>
-              </w:rPr>
-            </w:pPr>
-            <w:r>
-              <w:rPr>
-                <w:rFonts w:ascii="Verdana" w:cs="Verdana" w:eastAsia="Verdana" w:hAnsi="Verdana"/>
-                <w:sz w:val="18"/>
-                <w:szCs w:val="18"/>
+                <w:rFonts w:ascii="Calibri" w:cs="Calibri" w:eastAsia="Calibri" w:hAnsi="Calibri"/>
+              </w:rPr>
+            </w:pPr>
+            <w:r>
+              <w:rPr>
+                <w:rFonts w:ascii="Calibri" w:cs="Calibri" w:eastAsia="Calibri" w:hAnsi="Calibri"/>
                 <w:rtl w:val="0"/>
               </w:rPr>
               <w:t xml:space="preserve">S</w:t>
             </w:r>
             <w:r>
               <w:rPr>
-                <w:rFonts w:ascii="Verdana" w:cs="Verdana" w:eastAsia="Verdana" w:hAnsi="Verdana"/>
-                <w:sz w:val="14"/>
-                <w:szCs w:val="14"/>
+                <w:rFonts w:ascii="Calibri" w:cs="Calibri" w:eastAsia="Calibri" w:hAnsi="Calibri"/>
                 <w:rtl w:val="0"/>
               </w:rPr>
               <w:t xml:space="preserve">UPERVISA A</w:t>
@@ -2748,35 +2109,15 @@
               <w:ind w:left="63" w:right="64" w:firstLine="0"/>
               <w:jc w:val="both"/>
               <w:rPr>
-                <w:rFonts w:ascii="Verdana" w:cs="Verdana" w:eastAsia="Verdana" w:hAnsi="Verdana"/>
-                <w:sz w:val="18"/>
-                <w:szCs w:val="18"/>
-              </w:rPr>
-            </w:pPr>
-            <w:r>
-              <w:rPr>
-                <w:rtl w:val="0"/>
-              </w:rPr>
-            </w:r>
-          </w:p>
-        </w:tc>
-        <w:tc>
-          <w:tcPr>
-            <w:vMerge w:val="continue"/>
-          </w:tcPr>
-          <w:p>
-            <w:pPr>
-              <w:widowControl w:val="0"/>
-              <w:rPr>
-                <w:rFonts w:ascii="Verdana" w:cs="Verdana" w:eastAsia="Verdana" w:hAnsi="Verdana"/>
-                <w:sz w:val="18"/>
-                <w:szCs w:val="18"/>
-              </w:rPr>
-            </w:pPr>
-            <w:r>
-              <w:rPr>
-                <w:rtl w:val="0"/>
-              </w:rPr>
+                <w:rFonts w:ascii="Calibri" w:cs="Calibri" w:eastAsia="Calibri" w:hAnsi="Calibri"/>
+              </w:rPr>
+            </w:pPr>
+            <w:r>
+              <w:rPr>
+                <w:rFonts w:ascii="Calibri" w:cs="Calibri" w:eastAsia="Calibri" w:hAnsi="Calibri"/>
+                <w:rtl w:val="0"/>
+              </w:rPr>
+              <w:t xml:space="preserve">Ivan Nuñez</w:t>
             </w:r>
           </w:p>
         </w:tc>
@@ -2788,8 +2129,6 @@
         <w:spacing w:before="10" w:line="200" w:lineRule="auto"/>
         <w:rPr>
           <w:rFonts w:ascii="Calibri" w:cs="Calibri" w:eastAsia="Calibri" w:hAnsi="Calibri"/>
-          <w:sz w:val="20"/>
-          <w:szCs w:val="20"/>
         </w:rPr>
       </w:pPr>
       <w:r>
@@ -2842,67 +2181,67 @@
               <w:spacing w:line="240" w:lineRule="auto"/>
               <w:ind w:left="36" w:firstLine="0"/>
               <w:rPr>
-                <w:rFonts w:ascii="Verdana" w:cs="Verdana" w:eastAsia="Verdana" w:hAnsi="Verdana"/>
-                <w:sz w:val="16"/>
-                <w:szCs w:val="16"/>
-              </w:rPr>
-            </w:pPr>
-            <w:r>
-              <w:rPr>
-                <w:rFonts w:ascii="Verdana" w:cs="Verdana" w:eastAsia="Verdana" w:hAnsi="Verdana"/>
-                <w:color w:val="ffffff"/>
-                <w:sz w:val="20"/>
-                <w:szCs w:val="20"/>
+                <w:rFonts w:ascii="Calibri" w:cs="Calibri" w:eastAsia="Calibri" w:hAnsi="Calibri"/>
+                <w:b w:val="1"/>
+                <w:bCs w:val="1"/>
+              </w:rPr>
+            </w:pPr>
+            <w:r>
+              <w:rPr>
+                <w:rFonts w:ascii="Calibri" w:cs="Calibri" w:eastAsia="Calibri" w:hAnsi="Calibri"/>
+                <w:b w:val="1"/>
+                <w:bCs w:val="1"/>
+                <w:color w:val="ffffff"/>
                 <w:rtl w:val="0"/>
               </w:rPr>
               <w:t xml:space="preserve">C</w:t>
             </w:r>
             <w:r>
               <w:rPr>
-                <w:rFonts w:ascii="Verdana" w:cs="Verdana" w:eastAsia="Verdana" w:hAnsi="Verdana"/>
-                <w:color w:val="ffffff"/>
-                <w:sz w:val="16"/>
-                <w:szCs w:val="16"/>
+                <w:rFonts w:ascii="Calibri" w:cs="Calibri" w:eastAsia="Calibri" w:hAnsi="Calibri"/>
+                <w:b w:val="1"/>
+                <w:bCs w:val="1"/>
+                <w:color w:val="ffffff"/>
                 <w:rtl w:val="0"/>
               </w:rPr>
               <w:t xml:space="preserve">RONOGRAMA DE </w:t>
             </w:r>
             <w:r>
               <w:rPr>
-                <w:rFonts w:ascii="Verdana" w:cs="Verdana" w:eastAsia="Verdana" w:hAnsi="Verdana"/>
-                <w:color w:val="ffffff"/>
-                <w:sz w:val="20"/>
-                <w:szCs w:val="20"/>
+                <w:rFonts w:ascii="Calibri" w:cs="Calibri" w:eastAsia="Calibri" w:hAnsi="Calibri"/>
+                <w:b w:val="1"/>
+                <w:bCs w:val="1"/>
+                <w:color w:val="ffffff"/>
                 <w:rtl w:val="0"/>
               </w:rPr>
               <w:t xml:space="preserve">H</w:t>
             </w:r>
             <w:r>
               <w:rPr>
-                <w:rFonts w:ascii="Verdana" w:cs="Verdana" w:eastAsia="Verdana" w:hAnsi="Verdana"/>
-                <w:color w:val="ffffff"/>
-                <w:sz w:val="16"/>
-                <w:szCs w:val="16"/>
+                <w:rFonts w:ascii="Calibri" w:cs="Calibri" w:eastAsia="Calibri" w:hAnsi="Calibri"/>
+                <w:b w:val="1"/>
+                <w:bCs w:val="1"/>
+                <w:color w:val="ffffff"/>
                 <w:rtl w:val="0"/>
               </w:rPr>
               <w:t xml:space="preserve">ITOS DEL </w:t>
             </w:r>
             <w:r>
               <w:rPr>
-                <w:rFonts w:ascii="Verdana" w:cs="Verdana" w:eastAsia="Verdana" w:hAnsi="Verdana"/>
-                <w:color w:val="ffffff"/>
-                <w:sz w:val="20"/>
-                <w:szCs w:val="20"/>
+                <w:rFonts w:ascii="Calibri" w:cs="Calibri" w:eastAsia="Calibri" w:hAnsi="Calibri"/>
+                <w:b w:val="1"/>
+                <w:bCs w:val="1"/>
+                <w:color w:val="ffffff"/>
                 <w:rtl w:val="0"/>
               </w:rPr>
               <w:t xml:space="preserve">P</w:t>
             </w:r>
             <w:r>
               <w:rPr>
-                <w:rFonts w:ascii="Verdana" w:cs="Verdana" w:eastAsia="Verdana" w:hAnsi="Verdana"/>
-                <w:color w:val="ffffff"/>
-                <w:sz w:val="16"/>
-                <w:szCs w:val="16"/>
+                <w:rFonts w:ascii="Calibri" w:cs="Calibri" w:eastAsia="Calibri" w:hAnsi="Calibri"/>
+                <w:b w:val="1"/>
+                <w:bCs w:val="1"/>
+                <w:color w:val="ffffff"/>
                 <w:rtl w:val="0"/>
               </w:rPr>
               <w:t xml:space="preserve">ROYECTO</w:t>
@@ -2931,61 +2270,47 @@
               <w:spacing w:before="14" w:line="240" w:lineRule="auto"/>
               <w:ind w:left="806" w:firstLine="0"/>
               <w:rPr>
-                <w:rFonts w:ascii="Verdana" w:cs="Verdana" w:eastAsia="Verdana" w:hAnsi="Verdana"/>
-                <w:sz w:val="14"/>
-                <w:szCs w:val="14"/>
-              </w:rPr>
-            </w:pPr>
-            <w:r>
-              <w:rPr>
-                <w:rFonts w:ascii="Verdana" w:cs="Verdana" w:eastAsia="Verdana" w:hAnsi="Verdana"/>
-                <w:sz w:val="18"/>
-                <w:szCs w:val="18"/>
+                <w:rFonts w:ascii="Calibri" w:cs="Calibri" w:eastAsia="Calibri" w:hAnsi="Calibri"/>
+              </w:rPr>
+            </w:pPr>
+            <w:r>
+              <w:rPr>
+                <w:rFonts w:ascii="Calibri" w:cs="Calibri" w:eastAsia="Calibri" w:hAnsi="Calibri"/>
                 <w:rtl w:val="0"/>
               </w:rPr>
               <w:t xml:space="preserve">H</w:t>
             </w:r>
             <w:r>
               <w:rPr>
-                <w:rFonts w:ascii="Verdana" w:cs="Verdana" w:eastAsia="Verdana" w:hAnsi="Verdana"/>
-                <w:sz w:val="14"/>
-                <w:szCs w:val="14"/>
+                <w:rFonts w:ascii="Calibri" w:cs="Calibri" w:eastAsia="Calibri" w:hAnsi="Calibri"/>
                 <w:rtl w:val="0"/>
               </w:rPr>
               <w:t xml:space="preserve">ITO O </w:t>
             </w:r>
             <w:r>
               <w:rPr>
-                <w:rFonts w:ascii="Verdana" w:cs="Verdana" w:eastAsia="Verdana" w:hAnsi="Verdana"/>
-                <w:sz w:val="18"/>
-                <w:szCs w:val="18"/>
+                <w:rFonts w:ascii="Calibri" w:cs="Calibri" w:eastAsia="Calibri" w:hAnsi="Calibri"/>
                 <w:rtl w:val="0"/>
               </w:rPr>
               <w:t xml:space="preserve">E</w:t>
             </w:r>
             <w:r>
               <w:rPr>
-                <w:rFonts w:ascii="Verdana" w:cs="Verdana" w:eastAsia="Verdana" w:hAnsi="Verdana"/>
-                <w:sz w:val="14"/>
-                <w:szCs w:val="14"/>
+                <w:rFonts w:ascii="Calibri" w:cs="Calibri" w:eastAsia="Calibri" w:hAnsi="Calibri"/>
                 <w:rtl w:val="0"/>
               </w:rPr>
               <w:t xml:space="preserve">VENTO </w:t>
             </w:r>
             <w:r>
               <w:rPr>
-                <w:rFonts w:ascii="Verdana" w:cs="Verdana" w:eastAsia="Verdana" w:hAnsi="Verdana"/>
-                <w:sz w:val="18"/>
-                <w:szCs w:val="18"/>
+                <w:rFonts w:ascii="Calibri" w:cs="Calibri" w:eastAsia="Calibri" w:hAnsi="Calibri"/>
                 <w:rtl w:val="0"/>
               </w:rPr>
               <w:t xml:space="preserve">S</w:t>
             </w:r>
             <w:r>
               <w:rPr>
-                <w:rFonts w:ascii="Verdana" w:cs="Verdana" w:eastAsia="Verdana" w:hAnsi="Verdana"/>
-                <w:sz w:val="14"/>
-                <w:szCs w:val="14"/>
+                <w:rFonts w:ascii="Calibri" w:cs="Calibri" w:eastAsia="Calibri" w:hAnsi="Calibri"/>
                 <w:rtl w:val="0"/>
               </w:rPr>
               <w:t xml:space="preserve">IGNIFICATIVO</w:t>
@@ -3002,43 +2327,33 @@
               <w:spacing w:before="14" w:line="240" w:lineRule="auto"/>
               <w:ind w:left="1462" w:firstLine="0"/>
               <w:rPr>
-                <w:rFonts w:ascii="Verdana" w:cs="Verdana" w:eastAsia="Verdana" w:hAnsi="Verdana"/>
-                <w:sz w:val="14"/>
-                <w:szCs w:val="14"/>
-              </w:rPr>
-            </w:pPr>
-            <w:r>
-              <w:rPr>
-                <w:rFonts w:ascii="Verdana" w:cs="Verdana" w:eastAsia="Verdana" w:hAnsi="Verdana"/>
-                <w:sz w:val="18"/>
-                <w:szCs w:val="18"/>
+                <w:rFonts w:ascii="Calibri" w:cs="Calibri" w:eastAsia="Calibri" w:hAnsi="Calibri"/>
+              </w:rPr>
+            </w:pPr>
+            <w:r>
+              <w:rPr>
+                <w:rFonts w:ascii="Calibri" w:cs="Calibri" w:eastAsia="Calibri" w:hAnsi="Calibri"/>
                 <w:rtl w:val="0"/>
               </w:rPr>
               <w:t xml:space="preserve">F</w:t>
             </w:r>
             <w:r>
               <w:rPr>
-                <w:rFonts w:ascii="Verdana" w:cs="Verdana" w:eastAsia="Verdana" w:hAnsi="Verdana"/>
-                <w:sz w:val="14"/>
-                <w:szCs w:val="14"/>
+                <w:rFonts w:ascii="Calibri" w:cs="Calibri" w:eastAsia="Calibri" w:hAnsi="Calibri"/>
                 <w:rtl w:val="0"/>
               </w:rPr>
               <w:t xml:space="preserve">ECHA </w:t>
             </w:r>
             <w:r>
               <w:rPr>
-                <w:rFonts w:ascii="Verdana" w:cs="Verdana" w:eastAsia="Verdana" w:hAnsi="Verdana"/>
-                <w:sz w:val="18"/>
-                <w:szCs w:val="18"/>
+                <w:rFonts w:ascii="Calibri" w:cs="Calibri" w:eastAsia="Calibri" w:hAnsi="Calibri"/>
                 <w:rtl w:val="0"/>
               </w:rPr>
               <w:t xml:space="preserve">P</w:t>
             </w:r>
             <w:r>
               <w:rPr>
-                <w:rFonts w:ascii="Verdana" w:cs="Verdana" w:eastAsia="Verdana" w:hAnsi="Verdana"/>
-                <w:sz w:val="14"/>
-                <w:szCs w:val="14"/>
+                <w:rFonts w:ascii="Calibri" w:cs="Calibri" w:eastAsia="Calibri" w:hAnsi="Calibri"/>
                 <w:rtl w:val="0"/>
               </w:rPr>
               <w:t xml:space="preserve">ROGRAMADA</w:t>
@@ -3064,14 +2379,12 @@
               <w:spacing w:before="12" w:line="240" w:lineRule="auto"/>
               <w:ind w:left="720" w:hanging="360"/>
               <w:rPr>
-                <w:sz w:val="18"/>
-                <w:szCs w:val="18"/>
-              </w:rPr>
-            </w:pPr>
-            <w:r>
-              <w:rPr>
-                <w:sz w:val="18"/>
-                <w:szCs w:val="18"/>
+                <w:rFonts w:ascii="Calibri" w:cs="Calibri" w:eastAsia="Calibri" w:hAnsi="Calibri"/>
+              </w:rPr>
+            </w:pPr>
+            <w:r>
+              <w:rPr>
+                <w:rFonts w:ascii="Calibri" w:cs="Calibri" w:eastAsia="Calibri" w:hAnsi="Calibri"/>
                 <w:rtl w:val="0"/>
               </w:rPr>
               <w:t xml:space="preserve">Hito 1: Análisis</w:t>
@@ -3086,14 +2399,12 @@
               <w:spacing w:before="12" w:line="240" w:lineRule="auto"/>
               <w:ind w:left="63" w:firstLine="0"/>
               <w:rPr>
-                <w:sz w:val="18"/>
-                <w:szCs w:val="18"/>
-              </w:rPr>
-            </w:pPr>
-            <w:r>
-              <w:rPr>
-                <w:sz w:val="18"/>
-                <w:szCs w:val="18"/>
+                <w:rFonts w:ascii="Calibri" w:cs="Calibri" w:eastAsia="Calibri" w:hAnsi="Calibri"/>
+              </w:rPr>
+            </w:pPr>
+            <w:r>
+              <w:rPr>
+                <w:rFonts w:ascii="Calibri" w:cs="Calibri" w:eastAsia="Calibri" w:hAnsi="Calibri"/>
                 <w:rtl w:val="0"/>
               </w:rPr>
               <w:t xml:space="preserve">23/04/2026</w:t>
@@ -3119,14 +2430,12 @@
               <w:spacing w:before="7" w:line="240" w:lineRule="auto"/>
               <w:ind w:left="720" w:hanging="360"/>
               <w:rPr>
-                <w:sz w:val="18"/>
-                <w:szCs w:val="18"/>
-              </w:rPr>
-            </w:pPr>
-            <w:r>
-              <w:rPr>
-                <w:sz w:val="18"/>
-                <w:szCs w:val="18"/>
+                <w:rFonts w:ascii="Calibri" w:cs="Calibri" w:eastAsia="Calibri" w:hAnsi="Calibri"/>
+              </w:rPr>
+            </w:pPr>
+            <w:r>
+              <w:rPr>
+                <w:rFonts w:ascii="Calibri" w:cs="Calibri" w:eastAsia="Calibri" w:hAnsi="Calibri"/>
                 <w:rtl w:val="0"/>
               </w:rPr>
               <w:t xml:space="preserve">Hito 2: Diseño</w:t>
@@ -3141,14 +2450,12 @@
               <w:spacing w:before="7" w:line="240" w:lineRule="auto"/>
               <w:ind w:left="63" w:firstLine="0"/>
               <w:rPr>
-                <w:sz w:val="18"/>
-                <w:szCs w:val="18"/>
-              </w:rPr>
-            </w:pPr>
-            <w:r>
-              <w:rPr>
-                <w:sz w:val="18"/>
-                <w:szCs w:val="18"/>
+                <w:rFonts w:ascii="Calibri" w:cs="Calibri" w:eastAsia="Calibri" w:hAnsi="Calibri"/>
+              </w:rPr>
+            </w:pPr>
+            <w:r>
+              <w:rPr>
+                <w:rFonts w:ascii="Calibri" w:cs="Calibri" w:eastAsia="Calibri" w:hAnsi="Calibri"/>
                 <w:rtl w:val="0"/>
               </w:rPr>
               <w:t xml:space="preserve">07/05/2026</w:t>
@@ -3173,14 +2480,12 @@
               <w:spacing w:line="240" w:lineRule="auto"/>
               <w:ind w:left="720" w:hanging="360"/>
               <w:rPr>
-                <w:sz w:val="18"/>
-                <w:szCs w:val="18"/>
-              </w:rPr>
-            </w:pPr>
-            <w:r>
-              <w:rPr>
-                <w:sz w:val="18"/>
-                <w:szCs w:val="18"/>
+                <w:rFonts w:ascii="Calibri" w:cs="Calibri" w:eastAsia="Calibri" w:hAnsi="Calibri"/>
+              </w:rPr>
+            </w:pPr>
+            <w:r>
+              <w:rPr>
+                <w:rFonts w:ascii="Calibri" w:cs="Calibri" w:eastAsia="Calibri" w:hAnsi="Calibri"/>
                 <w:rtl w:val="0"/>
               </w:rPr>
               <w:t xml:space="preserve">Hito 3: Desarrollo</w:t>
@@ -3195,14 +2500,12 @@
               <w:spacing w:before="96" w:line="240" w:lineRule="auto"/>
               <w:ind w:left="63" w:firstLine="0"/>
               <w:rPr>
-                <w:sz w:val="18"/>
-                <w:szCs w:val="18"/>
-              </w:rPr>
-            </w:pPr>
-            <w:r>
-              <w:rPr>
-                <w:sz w:val="18"/>
-                <w:szCs w:val="18"/>
+                <w:rFonts w:ascii="Calibri" w:cs="Calibri" w:eastAsia="Calibri" w:hAnsi="Calibri"/>
+              </w:rPr>
+            </w:pPr>
+            <w:r>
+              <w:rPr>
+                <w:rFonts w:ascii="Calibri" w:cs="Calibri" w:eastAsia="Calibri" w:hAnsi="Calibri"/>
                 <w:rtl w:val="0"/>
               </w:rPr>
               <w:t xml:space="preserve">04/06/2026</w:t>
@@ -3228,14 +2531,12 @@
               <w:spacing w:before="7" w:line="240" w:lineRule="auto"/>
               <w:ind w:left="720" w:hanging="360"/>
               <w:rPr>
-                <w:sz w:val="18"/>
-                <w:szCs w:val="18"/>
-              </w:rPr>
-            </w:pPr>
-            <w:r>
-              <w:rPr>
-                <w:sz w:val="18"/>
-                <w:szCs w:val="18"/>
+                <w:rFonts w:ascii="Calibri" w:cs="Calibri" w:eastAsia="Calibri" w:hAnsi="Calibri"/>
+              </w:rPr>
+            </w:pPr>
+            <w:r>
+              <w:rPr>
+                <w:rFonts w:ascii="Calibri" w:cs="Calibri" w:eastAsia="Calibri" w:hAnsi="Calibri"/>
                 <w:rtl w:val="0"/>
               </w:rPr>
               <w:t xml:space="preserve">Hito 4: Pruebas</w:t>
@@ -3250,14 +2551,12 @@
               <w:spacing w:before="7" w:line="240" w:lineRule="auto"/>
               <w:ind w:left="63" w:firstLine="0"/>
               <w:rPr>
-                <w:sz w:val="18"/>
-                <w:szCs w:val="18"/>
-              </w:rPr>
-            </w:pPr>
-            <w:r>
-              <w:rPr>
-                <w:sz w:val="18"/>
-                <w:szCs w:val="18"/>
+                <w:rFonts w:ascii="Calibri" w:cs="Calibri" w:eastAsia="Calibri" w:hAnsi="Calibri"/>
+              </w:rPr>
+            </w:pPr>
+            <w:r>
+              <w:rPr>
+                <w:rFonts w:ascii="Calibri" w:cs="Calibri" w:eastAsia="Calibri" w:hAnsi="Calibri"/>
                 <w:rtl w:val="0"/>
               </w:rPr>
               <w:t xml:space="preserve">11/06/2026</w:t>
@@ -3283,14 +2582,12 @@
               <w:spacing w:before="7" w:line="240" w:lineRule="auto"/>
               <w:ind w:left="720" w:hanging="360"/>
               <w:rPr>
-                <w:sz w:val="18"/>
-                <w:szCs w:val="18"/>
-              </w:rPr>
-            </w:pPr>
-            <w:r>
-              <w:rPr>
-                <w:sz w:val="18"/>
-                <w:szCs w:val="18"/>
+                <w:rFonts w:ascii="Calibri" w:cs="Calibri" w:eastAsia="Calibri" w:hAnsi="Calibri"/>
+              </w:rPr>
+            </w:pPr>
+            <w:r>
+              <w:rPr>
+                <w:rFonts w:ascii="Calibri" w:cs="Calibri" w:eastAsia="Calibri" w:hAnsi="Calibri"/>
                 <w:rtl w:val="0"/>
               </w:rPr>
               <w:t xml:space="preserve">Entrega Final</w:t>
@@ -3305,66 +2602,15 @@
               <w:spacing w:before="7" w:line="240" w:lineRule="auto"/>
               <w:ind w:left="63" w:firstLine="0"/>
               <w:rPr>
-                <w:sz w:val="18"/>
-                <w:szCs w:val="18"/>
-              </w:rPr>
-            </w:pPr>
-            <w:r>
-              <w:rPr>
-                <w:sz w:val="18"/>
-                <w:szCs w:val="18"/>
+                <w:rFonts w:ascii="Calibri" w:cs="Calibri" w:eastAsia="Calibri" w:hAnsi="Calibri"/>
+              </w:rPr>
+            </w:pPr>
+            <w:r>
+              <w:rPr>
+                <w:rFonts w:ascii="Calibri" w:cs="Calibri" w:eastAsia="Calibri" w:hAnsi="Calibri"/>
                 <w:rtl w:val="0"/>
               </w:rPr>
               <w:t xml:space="preserve">18/06/2026</w:t>
-            </w:r>
-          </w:p>
-        </w:tc>
-      </w:tr>
-      <w:tr>
-        <w:trPr>
-          <w:cantSplit w:val="0"/>
-          <w:trHeight w:val="238" w:hRule="atLeast"/>
-          <w:tblHeader w:val="0"/>
-        </w:trPr>
-        <w:tc>
-          <w:tcPr/>
-          <w:p>
-            <w:pPr>
-              <w:widowControl w:val="0"/>
-              <w:numPr>
-                <w:ilvl w:val="0"/>
-                <w:numId w:val="2"/>
-              </w:numPr>
-              <w:spacing w:before="7" w:line="240" w:lineRule="auto"/>
-              <w:ind w:left="720" w:hanging="360"/>
-              <w:rPr>
-                <w:sz w:val="18"/>
-                <w:szCs w:val="18"/>
-              </w:rPr>
-            </w:pPr>
-            <w:r>
-              <w:rPr>
-                <w:rtl w:val="0"/>
-              </w:rPr>
-            </w:r>
-          </w:p>
-        </w:tc>
-        <w:tc>
-          <w:tcPr/>
-          <w:p>
-            <w:pPr>
-              <w:widowControl w:val="0"/>
-              <w:spacing w:before="7" w:line="240" w:lineRule="auto"/>
-              <w:ind w:left="63" w:firstLine="0"/>
-              <w:rPr>
-                <w:sz w:val="18"/>
-                <w:szCs w:val="18"/>
-              </w:rPr>
-            </w:pPr>
-            <w:r>
-              <w:rPr>
-                <w:rtl w:val="0"/>
-              </w:rPr>
             </w:r>
           </w:p>
         </w:tc>
@@ -3428,96 +2674,47 @@
               <w:spacing w:before="1" w:line="240" w:lineRule="auto"/>
               <w:ind w:left="36" w:firstLine="0"/>
               <w:rPr>
-                <w:rFonts w:ascii="Verdana" w:cs="Verdana" w:eastAsia="Verdana" w:hAnsi="Verdana"/>
-                <w:strike w:val="1"/>
-                <w:sz w:val="16"/>
-                <w:szCs w:val="16"/>
-              </w:rPr>
-            </w:pPr>
-            <w:r>
-              <w:rPr>
-                <w:rFonts w:ascii="Verdana" w:cs="Verdana" w:eastAsia="Verdana" w:hAnsi="Verdana"/>
-                <w:strike w:val="1"/>
-                <w:color w:val="ffffff"/>
-                <w:sz w:val="20"/>
-                <w:szCs w:val="20"/>
+                <w:rFonts w:ascii="Calibri" w:cs="Calibri" w:eastAsia="Calibri" w:hAnsi="Calibri"/>
+                <w:b w:val="1"/>
+                <w:bCs w:val="1"/>
+              </w:rPr>
+            </w:pPr>
+            <w:r>
+              <w:rPr>
+                <w:rFonts w:ascii="Calibri" w:cs="Calibri" w:eastAsia="Calibri" w:hAnsi="Calibri"/>
+                <w:b w:val="1"/>
+                <w:bCs w:val="1"/>
+                <w:color w:val="ffffff"/>
                 <w:rtl w:val="0"/>
               </w:rPr>
               <w:t xml:space="preserve">O</w:t>
             </w:r>
             <w:r>
               <w:rPr>
-                <w:rFonts w:ascii="Verdana" w:cs="Verdana" w:eastAsia="Verdana" w:hAnsi="Verdana"/>
-                <w:strike w:val="1"/>
-                <w:color w:val="ffffff"/>
-                <w:sz w:val="16"/>
-                <w:szCs w:val="16"/>
-                <w:rtl w:val="0"/>
-              </w:rPr>
-              <w:t xml:space="preserve">RGANIZACIONES O </w:t>
-            </w:r>
-            <w:r>
-              <w:rPr>
-                <w:rFonts w:ascii="Verdana" w:cs="Verdana" w:eastAsia="Verdana" w:hAnsi="Verdana"/>
-                <w:strike w:val="1"/>
-                <w:color w:val="ffffff"/>
-                <w:sz w:val="20"/>
-                <w:szCs w:val="20"/>
-                <w:rtl w:val="0"/>
-              </w:rPr>
-              <w:t xml:space="preserve">G</w:t>
-            </w:r>
-            <w:r>
-              <w:rPr>
-                <w:rFonts w:ascii="Verdana" w:cs="Verdana" w:eastAsia="Verdana" w:hAnsi="Verdana"/>
-                <w:strike w:val="1"/>
-                <w:color w:val="ffffff"/>
-                <w:sz w:val="16"/>
-                <w:szCs w:val="16"/>
-                <w:rtl w:val="0"/>
-              </w:rPr>
-              <w:t xml:space="preserve">RUPOS </w:t>
-            </w:r>
-            <w:r>
-              <w:rPr>
-                <w:rFonts w:ascii="Verdana" w:cs="Verdana" w:eastAsia="Verdana" w:hAnsi="Verdana"/>
-                <w:strike w:val="1"/>
-                <w:color w:val="ffffff"/>
-                <w:sz w:val="20"/>
-                <w:szCs w:val="20"/>
-                <w:rtl w:val="0"/>
-              </w:rPr>
-              <w:t xml:space="preserve">O</w:t>
-            </w:r>
-            <w:r>
-              <w:rPr>
-                <w:rFonts w:ascii="Verdana" w:cs="Verdana" w:eastAsia="Verdana" w:hAnsi="Verdana"/>
-                <w:strike w:val="1"/>
-                <w:color w:val="ffffff"/>
-                <w:sz w:val="16"/>
-                <w:szCs w:val="16"/>
-                <w:rtl w:val="0"/>
-              </w:rPr>
-              <w:t xml:space="preserve">RGANIZACIONALES QUE INTERVIENEN EN EL </w:t>
-            </w:r>
-            <w:r>
-              <w:rPr>
-                <w:rFonts w:ascii="Verdana" w:cs="Verdana" w:eastAsia="Verdana" w:hAnsi="Verdana"/>
-                <w:strike w:val="1"/>
-                <w:color w:val="ffffff"/>
-                <w:sz w:val="20"/>
-                <w:szCs w:val="20"/>
+                <w:rFonts w:ascii="Calibri" w:cs="Calibri" w:eastAsia="Calibri" w:hAnsi="Calibri"/>
+                <w:b w:val="1"/>
+                <w:bCs w:val="1"/>
+                <w:color w:val="ffffff"/>
+                <w:rtl w:val="0"/>
+              </w:rPr>
+              <w:t xml:space="preserve">RGANIZACIONES QUE INTERVIENEN EN EL </w:t>
+            </w:r>
+            <w:r>
+              <w:rPr>
+                <w:rFonts w:ascii="Calibri" w:cs="Calibri" w:eastAsia="Calibri" w:hAnsi="Calibri"/>
+                <w:b w:val="1"/>
+                <w:bCs w:val="1"/>
+                <w:color w:val="ffffff"/>
                 <w:rtl w:val="0"/>
               </w:rPr>
               <w:t xml:space="preserve">P</w:t>
             </w:r>
             <w:r>
               <w:rPr>
-                <w:rFonts w:ascii="Verdana" w:cs="Verdana" w:eastAsia="Verdana" w:hAnsi="Verdana"/>
-                <w:strike w:val="1"/>
-                <w:color w:val="ffffff"/>
-                <w:sz w:val="16"/>
-                <w:szCs w:val="16"/>
+                <w:rFonts w:ascii="Calibri" w:cs="Calibri" w:eastAsia="Calibri" w:hAnsi="Calibri"/>
+                <w:b w:val="1"/>
+                <w:bCs w:val="1"/>
+                <w:color w:val="ffffff"/>
                 <w:rtl w:val="0"/>
               </w:rPr>
               <w:t xml:space="preserve">ROYECTO</w:t>
@@ -3546,61 +2743,47 @@
               <w:spacing w:before="15" w:line="240" w:lineRule="auto"/>
               <w:ind w:left="309" w:firstLine="0"/>
               <w:rPr>
-                <w:rFonts w:ascii="Verdana" w:cs="Verdana" w:eastAsia="Verdana" w:hAnsi="Verdana"/>
-                <w:sz w:val="14"/>
-                <w:szCs w:val="14"/>
-              </w:rPr>
-            </w:pPr>
-            <w:r>
-              <w:rPr>
-                <w:rFonts w:ascii="Verdana" w:cs="Verdana" w:eastAsia="Verdana" w:hAnsi="Verdana"/>
-                <w:sz w:val="18"/>
-                <w:szCs w:val="18"/>
+                <w:rFonts w:ascii="Calibri" w:cs="Calibri" w:eastAsia="Calibri" w:hAnsi="Calibri"/>
+              </w:rPr>
+            </w:pPr>
+            <w:r>
+              <w:rPr>
+                <w:rFonts w:ascii="Calibri" w:cs="Calibri" w:eastAsia="Calibri" w:hAnsi="Calibri"/>
                 <w:rtl w:val="0"/>
               </w:rPr>
               <w:t xml:space="preserve">O</w:t>
             </w:r>
             <w:r>
               <w:rPr>
-                <w:rFonts w:ascii="Verdana" w:cs="Verdana" w:eastAsia="Verdana" w:hAnsi="Verdana"/>
-                <w:sz w:val="14"/>
-                <w:szCs w:val="14"/>
+                <w:rFonts w:ascii="Calibri" w:cs="Calibri" w:eastAsia="Calibri" w:hAnsi="Calibri"/>
                 <w:rtl w:val="0"/>
               </w:rPr>
               <w:t xml:space="preserve">RGANIZACIÓN O </w:t>
             </w:r>
             <w:r>
               <w:rPr>
-                <w:rFonts w:ascii="Verdana" w:cs="Verdana" w:eastAsia="Verdana" w:hAnsi="Verdana"/>
-                <w:sz w:val="18"/>
-                <w:szCs w:val="18"/>
+                <w:rFonts w:ascii="Calibri" w:cs="Calibri" w:eastAsia="Calibri" w:hAnsi="Calibri"/>
                 <w:rtl w:val="0"/>
               </w:rPr>
               <w:t xml:space="preserve">G</w:t>
             </w:r>
             <w:r>
               <w:rPr>
-                <w:rFonts w:ascii="Verdana" w:cs="Verdana" w:eastAsia="Verdana" w:hAnsi="Verdana"/>
-                <w:sz w:val="14"/>
-                <w:szCs w:val="14"/>
+                <w:rFonts w:ascii="Calibri" w:cs="Calibri" w:eastAsia="Calibri" w:hAnsi="Calibri"/>
                 <w:rtl w:val="0"/>
               </w:rPr>
               <w:t xml:space="preserve">RUPO </w:t>
             </w:r>
             <w:r>
               <w:rPr>
-                <w:rFonts w:ascii="Verdana" w:cs="Verdana" w:eastAsia="Verdana" w:hAnsi="Verdana"/>
-                <w:sz w:val="18"/>
-                <w:szCs w:val="18"/>
+                <w:rFonts w:ascii="Calibri" w:cs="Calibri" w:eastAsia="Calibri" w:hAnsi="Calibri"/>
                 <w:rtl w:val="0"/>
               </w:rPr>
               <w:t xml:space="preserve">O</w:t>
             </w:r>
             <w:r>
               <w:rPr>
-                <w:rFonts w:ascii="Verdana" w:cs="Verdana" w:eastAsia="Verdana" w:hAnsi="Verdana"/>
-                <w:sz w:val="14"/>
-                <w:szCs w:val="14"/>
+                <w:rFonts w:ascii="Calibri" w:cs="Calibri" w:eastAsia="Calibri" w:hAnsi="Calibri"/>
                 <w:rtl w:val="0"/>
               </w:rPr>
               <w:t xml:space="preserve">RGANIZACIONAL</w:t>
@@ -3617,25 +2800,19 @@
               <w:spacing w:before="15" w:line="240" w:lineRule="auto"/>
               <w:ind w:left="1465" w:firstLine="0"/>
               <w:rPr>
-                <w:rFonts w:ascii="Verdana" w:cs="Verdana" w:eastAsia="Verdana" w:hAnsi="Verdana"/>
-                <w:sz w:val="14"/>
-                <w:szCs w:val="14"/>
-              </w:rPr>
-            </w:pPr>
-            <w:r>
-              <w:rPr>
-                <w:rFonts w:ascii="Verdana" w:cs="Verdana" w:eastAsia="Verdana" w:hAnsi="Verdana"/>
-                <w:sz w:val="18"/>
-                <w:szCs w:val="18"/>
+                <w:rFonts w:ascii="Calibri" w:cs="Calibri" w:eastAsia="Calibri" w:hAnsi="Calibri"/>
+              </w:rPr>
+            </w:pPr>
+            <w:r>
+              <w:rPr>
+                <w:rFonts w:ascii="Calibri" w:cs="Calibri" w:eastAsia="Calibri" w:hAnsi="Calibri"/>
                 <w:rtl w:val="0"/>
               </w:rPr>
               <w:t xml:space="preserve">R</w:t>
             </w:r>
             <w:r>
               <w:rPr>
-                <w:rFonts w:ascii="Verdana" w:cs="Verdana" w:eastAsia="Verdana" w:hAnsi="Verdana"/>
-                <w:sz w:val="14"/>
-                <w:szCs w:val="14"/>
+                <w:rFonts w:ascii="Calibri" w:cs="Calibri" w:eastAsia="Calibri" w:hAnsi="Calibri"/>
                 <w:rtl w:val="0"/>
               </w:rPr>
               <w:t xml:space="preserve">OL QUE DESEMPEÑA</w:t>
@@ -3657,22 +2834,15 @@
               <w:spacing w:line="240" w:lineRule="auto"/>
               <w:ind w:left="63" w:firstLine="0"/>
               <w:rPr>
-                <w:sz w:val="18"/>
-                <w:szCs w:val="18"/>
-              </w:rPr>
-            </w:pPr>
-            <w:r>
-              <w:rPr>
-                <w:sz w:val="18"/>
-                <w:szCs w:val="18"/>
-                <w:rtl w:val="0"/>
-              </w:rPr>
-              <w:t xml:space="preserve">Fitt D1 S.A.</w:t>
-            </w:r>
-            <w:r>
-              <w:rPr>
-                <w:rtl w:val="0"/>
-              </w:rPr>
+                <w:rFonts w:ascii="Calibri" w:cs="Calibri" w:eastAsia="Calibri" w:hAnsi="Calibri"/>
+              </w:rPr>
+            </w:pPr>
+            <w:r>
+              <w:rPr>
+                <w:rFonts w:ascii="Calibri" w:cs="Calibri" w:eastAsia="Calibri" w:hAnsi="Calibri"/>
+                <w:rtl w:val="0"/>
+              </w:rPr>
+              <w:t xml:space="preserve">San Fernando S.A.C</w:t>
             </w:r>
           </w:p>
         </w:tc>
@@ -3684,17 +2854,15 @@
               <w:spacing w:before="6" w:line="204" w:lineRule="auto"/>
               <w:ind w:left="63" w:firstLine="0"/>
               <w:rPr>
-                <w:sz w:val="18"/>
-                <w:szCs w:val="18"/>
-              </w:rPr>
-            </w:pPr>
-            <w:r>
-              <w:rPr>
-                <w:sz w:val="18"/>
-                <w:szCs w:val="18"/>
-                <w:rtl w:val="0"/>
-              </w:rPr>
-              <w:t xml:space="preserve">Empresa Dueña del sistema</w:t>
+                <w:rFonts w:ascii="Calibri" w:cs="Calibri" w:eastAsia="Calibri" w:hAnsi="Calibri"/>
+              </w:rPr>
+            </w:pPr>
+            <w:r>
+              <w:rPr>
+                <w:rFonts w:ascii="Calibri" w:cs="Calibri" w:eastAsia="Calibri" w:hAnsi="Calibri"/>
+                <w:rtl w:val="0"/>
+              </w:rPr>
+              <w:t xml:space="preserve">Empresa Cliente</w:t>
             </w:r>
           </w:p>
         </w:tc>
@@ -3713,17 +2881,15 @@
               <w:spacing w:line="203" w:lineRule="auto"/>
               <w:ind w:left="63" w:firstLine="0"/>
               <w:rPr>
-                <w:sz w:val="18"/>
-                <w:szCs w:val="18"/>
-              </w:rPr>
-            </w:pPr>
-            <w:r>
-              <w:rPr>
-                <w:sz w:val="18"/>
-                <w:szCs w:val="18"/>
-                <w:rtl w:val="0"/>
-              </w:rPr>
-              <w:t xml:space="preserve">BestTech S.A.</w:t>
+                <w:rFonts w:ascii="Calibri" w:cs="Calibri" w:eastAsia="Calibri" w:hAnsi="Calibri"/>
+              </w:rPr>
+            </w:pPr>
+            <w:r>
+              <w:rPr>
+                <w:rFonts w:ascii="Calibri" w:cs="Calibri" w:eastAsia="Calibri" w:hAnsi="Calibri"/>
+                <w:rtl w:val="0"/>
+              </w:rPr>
+              <w:t xml:space="preserve">Sonny S.A.C</w:t>
             </w:r>
           </w:p>
         </w:tc>
@@ -3735,158 +2901,34 @@
               <w:spacing w:before="1" w:line="204" w:lineRule="auto"/>
               <w:ind w:left="63" w:firstLine="0"/>
               <w:rPr>
-                <w:sz w:val="18"/>
-                <w:szCs w:val="18"/>
-              </w:rPr>
-            </w:pPr>
-            <w:r>
-              <w:rPr>
-                <w:sz w:val="18"/>
-                <w:szCs w:val="18"/>
+                <w:rFonts w:ascii="Calibri" w:cs="Calibri" w:eastAsia="Calibri" w:hAnsi="Calibri"/>
+              </w:rPr>
+            </w:pPr>
+            <w:r>
+              <w:rPr>
+                <w:rFonts w:ascii="Calibri" w:cs="Calibri" w:eastAsia="Calibri" w:hAnsi="Calibri"/>
                 <w:rtl w:val="0"/>
               </w:rPr>
               <w:t xml:space="preserve">Empresa desarrolladora</w:t>
-            </w:r>
-          </w:p>
-        </w:tc>
-      </w:tr>
-      <w:tr>
-        <w:trPr>
-          <w:cantSplit w:val="0"/>
-          <w:trHeight w:val="238" w:hRule="atLeast"/>
-          <w:tblHeader w:val="0"/>
-        </w:trPr>
-        <w:tc>
-          <w:tcPr/>
-          <w:p>
-            <w:pPr>
-              <w:widowControl w:val="0"/>
-              <w:spacing w:line="203" w:lineRule="auto"/>
-              <w:ind w:left="63" w:firstLine="0"/>
-              <w:rPr>
-                <w:sz w:val="18"/>
-                <w:szCs w:val="18"/>
-              </w:rPr>
-            </w:pPr>
-            <w:r>
-              <w:rPr>
-                <w:rtl w:val="0"/>
-              </w:rPr>
-            </w:r>
-          </w:p>
-        </w:tc>
-        <w:tc>
-          <w:tcPr/>
-          <w:p>
-            <w:pPr>
-              <w:widowControl w:val="0"/>
-              <w:spacing w:line="203" w:lineRule="auto"/>
-              <w:ind w:left="63" w:firstLine="0"/>
-              <w:rPr>
-                <w:sz w:val="18"/>
-                <w:szCs w:val="18"/>
-              </w:rPr>
-            </w:pPr>
-            <w:r>
-              <w:rPr>
-                <w:rtl w:val="0"/>
-              </w:rPr>
-            </w:r>
-          </w:p>
-        </w:tc>
-      </w:tr>
-      <w:tr>
-        <w:trPr>
-          <w:cantSplit w:val="0"/>
-          <w:trHeight w:val="238" w:hRule="atLeast"/>
-          <w:tblHeader w:val="0"/>
-        </w:trPr>
-        <w:tc>
-          <w:tcPr/>
-          <w:p>
-            <w:pPr>
-              <w:widowControl w:val="0"/>
-              <w:spacing w:line="203" w:lineRule="auto"/>
-              <w:ind w:left="63" w:firstLine="0"/>
-              <w:rPr>
-                <w:sz w:val="18"/>
-                <w:szCs w:val="18"/>
-              </w:rPr>
-            </w:pPr>
-            <w:r>
-              <w:rPr>
-                <w:rtl w:val="0"/>
-              </w:rPr>
-            </w:r>
-          </w:p>
-        </w:tc>
-        <w:tc>
-          <w:tcPr/>
-          <w:p>
-            <w:pPr>
-              <w:widowControl w:val="0"/>
-              <w:spacing w:line="203" w:lineRule="auto"/>
-              <w:ind w:left="63" w:firstLine="0"/>
-              <w:rPr>
-                <w:sz w:val="18"/>
-                <w:szCs w:val="18"/>
-              </w:rPr>
-            </w:pPr>
-            <w:r>
-              <w:rPr>
-                <w:rtl w:val="0"/>
-              </w:rPr>
-            </w:r>
-          </w:p>
-        </w:tc>
-      </w:tr>
-      <w:tr>
-        <w:trPr>
-          <w:cantSplit w:val="0"/>
-          <w:trHeight w:val="826" w:hRule="atLeast"/>
-          <w:tblHeader w:val="0"/>
-        </w:trPr>
-        <w:tc>
-          <w:tcPr/>
-          <w:p>
-            <w:pPr>
-              <w:widowControl w:val="0"/>
-              <w:spacing w:line="203" w:lineRule="auto"/>
-              <w:ind w:left="63" w:firstLine="0"/>
-              <w:rPr>
-                <w:sz w:val="18"/>
-                <w:szCs w:val="18"/>
-              </w:rPr>
-            </w:pPr>
-            <w:r>
-              <w:rPr>
-                <w:rtl w:val="0"/>
-              </w:rPr>
-            </w:r>
-          </w:p>
-        </w:tc>
-        <w:tc>
-          <w:tcPr/>
-          <w:p>
-            <w:pPr>
-              <w:widowControl w:val="0"/>
-              <w:spacing w:before="1" w:line="204" w:lineRule="auto"/>
-              <w:ind w:left="63" w:right="64" w:firstLine="0"/>
-              <w:jc w:val="both"/>
-              <w:rPr>
-                <w:sz w:val="18"/>
-                <w:szCs w:val="18"/>
-              </w:rPr>
-            </w:pPr>
-            <w:r>
-              <w:rPr>
-                <w:rtl w:val="0"/>
-              </w:rPr>
             </w:r>
           </w:p>
         </w:tc>
       </w:tr>
     </w:tbl>
+    <w:p>
+      <w:pPr>
+        <w:widowControl w:val="0"/>
+        <w:spacing w:before="1" w:line="220" w:lineRule="auto"/>
+        <w:rPr>
+          <w:rFonts w:ascii="Calibri" w:cs="Calibri" w:eastAsia="Calibri" w:hAnsi="Calibri"/>
+        </w:rPr>
+      </w:pPr>
+      <w:r>
+        <w:rPr>
+          <w:rtl w:val="0"/>
+        </w:rPr>
+      </w:r>
+    </w:p>
     <w:p>
       <w:pPr>
         <w:widowControl w:val="0"/>
@@ -3904,326 +2946,6 @@
     <w:tbl>
       <w:tblPr>
         <w:tblStyle w:val="Table7"/>
-        <w:tblW w:w="9000.0" w:type="dxa"/>
-        <w:jc w:val="left"/>
-        <w:tblInd w:w="241.0" w:type="dxa"/>
-        <w:tblBorders>
-          <w:top w:color="000000" w:space="0" w:sz="4" w:val="single"/>
-          <w:left w:color="000000" w:space="0" w:sz="4" w:val="single"/>
-          <w:bottom w:color="000000" w:space="0" w:sz="4" w:val="single"/>
-          <w:right w:color="000000" w:space="0" w:sz="4" w:val="single"/>
-          <w:insideH w:color="000000" w:space="0" w:sz="4" w:val="single"/>
-          <w:insideV w:color="000000" w:space="0" w:sz="4" w:val="single"/>
-        </w:tblBorders>
-        <w:tblLayout w:type="fixed"/>
-        <w:tblLook w:val="0000"/>
-      </w:tblPr>
-      <w:tblGrid>
-        <w:gridCol w:w="9000"/>
-        <w:tblGridChange w:id="0">
-          <w:tblGrid>
-            <w:gridCol w:w="9000"/>
-          </w:tblGrid>
-        </w:tblGridChange>
-      </w:tblGrid>
-      <w:tr>
-        <w:trPr>
-          <w:cantSplit w:val="0"/>
-          <w:trHeight w:val="271" w:hRule="atLeast"/>
-          <w:tblHeader w:val="0"/>
-        </w:trPr>
-        <w:tc>
-          <w:tcPr>
-            <w:shd w:fill="00b0f0" w:val="clear"/>
-          </w:tcPr>
-          <w:p>
-            <w:pPr>
-              <w:widowControl w:val="0"/>
-              <w:spacing w:before="1" w:line="240" w:lineRule="auto"/>
-              <w:ind w:left="36" w:firstLine="0"/>
-              <w:rPr>
-                <w:rFonts w:ascii="Verdana" w:cs="Verdana" w:eastAsia="Verdana" w:hAnsi="Verdana"/>
-                <w:strike w:val="1"/>
-                <w:sz w:val="18"/>
-                <w:szCs w:val="18"/>
-              </w:rPr>
-            </w:pPr>
-            <w:r>
-              <w:rPr>
-                <w:rFonts w:ascii="Verdana" w:cs="Verdana" w:eastAsia="Verdana" w:hAnsi="Verdana"/>
-                <w:strike w:val="1"/>
-                <w:color w:val="ffffff"/>
-                <w:sz w:val="20"/>
-                <w:szCs w:val="20"/>
-                <w:rtl w:val="0"/>
-              </w:rPr>
-              <w:t xml:space="preserve">P</w:t>
-            </w:r>
-            <w:r>
-              <w:rPr>
-                <w:rFonts w:ascii="Verdana" w:cs="Verdana" w:eastAsia="Verdana" w:hAnsi="Verdana"/>
-                <w:strike w:val="1"/>
-                <w:color w:val="ffffff"/>
-                <w:sz w:val="16"/>
-                <w:szCs w:val="16"/>
-                <w:rtl w:val="0"/>
-              </w:rPr>
-              <w:t xml:space="preserve">RINCIPALES </w:t>
-            </w:r>
-            <w:r>
-              <w:rPr>
-                <w:rFonts w:ascii="Verdana" w:cs="Verdana" w:eastAsia="Verdana" w:hAnsi="Verdana"/>
-                <w:strike w:val="1"/>
-                <w:color w:val="ffffff"/>
-                <w:sz w:val="20"/>
-                <w:szCs w:val="20"/>
-                <w:rtl w:val="0"/>
-              </w:rPr>
-              <w:t xml:space="preserve">A</w:t>
-            </w:r>
-            <w:r>
-              <w:rPr>
-                <w:rFonts w:ascii="Verdana" w:cs="Verdana" w:eastAsia="Verdana" w:hAnsi="Verdana"/>
-                <w:strike w:val="1"/>
-                <w:color w:val="ffffff"/>
-                <w:sz w:val="16"/>
-                <w:szCs w:val="16"/>
-                <w:rtl w:val="0"/>
-              </w:rPr>
-              <w:t xml:space="preserve">MENAZAS DEL </w:t>
-            </w:r>
-            <w:r>
-              <w:rPr>
-                <w:rFonts w:ascii="Verdana" w:cs="Verdana" w:eastAsia="Verdana" w:hAnsi="Verdana"/>
-                <w:strike w:val="1"/>
-                <w:color w:val="ffffff"/>
-                <w:sz w:val="20"/>
-                <w:szCs w:val="20"/>
-                <w:rtl w:val="0"/>
-              </w:rPr>
-              <w:t xml:space="preserve">P</w:t>
-            </w:r>
-            <w:r>
-              <w:rPr>
-                <w:rFonts w:ascii="Verdana" w:cs="Verdana" w:eastAsia="Verdana" w:hAnsi="Verdana"/>
-                <w:strike w:val="1"/>
-                <w:color w:val="ffffff"/>
-                <w:sz w:val="16"/>
-                <w:szCs w:val="16"/>
-                <w:rtl w:val="0"/>
-              </w:rPr>
-              <w:t xml:space="preserve">ROYECTO </w:t>
-            </w:r>
-            <w:r>
-              <w:rPr>
-                <w:rFonts w:ascii="Verdana" w:cs="Verdana" w:eastAsia="Verdana" w:hAnsi="Verdana"/>
-                <w:strike w:val="1"/>
-                <w:color w:val="ffffff"/>
-                <w:sz w:val="18"/>
-                <w:szCs w:val="18"/>
-                <w:rtl w:val="0"/>
-              </w:rPr>
-              <w:t xml:space="preserve">(R</w:t>
-            </w:r>
-            <w:r>
-              <w:rPr>
-                <w:rFonts w:ascii="Verdana" w:cs="Verdana" w:eastAsia="Verdana" w:hAnsi="Verdana"/>
-                <w:strike w:val="1"/>
-                <w:color w:val="ffffff"/>
-                <w:sz w:val="14"/>
-                <w:szCs w:val="14"/>
-                <w:rtl w:val="0"/>
-              </w:rPr>
-              <w:t xml:space="preserve">IESGOS </w:t>
-            </w:r>
-            <w:r>
-              <w:rPr>
-                <w:rFonts w:ascii="Verdana" w:cs="Verdana" w:eastAsia="Verdana" w:hAnsi="Verdana"/>
-                <w:strike w:val="1"/>
-                <w:color w:val="ffffff"/>
-                <w:sz w:val="18"/>
-                <w:szCs w:val="18"/>
-                <w:rtl w:val="0"/>
-              </w:rPr>
-              <w:t xml:space="preserve">N</w:t>
-            </w:r>
-            <w:r>
-              <w:rPr>
-                <w:rFonts w:ascii="Verdana" w:cs="Verdana" w:eastAsia="Verdana" w:hAnsi="Verdana"/>
-                <w:strike w:val="1"/>
-                <w:color w:val="ffffff"/>
-                <w:sz w:val="14"/>
-                <w:szCs w:val="14"/>
-                <w:rtl w:val="0"/>
-              </w:rPr>
-              <w:t xml:space="preserve">EGATIVOS</w:t>
-            </w:r>
-            <w:r>
-              <w:rPr>
-                <w:rFonts w:ascii="Verdana" w:cs="Verdana" w:eastAsia="Verdana" w:hAnsi="Verdana"/>
-                <w:strike w:val="1"/>
-                <w:color w:val="ffffff"/>
-                <w:sz w:val="18"/>
-                <w:szCs w:val="18"/>
-                <w:rtl w:val="0"/>
-              </w:rPr>
-              <w:t xml:space="preserve">).</w:t>
-            </w:r>
-            <w:r>
-              <w:rPr>
-                <w:rtl w:val="0"/>
-              </w:rPr>
-            </w:r>
-          </w:p>
-        </w:tc>
-      </w:tr>
-      <w:tr>
-        <w:trPr>
-          <w:cantSplit w:val="0"/>
-          <w:trHeight w:val="428" w:hRule="atLeast"/>
-          <w:tblHeader w:val="0"/>
-        </w:trPr>
-        <w:tc>
-          <w:tcPr/>
-          <w:p>
-            <w:pPr>
-              <w:widowControl w:val="0"/>
-              <w:spacing w:before="6" w:line="204" w:lineRule="auto"/>
-              <w:rPr>
-                <w:sz w:val="18"/>
-                <w:szCs w:val="18"/>
-              </w:rPr>
-            </w:pPr>
-            <w:r>
-              <w:rPr>
-                <w:rtl w:val="0"/>
-              </w:rPr>
-            </w:r>
-          </w:p>
-        </w:tc>
-      </w:tr>
-      <w:tr>
-        <w:trPr>
-          <w:cantSplit w:val="0"/>
-          <w:trHeight w:val="418" w:hRule="atLeast"/>
-          <w:tblHeader w:val="0"/>
-        </w:trPr>
-        <w:tc>
-          <w:tcPr/>
-          <w:p>
-            <w:pPr>
-              <w:widowControl w:val="0"/>
-              <w:spacing w:before="1" w:line="204" w:lineRule="auto"/>
-              <w:ind w:left="63" w:right="65" w:firstLine="0"/>
-              <w:rPr>
-                <w:sz w:val="18"/>
-                <w:szCs w:val="18"/>
-              </w:rPr>
-            </w:pPr>
-            <w:r>
-              <w:rPr>
-                <w:rtl w:val="0"/>
-              </w:rPr>
-            </w:r>
-          </w:p>
-        </w:tc>
-      </w:tr>
-      <w:tr>
-        <w:trPr>
-          <w:cantSplit w:val="0"/>
-          <w:trHeight w:val="418" w:hRule="atLeast"/>
-          <w:tblHeader w:val="0"/>
-        </w:trPr>
-        <w:tc>
-          <w:tcPr/>
-          <w:p>
-            <w:pPr>
-              <w:widowControl w:val="0"/>
-              <w:spacing w:before="1" w:line="204" w:lineRule="auto"/>
-              <w:ind w:left="63" w:right="64" w:firstLine="0"/>
-              <w:rPr>
-                <w:sz w:val="18"/>
-                <w:szCs w:val="18"/>
-              </w:rPr>
-            </w:pPr>
-            <w:r>
-              <w:rPr>
-                <w:rtl w:val="0"/>
-              </w:rPr>
-            </w:r>
-          </w:p>
-        </w:tc>
-      </w:tr>
-      <w:tr>
-        <w:trPr>
-          <w:cantSplit w:val="0"/>
-          <w:trHeight w:val="418" w:hRule="atLeast"/>
-          <w:tblHeader w:val="0"/>
-        </w:trPr>
-        <w:tc>
-          <w:tcPr/>
-          <w:p>
-            <w:pPr>
-              <w:widowControl w:val="0"/>
-              <w:spacing w:before="1" w:line="204" w:lineRule="auto"/>
-              <w:ind w:left="63" w:right="64" w:firstLine="0"/>
-              <w:rPr>
-                <w:sz w:val="18"/>
-                <w:szCs w:val="18"/>
-              </w:rPr>
-            </w:pPr>
-            <w:r>
-              <w:rPr>
-                <w:rtl w:val="0"/>
-              </w:rPr>
-            </w:r>
-          </w:p>
-        </w:tc>
-      </w:tr>
-      <w:tr>
-        <w:trPr>
-          <w:cantSplit w:val="0"/>
-          <w:trHeight w:val="418" w:hRule="atLeast"/>
-          <w:tblHeader w:val="0"/>
-        </w:trPr>
-        <w:tc>
-          <w:tcPr/>
-          <w:p>
-            <w:pPr>
-              <w:widowControl w:val="0"/>
-              <w:spacing w:before="1" w:line="204" w:lineRule="auto"/>
-              <w:ind w:left="63" w:right="64" w:firstLine="0"/>
-              <w:rPr>
-                <w:sz w:val="18"/>
-                <w:szCs w:val="18"/>
-              </w:rPr>
-            </w:pPr>
-            <w:r>
-              <w:rPr>
-                <w:rtl w:val="0"/>
-              </w:rPr>
-            </w:r>
-          </w:p>
-        </w:tc>
-      </w:tr>
-    </w:tbl>
-    <w:p>
-      <w:pPr>
-        <w:widowControl w:val="0"/>
-        <w:spacing w:before="1" w:line="220" w:lineRule="auto"/>
-        <w:rPr>
-          <w:rFonts w:ascii="Calibri" w:cs="Calibri" w:eastAsia="Calibri" w:hAnsi="Calibri"/>
-        </w:rPr>
-      </w:pPr>
-      <w:r>
-        <w:rPr>
-          <w:rtl w:val="0"/>
-        </w:rPr>
-      </w:r>
-    </w:p>
-    <w:tbl>
-      <w:tblPr>
-        <w:tblStyle w:val="Table8"/>
         <w:tblW w:w="8745.0" w:type="dxa"/>
         <w:jc w:val="left"/>
         <w:tblInd w:w="241.0" w:type="dxa"/>
@@ -4251,7 +2973,7 @@
       <w:tr>
         <w:trPr>
           <w:cantSplit w:val="0"/>
-          <w:trHeight w:val="271" w:hRule="atLeast"/>
+          <w:trHeight w:val="287" w:hRule="atLeast"/>
           <w:tblHeader w:val="0"/>
         </w:trPr>
         <w:tc>
@@ -4265,350 +2987,67 @@
               <w:spacing w:before="1" w:line="240" w:lineRule="auto"/>
               <w:ind w:left="36" w:firstLine="0"/>
               <w:rPr>
-                <w:rFonts w:ascii="Verdana" w:cs="Verdana" w:eastAsia="Verdana" w:hAnsi="Verdana"/>
-                <w:strike w:val="1"/>
-                <w:sz w:val="18"/>
-                <w:szCs w:val="18"/>
-              </w:rPr>
-            </w:pPr>
-            <w:r>
-              <w:rPr>
-                <w:rFonts w:ascii="Verdana" w:cs="Verdana" w:eastAsia="Verdana" w:hAnsi="Verdana"/>
-                <w:strike w:val="1"/>
-                <w:color w:val="ffffff"/>
-                <w:sz w:val="20"/>
-                <w:szCs w:val="20"/>
+                <w:rFonts w:ascii="Calibri" w:cs="Calibri" w:eastAsia="Calibri" w:hAnsi="Calibri"/>
+                <w:b w:val="1"/>
+                <w:bCs w:val="1"/>
+              </w:rPr>
+            </w:pPr>
+            <w:r>
+              <w:rPr>
+                <w:rFonts w:ascii="Calibri" w:cs="Calibri" w:eastAsia="Calibri" w:hAnsi="Calibri"/>
+                <w:b w:val="1"/>
+                <w:bCs w:val="1"/>
+                <w:color w:val="ffffff"/>
                 <w:rtl w:val="0"/>
               </w:rPr>
               <w:t xml:space="preserve">P</w:t>
             </w:r>
             <w:r>
               <w:rPr>
-                <w:rFonts w:ascii="Verdana" w:cs="Verdana" w:eastAsia="Verdana" w:hAnsi="Verdana"/>
-                <w:strike w:val="1"/>
-                <w:color w:val="ffffff"/>
-                <w:sz w:val="16"/>
-                <w:szCs w:val="16"/>
-                <w:rtl w:val="0"/>
-              </w:rPr>
-              <w:t xml:space="preserve">RINCIPALES </w:t>
-            </w:r>
-            <w:r>
-              <w:rPr>
-                <w:rFonts w:ascii="Verdana" w:cs="Verdana" w:eastAsia="Verdana" w:hAnsi="Verdana"/>
-                <w:strike w:val="1"/>
-                <w:color w:val="ffffff"/>
-                <w:sz w:val="20"/>
-                <w:szCs w:val="20"/>
-                <w:rtl w:val="0"/>
-              </w:rPr>
-              <w:t xml:space="preserve">O</w:t>
-            </w:r>
-            <w:r>
-              <w:rPr>
-                <w:rFonts w:ascii="Verdana" w:cs="Verdana" w:eastAsia="Verdana" w:hAnsi="Verdana"/>
-                <w:strike w:val="1"/>
-                <w:color w:val="ffffff"/>
-                <w:sz w:val="16"/>
-                <w:szCs w:val="16"/>
-                <w:rtl w:val="0"/>
-              </w:rPr>
-              <w:t xml:space="preserve">PORTUNIDADES DEL </w:t>
-            </w:r>
-            <w:r>
-              <w:rPr>
-                <w:rFonts w:ascii="Verdana" w:cs="Verdana" w:eastAsia="Verdana" w:hAnsi="Verdana"/>
-                <w:strike w:val="1"/>
-                <w:color w:val="ffffff"/>
-                <w:sz w:val="20"/>
-                <w:szCs w:val="20"/>
+                <w:rFonts w:ascii="Calibri" w:cs="Calibri" w:eastAsia="Calibri" w:hAnsi="Calibri"/>
+                <w:b w:val="1"/>
+                <w:bCs w:val="1"/>
+                <w:color w:val="ffffff"/>
+                <w:rtl w:val="0"/>
+              </w:rPr>
+              <w:t xml:space="preserve">RESUPUESTO </w:t>
+            </w:r>
+            <w:r>
+              <w:rPr>
+                <w:rFonts w:ascii="Calibri" w:cs="Calibri" w:eastAsia="Calibri" w:hAnsi="Calibri"/>
+                <w:b w:val="1"/>
+                <w:bCs w:val="1"/>
+                <w:color w:val="ffffff"/>
                 <w:rtl w:val="0"/>
               </w:rPr>
               <w:t xml:space="preserve">P</w:t>
             </w:r>
             <w:r>
               <w:rPr>
-                <w:rFonts w:ascii="Verdana" w:cs="Verdana" w:eastAsia="Verdana" w:hAnsi="Verdana"/>
-                <w:strike w:val="1"/>
-                <w:color w:val="ffffff"/>
-                <w:sz w:val="16"/>
-                <w:szCs w:val="16"/>
-                <w:rtl w:val="0"/>
-              </w:rPr>
-              <w:t xml:space="preserve">ROYECTO </w:t>
-            </w:r>
-            <w:r>
-              <w:rPr>
-                <w:rFonts w:ascii="Verdana" w:cs="Verdana" w:eastAsia="Verdana" w:hAnsi="Verdana"/>
-                <w:strike w:val="1"/>
-                <w:color w:val="ffffff"/>
-                <w:sz w:val="18"/>
-                <w:szCs w:val="18"/>
-                <w:rtl w:val="0"/>
-              </w:rPr>
-              <w:t xml:space="preserve">(R</w:t>
-            </w:r>
-            <w:r>
-              <w:rPr>
-                <w:rFonts w:ascii="Verdana" w:cs="Verdana" w:eastAsia="Verdana" w:hAnsi="Verdana"/>
-                <w:strike w:val="1"/>
-                <w:color w:val="ffffff"/>
-                <w:sz w:val="14"/>
-                <w:szCs w:val="14"/>
-                <w:rtl w:val="0"/>
-              </w:rPr>
-              <w:t xml:space="preserve">IESGOS </w:t>
-            </w:r>
-            <w:r>
-              <w:rPr>
-                <w:rFonts w:ascii="Verdana" w:cs="Verdana" w:eastAsia="Verdana" w:hAnsi="Verdana"/>
-                <w:strike w:val="1"/>
-                <w:color w:val="ffffff"/>
-                <w:sz w:val="18"/>
-                <w:szCs w:val="18"/>
+                <w:rFonts w:ascii="Calibri" w:cs="Calibri" w:eastAsia="Calibri" w:hAnsi="Calibri"/>
+                <w:b w:val="1"/>
+                <w:bCs w:val="1"/>
+                <w:color w:val="ffffff"/>
+                <w:rtl w:val="0"/>
+              </w:rPr>
+              <w:t xml:space="preserve">RELIMINAR DEL </w:t>
+            </w:r>
+            <w:r>
+              <w:rPr>
+                <w:rFonts w:ascii="Calibri" w:cs="Calibri" w:eastAsia="Calibri" w:hAnsi="Calibri"/>
+                <w:b w:val="1"/>
+                <w:bCs w:val="1"/>
+                <w:color w:val="ffffff"/>
                 <w:rtl w:val="0"/>
               </w:rPr>
               <w:t xml:space="preserve">P</w:t>
             </w:r>
             <w:r>
               <w:rPr>
-                <w:rFonts w:ascii="Verdana" w:cs="Verdana" w:eastAsia="Verdana" w:hAnsi="Verdana"/>
-                <w:strike w:val="1"/>
-                <w:color w:val="ffffff"/>
-                <w:sz w:val="14"/>
-                <w:szCs w:val="14"/>
-                <w:rtl w:val="0"/>
-              </w:rPr>
-              <w:t xml:space="preserve">OSITIVOS</w:t>
-            </w:r>
-            <w:r>
-              <w:rPr>
-                <w:rFonts w:ascii="Verdana" w:cs="Verdana" w:eastAsia="Verdana" w:hAnsi="Verdana"/>
-                <w:strike w:val="1"/>
-                <w:color w:val="ffffff"/>
-                <w:sz w:val="18"/>
-                <w:szCs w:val="18"/>
-                <w:rtl w:val="0"/>
-              </w:rPr>
-              <w:t xml:space="preserve">).</w:t>
-            </w:r>
-            <w:r>
-              <w:rPr>
-                <w:rtl w:val="0"/>
-              </w:rPr>
-            </w:r>
-          </w:p>
-        </w:tc>
-      </w:tr>
-      <w:tr>
-        <w:trPr>
-          <w:cantSplit w:val="0"/>
-          <w:trHeight w:val="450" w:hRule="atLeast"/>
-          <w:tblHeader w:val="0"/>
-        </w:trPr>
-        <w:tc>
-          <w:tcPr>
-            <w:gridSpan w:val="2"/>
-          </w:tcPr>
-          <w:p>
-            <w:pPr>
-              <w:widowControl w:val="0"/>
-              <w:spacing w:before="6" w:line="204" w:lineRule="auto"/>
-              <w:ind w:left="63" w:right="64" w:firstLine="0"/>
-              <w:rPr>
-                <w:sz w:val="18"/>
-                <w:szCs w:val="18"/>
-              </w:rPr>
-            </w:pPr>
-            <w:r>
-              <w:rPr>
-                <w:rtl w:val="0"/>
-              </w:rPr>
-            </w:r>
-          </w:p>
-        </w:tc>
-      </w:tr>
-      <w:tr>
-        <w:trPr>
-          <w:cantSplit w:val="0"/>
-          <w:trHeight w:val="250" w:hRule="atLeast"/>
-          <w:tblHeader w:val="0"/>
-        </w:trPr>
-        <w:tc>
-          <w:tcPr>
-            <w:gridSpan w:val="2"/>
-            <w:shd w:fill="00b0f0" w:val="clear"/>
-          </w:tcPr>
-          <w:p>
-            <w:pPr>
-              <w:widowControl w:val="0"/>
-              <w:spacing w:line="238" w:lineRule="auto"/>
-              <w:ind w:left="36" w:firstLine="0"/>
-              <w:rPr>
-                <w:rFonts w:ascii="Verdana" w:cs="Verdana" w:eastAsia="Verdana" w:hAnsi="Verdana"/>
-                <w:strike w:val="1"/>
-                <w:sz w:val="16"/>
-                <w:szCs w:val="16"/>
-              </w:rPr>
-            </w:pPr>
-            <w:r>
-              <w:rPr>
-                <w:rFonts w:ascii="Verdana" w:cs="Verdana" w:eastAsia="Verdana" w:hAnsi="Verdana"/>
-                <w:strike w:val="1"/>
-                <w:color w:val="ffffff"/>
-                <w:sz w:val="20"/>
-                <w:szCs w:val="20"/>
-                <w:rtl w:val="0"/>
-              </w:rPr>
-              <w:t xml:space="preserve">L</w:t>
-            </w:r>
-            <w:r>
-              <w:rPr>
-                <w:rFonts w:ascii="Verdana" w:cs="Verdana" w:eastAsia="Verdana" w:hAnsi="Verdana"/>
-                <w:strike w:val="1"/>
-                <w:color w:val="ffffff"/>
-                <w:sz w:val="16"/>
-                <w:szCs w:val="16"/>
-                <w:rtl w:val="0"/>
-              </w:rPr>
-              <w:t xml:space="preserve">ISTA DE </w:t>
-            </w:r>
-            <w:r>
-              <w:rPr>
-                <w:rFonts w:ascii="Verdana" w:cs="Verdana" w:eastAsia="Verdana" w:hAnsi="Verdana"/>
-                <w:strike w:val="1"/>
-                <w:color w:val="ffffff"/>
-                <w:sz w:val="20"/>
-                <w:szCs w:val="20"/>
-                <w:rtl w:val="0"/>
-              </w:rPr>
-              <w:t xml:space="preserve">I</w:t>
-            </w:r>
-            <w:r>
-              <w:rPr>
-                <w:rFonts w:ascii="Verdana" w:cs="Verdana" w:eastAsia="Verdana" w:hAnsi="Verdana"/>
-                <w:strike w:val="1"/>
-                <w:color w:val="ffffff"/>
-                <w:sz w:val="16"/>
-                <w:szCs w:val="16"/>
-                <w:rtl w:val="0"/>
-              </w:rPr>
-              <w:t xml:space="preserve">NTERESADOS</w:t>
-            </w:r>
-            <w:r>
-              <w:rPr>
-                <w:rtl w:val="0"/>
-              </w:rPr>
-            </w:r>
-          </w:p>
-        </w:tc>
-      </w:tr>
-      <w:tr>
-        <w:trPr>
-          <w:cantSplit w:val="0"/>
-          <w:trHeight w:val="429" w:hRule="atLeast"/>
-          <w:tblHeader w:val="0"/>
-        </w:trPr>
-        <w:tc>
-          <w:tcPr>
-            <w:gridSpan w:val="2"/>
-          </w:tcPr>
-          <w:p>
-            <w:pPr>
-              <w:widowControl w:val="0"/>
-              <w:spacing w:before="1" w:line="204" w:lineRule="auto"/>
-              <w:ind w:left="63" w:firstLine="0"/>
-              <w:rPr>
-                <w:sz w:val="18"/>
-                <w:szCs w:val="18"/>
-              </w:rPr>
-            </w:pPr>
-            <w:r>
-              <w:rPr>
-                <w:rtl w:val="0"/>
-              </w:rPr>
-            </w:r>
-          </w:p>
-        </w:tc>
-      </w:tr>
-      <w:tr>
-        <w:trPr>
-          <w:cantSplit w:val="0"/>
-          <w:trHeight w:val="287" w:hRule="atLeast"/>
-          <w:tblHeader w:val="0"/>
-        </w:trPr>
-        <w:tc>
-          <w:tcPr>
-            <w:gridSpan w:val="2"/>
-            <w:shd w:fill="00b0f0" w:val="clear"/>
-          </w:tcPr>
-          <w:p>
-            <w:pPr>
-              <w:widowControl w:val="0"/>
-              <w:spacing w:before="1" w:line="240" w:lineRule="auto"/>
-              <w:ind w:left="36" w:firstLine="0"/>
-              <w:rPr>
-                <w:rFonts w:ascii="Verdana" w:cs="Verdana" w:eastAsia="Verdana" w:hAnsi="Verdana"/>
-                <w:sz w:val="16"/>
-                <w:szCs w:val="16"/>
-              </w:rPr>
-            </w:pPr>
-            <w:r>
-              <w:rPr>
-                <w:rFonts w:ascii="Verdana" w:cs="Verdana" w:eastAsia="Verdana" w:hAnsi="Verdana"/>
-                <w:color w:val="ffffff"/>
-                <w:sz w:val="20"/>
-                <w:szCs w:val="20"/>
-                <w:rtl w:val="0"/>
-              </w:rPr>
-              <w:t xml:space="preserve">P</w:t>
-            </w:r>
-            <w:r>
-              <w:rPr>
-                <w:rFonts w:ascii="Verdana" w:cs="Verdana" w:eastAsia="Verdana" w:hAnsi="Verdana"/>
-                <w:color w:val="ffffff"/>
-                <w:sz w:val="16"/>
-                <w:szCs w:val="16"/>
-                <w:rtl w:val="0"/>
-              </w:rPr>
-              <w:t xml:space="preserve">RESUPUESTO </w:t>
-            </w:r>
-            <w:r>
-              <w:rPr>
-                <w:rFonts w:ascii="Verdana" w:cs="Verdana" w:eastAsia="Verdana" w:hAnsi="Verdana"/>
-                <w:color w:val="ffffff"/>
-                <w:sz w:val="20"/>
-                <w:szCs w:val="20"/>
-                <w:rtl w:val="0"/>
-              </w:rPr>
-              <w:t xml:space="preserve">P</w:t>
-            </w:r>
-            <w:r>
-              <w:rPr>
-                <w:rFonts w:ascii="Verdana" w:cs="Verdana" w:eastAsia="Verdana" w:hAnsi="Verdana"/>
-                <w:color w:val="ffffff"/>
-                <w:sz w:val="16"/>
-                <w:szCs w:val="16"/>
-                <w:rtl w:val="0"/>
-              </w:rPr>
-              <w:t xml:space="preserve">RELIMINAR DEL </w:t>
-            </w:r>
-            <w:r>
-              <w:rPr>
-                <w:rFonts w:ascii="Verdana" w:cs="Verdana" w:eastAsia="Verdana" w:hAnsi="Verdana"/>
-                <w:color w:val="ffffff"/>
-                <w:sz w:val="20"/>
-                <w:szCs w:val="20"/>
-                <w:rtl w:val="0"/>
-              </w:rPr>
-              <w:t xml:space="preserve">P</w:t>
-            </w:r>
-            <w:r>
-              <w:rPr>
-                <w:rFonts w:ascii="Verdana" w:cs="Verdana" w:eastAsia="Verdana" w:hAnsi="Verdana"/>
-                <w:color w:val="ffffff"/>
-                <w:sz w:val="16"/>
-                <w:szCs w:val="16"/>
+                <w:rFonts w:ascii="Calibri" w:cs="Calibri" w:eastAsia="Calibri" w:hAnsi="Calibri"/>
+                <w:b w:val="1"/>
+                <w:bCs w:val="1"/>
+                <w:color w:val="ffffff"/>
                 <w:rtl w:val="0"/>
               </w:rPr>
               <w:t xml:space="preserve">ROYECTO</w:t>
@@ -4638,25 +3077,19 @@
               <w:ind w:right="29"/>
               <w:jc w:val="center"/>
               <w:rPr>
-                <w:rFonts w:ascii="Verdana" w:cs="Verdana" w:eastAsia="Verdana" w:hAnsi="Verdana"/>
-                <w:sz w:val="14"/>
-                <w:szCs w:val="14"/>
-              </w:rPr>
-            </w:pPr>
-            <w:r>
-              <w:rPr>
-                <w:rFonts w:ascii="Verdana" w:cs="Verdana" w:eastAsia="Verdana" w:hAnsi="Verdana"/>
-                <w:sz w:val="18"/>
-                <w:szCs w:val="18"/>
+                <w:rFonts w:ascii="Calibri" w:cs="Calibri" w:eastAsia="Calibri" w:hAnsi="Calibri"/>
+              </w:rPr>
+            </w:pPr>
+            <w:r>
+              <w:rPr>
+                <w:rFonts w:ascii="Calibri" w:cs="Calibri" w:eastAsia="Calibri" w:hAnsi="Calibri"/>
                 <w:rtl w:val="0"/>
               </w:rPr>
               <w:t xml:space="preserve">C</w:t>
             </w:r>
             <w:r>
               <w:rPr>
-                <w:rFonts w:ascii="Verdana" w:cs="Verdana" w:eastAsia="Verdana" w:hAnsi="Verdana"/>
-                <w:sz w:val="14"/>
-                <w:szCs w:val="14"/>
+                <w:rFonts w:ascii="Calibri" w:cs="Calibri" w:eastAsia="Calibri" w:hAnsi="Calibri"/>
                 <w:rtl w:val="0"/>
               </w:rPr>
               <w:t xml:space="preserve">ONCEPTO</w:t>
@@ -4673,34 +3106,26 @@
               <w:spacing w:before="15" w:line="240" w:lineRule="auto"/>
               <w:ind w:left="123" w:firstLine="0"/>
               <w:rPr>
-                <w:rFonts w:ascii="Verdana" w:cs="Verdana" w:eastAsia="Verdana" w:hAnsi="Verdana"/>
-                <w:sz w:val="18"/>
-                <w:szCs w:val="18"/>
-              </w:rPr>
-            </w:pPr>
-            <w:r>
-              <w:rPr>
-                <w:rFonts w:ascii="Verdana" w:cs="Verdana" w:eastAsia="Verdana" w:hAnsi="Verdana"/>
-                <w:sz w:val="18"/>
-                <w:szCs w:val="18"/>
+                <w:rFonts w:ascii="Calibri" w:cs="Calibri" w:eastAsia="Calibri" w:hAnsi="Calibri"/>
+              </w:rPr>
+            </w:pPr>
+            <w:r>
+              <w:rPr>
+                <w:rFonts w:ascii="Calibri" w:cs="Calibri" w:eastAsia="Calibri" w:hAnsi="Calibri"/>
                 <w:rtl w:val="0"/>
               </w:rPr>
               <w:t xml:space="preserve">M</w:t>
             </w:r>
             <w:r>
               <w:rPr>
-                <w:rFonts w:ascii="Verdana" w:cs="Verdana" w:eastAsia="Verdana" w:hAnsi="Verdana"/>
-                <w:sz w:val="14"/>
-                <w:szCs w:val="14"/>
+                <w:rFonts w:ascii="Calibri" w:cs="Calibri" w:eastAsia="Calibri" w:hAnsi="Calibri"/>
                 <w:rtl w:val="0"/>
               </w:rPr>
               <w:t xml:space="preserve">ONTO </w:t>
             </w:r>
             <w:r>
               <w:rPr>
-                <w:rFonts w:ascii="Verdana" w:cs="Verdana" w:eastAsia="Verdana" w:hAnsi="Verdana"/>
-                <w:sz w:val="18"/>
-                <w:szCs w:val="18"/>
+                <w:rFonts w:ascii="Calibri" w:cs="Calibri" w:eastAsia="Calibri" w:hAnsi="Calibri"/>
                 <w:rtl w:val="0"/>
               </w:rPr>
               <w:t xml:space="preserve">(US$)</w:t>
@@ -4725,14 +3150,12 @@
               <w:spacing w:before="12" w:line="240" w:lineRule="auto"/>
               <w:ind w:left="423" w:firstLine="0"/>
               <w:rPr>
-                <w:sz w:val="18"/>
-                <w:szCs w:val="18"/>
-              </w:rPr>
-            </w:pPr>
-            <w:r>
-              <w:rPr>
-                <w:sz w:val="18"/>
-                <w:szCs w:val="18"/>
+                <w:rFonts w:ascii="Calibri" w:cs="Calibri" w:eastAsia="Calibri" w:hAnsi="Calibri"/>
+              </w:rPr>
+            </w:pPr>
+            <w:r>
+              <w:rPr>
+                <w:rFonts w:ascii="Calibri" w:cs="Calibri" w:eastAsia="Calibri" w:hAnsi="Calibri"/>
                 <w:rtl w:val="0"/>
               </w:rPr>
               <w:t xml:space="preserve">135 horas Desarrollo Front-End</w:t>
@@ -4748,14 +3171,12 @@
               <w:ind w:left="743" w:firstLine="0"/>
               <w:jc w:val="center"/>
               <w:rPr>
-                <w:sz w:val="18"/>
-                <w:szCs w:val="18"/>
-              </w:rPr>
-            </w:pPr>
-            <w:r>
-              <w:rPr>
-                <w:sz w:val="18"/>
-                <w:szCs w:val="18"/>
+                <w:rFonts w:ascii="Calibri" w:cs="Calibri" w:eastAsia="Calibri" w:hAnsi="Calibri"/>
+              </w:rPr>
+            </w:pPr>
+            <w:r>
+              <w:rPr>
+                <w:rFonts w:ascii="Calibri" w:cs="Calibri" w:eastAsia="Calibri" w:hAnsi="Calibri"/>
                 <w:rtl w:val="0"/>
               </w:rPr>
               <w:t xml:space="preserve">1350</w:t>
@@ -4780,14 +3201,12 @@
               <w:spacing w:before="7" w:line="240" w:lineRule="auto"/>
               <w:ind w:left="423" w:firstLine="0"/>
               <w:rPr>
-                <w:sz w:val="18"/>
-                <w:szCs w:val="18"/>
-              </w:rPr>
-            </w:pPr>
-            <w:r>
-              <w:rPr>
-                <w:sz w:val="18"/>
-                <w:szCs w:val="18"/>
+                <w:rFonts w:ascii="Calibri" w:cs="Calibri" w:eastAsia="Calibri" w:hAnsi="Calibri"/>
+              </w:rPr>
+            </w:pPr>
+            <w:r>
+              <w:rPr>
+                <w:rFonts w:ascii="Calibri" w:cs="Calibri" w:eastAsia="Calibri" w:hAnsi="Calibri"/>
                 <w:rtl w:val="0"/>
               </w:rPr>
               <w:t xml:space="preserve">135 horas Desarrollo Back-End</w:t>
@@ -4802,14 +3221,12 @@
               <w:spacing w:before="7" w:line="240" w:lineRule="auto"/>
               <w:jc w:val="right"/>
               <w:rPr>
-                <w:sz w:val="18"/>
-                <w:szCs w:val="18"/>
-              </w:rPr>
-            </w:pPr>
-            <w:r>
-              <w:rPr>
-                <w:sz w:val="18"/>
-                <w:szCs w:val="18"/>
+                <w:rFonts w:ascii="Calibri" w:cs="Calibri" w:eastAsia="Calibri" w:hAnsi="Calibri"/>
+              </w:rPr>
+            </w:pPr>
+            <w:r>
+              <w:rPr>
+                <w:rFonts w:ascii="Calibri" w:cs="Calibri" w:eastAsia="Calibri" w:hAnsi="Calibri"/>
                 <w:rtl w:val="0"/>
               </w:rPr>
               <w:t xml:space="preserve">1350</w:t>
@@ -4834,14 +3251,12 @@
               <w:spacing w:before="7" w:line="240" w:lineRule="auto"/>
               <w:ind w:left="423" w:firstLine="0"/>
               <w:rPr>
-                <w:sz w:val="18"/>
-                <w:szCs w:val="18"/>
-              </w:rPr>
-            </w:pPr>
-            <w:r>
-              <w:rPr>
-                <w:sz w:val="18"/>
-                <w:szCs w:val="18"/>
+                <w:rFonts w:ascii="Calibri" w:cs="Calibri" w:eastAsia="Calibri" w:hAnsi="Calibri"/>
+              </w:rPr>
+            </w:pPr>
+            <w:r>
+              <w:rPr>
+                <w:rFonts w:ascii="Calibri" w:cs="Calibri" w:eastAsia="Calibri" w:hAnsi="Calibri"/>
                 <w:rtl w:val="0"/>
               </w:rPr>
               <w:t xml:space="preserve">45 horas  Diseño e Implementación Base de Datos</w:t>
@@ -4857,14 +3272,12 @@
               <w:ind w:left="743" w:firstLine="0"/>
               <w:jc w:val="right"/>
               <w:rPr>
-                <w:sz w:val="18"/>
-                <w:szCs w:val="18"/>
-              </w:rPr>
-            </w:pPr>
-            <w:r>
-              <w:rPr>
-                <w:sz w:val="18"/>
-                <w:szCs w:val="18"/>
+                <w:rFonts w:ascii="Calibri" w:cs="Calibri" w:eastAsia="Calibri" w:hAnsi="Calibri"/>
+              </w:rPr>
+            </w:pPr>
+            <w:r>
+              <w:rPr>
+                <w:rFonts w:ascii="Calibri" w:cs="Calibri" w:eastAsia="Calibri" w:hAnsi="Calibri"/>
                 <w:rtl w:val="0"/>
               </w:rPr>
               <w:t xml:space="preserve">450</w:t>
@@ -4889,14 +3302,12 @@
               <w:spacing w:before="7" w:line="240" w:lineRule="auto"/>
               <w:ind w:left="423" w:firstLine="0"/>
               <w:rPr>
-                <w:sz w:val="18"/>
-                <w:szCs w:val="18"/>
-              </w:rPr>
-            </w:pPr>
-            <w:r>
-              <w:rPr>
-                <w:sz w:val="18"/>
-                <w:szCs w:val="18"/>
+                <w:rFonts w:ascii="Calibri" w:cs="Calibri" w:eastAsia="Calibri" w:hAnsi="Calibri"/>
+              </w:rPr>
+            </w:pPr>
+            <w:r>
+              <w:rPr>
+                <w:rFonts w:ascii="Calibri" w:cs="Calibri" w:eastAsia="Calibri" w:hAnsi="Calibri"/>
                 <w:rtl w:val="0"/>
               </w:rPr>
               <w:t xml:space="preserve">45 horas Diseño e Implementación APIs </w:t>
@@ -4912,14 +3323,12 @@
               <w:ind w:left="642" w:firstLine="0"/>
               <w:jc w:val="right"/>
               <w:rPr>
-                <w:sz w:val="18"/>
-                <w:szCs w:val="18"/>
-              </w:rPr>
-            </w:pPr>
-            <w:r>
-              <w:rPr>
-                <w:sz w:val="18"/>
-                <w:szCs w:val="18"/>
+                <w:rFonts w:ascii="Calibri" w:cs="Calibri" w:eastAsia="Calibri" w:hAnsi="Calibri"/>
+              </w:rPr>
+            </w:pPr>
+            <w:r>
+              <w:rPr>
+                <w:rFonts w:ascii="Calibri" w:cs="Calibri" w:eastAsia="Calibri" w:hAnsi="Calibri"/>
                 <w:rtl w:val="0"/>
               </w:rPr>
               <w:t xml:space="preserve">450</w:t>
@@ -4944,14 +3353,12 @@
               <w:spacing w:before="7" w:line="240" w:lineRule="auto"/>
               <w:ind w:left="423" w:firstLine="0"/>
               <w:rPr>
-                <w:sz w:val="18"/>
-                <w:szCs w:val="18"/>
-              </w:rPr>
-            </w:pPr>
-            <w:r>
-              <w:rPr>
-                <w:sz w:val="18"/>
-                <w:szCs w:val="18"/>
+                <w:rFonts w:ascii="Calibri" w:cs="Calibri" w:eastAsia="Calibri" w:hAnsi="Calibri"/>
+              </w:rPr>
+            </w:pPr>
+            <w:r>
+              <w:rPr>
+                <w:rFonts w:ascii="Calibri" w:cs="Calibri" w:eastAsia="Calibri" w:hAnsi="Calibri"/>
                 <w:rtl w:val="0"/>
               </w:rPr>
               <w:t xml:space="preserve">45 horas Levantamiento y Especificación de Requerimientos</w:t>
@@ -4967,14 +3374,12 @@
               <w:ind w:left="743" w:firstLine="0"/>
               <w:jc w:val="right"/>
               <w:rPr>
-                <w:sz w:val="18"/>
-                <w:szCs w:val="18"/>
-              </w:rPr>
-            </w:pPr>
-            <w:r>
-              <w:rPr>
-                <w:sz w:val="18"/>
-                <w:szCs w:val="18"/>
+                <w:rFonts w:ascii="Calibri" w:cs="Calibri" w:eastAsia="Calibri" w:hAnsi="Calibri"/>
+              </w:rPr>
+            </w:pPr>
+            <w:r>
+              <w:rPr>
+                <w:rFonts w:ascii="Calibri" w:cs="Calibri" w:eastAsia="Calibri" w:hAnsi="Calibri"/>
                 <w:rtl w:val="0"/>
               </w:rPr>
               <w:t xml:space="preserve">450</w:t>
@@ -4998,14 +3403,12 @@
               </w:tabs>
               <w:spacing w:before="7" w:line="240" w:lineRule="auto"/>
               <w:rPr>
-                <w:sz w:val="18"/>
-                <w:szCs w:val="18"/>
-              </w:rPr>
-            </w:pPr>
-            <w:r>
-              <w:rPr>
-                <w:sz w:val="18"/>
-                <w:szCs w:val="18"/>
+                <w:rFonts w:ascii="Calibri" w:cs="Calibri" w:eastAsia="Calibri" w:hAnsi="Calibri"/>
+              </w:rPr>
+            </w:pPr>
+            <w:r>
+              <w:rPr>
+                <w:rFonts w:ascii="Calibri" w:cs="Calibri" w:eastAsia="Calibri" w:hAnsi="Calibri"/>
                 <w:rtl w:val="0"/>
               </w:rPr>
               <w:t xml:space="preserve">         60 horas Diseño de la Arquitectura del Sistema</w:t>
@@ -5021,17 +3424,229 @@
               <w:ind w:left="743" w:firstLine="0"/>
               <w:jc w:val="right"/>
               <w:rPr>
-                <w:sz w:val="18"/>
-                <w:szCs w:val="18"/>
-              </w:rPr>
-            </w:pPr>
-            <w:r>
-              <w:rPr>
-                <w:sz w:val="18"/>
-                <w:szCs w:val="18"/>
+                <w:rFonts w:ascii="Calibri" w:cs="Calibri" w:eastAsia="Calibri" w:hAnsi="Calibri"/>
+              </w:rPr>
+            </w:pPr>
+            <w:r>
+              <w:rPr>
+                <w:rFonts w:ascii="Calibri" w:cs="Calibri" w:eastAsia="Calibri" w:hAnsi="Calibri"/>
                 <w:rtl w:val="0"/>
               </w:rPr>
               <w:t xml:space="preserve">600</w:t>
+            </w:r>
+          </w:p>
+        </w:tc>
+      </w:tr>
+      <w:tr>
+        <w:trPr>
+          <w:cantSplit w:val="0"/>
+          <w:trHeight w:val="238" w:hRule="atLeast"/>
+          <w:tblHeader w:val="0"/>
+        </w:trPr>
+        <w:tc>
+          <w:tcPr/>
+          <w:p>
+            <w:pPr>
+              <w:widowControl w:val="0"/>
+              <w:tabs>
+                <w:tab w:val="left" w:leader="none" w:pos="783"/>
+              </w:tabs>
+              <w:spacing w:before="7" w:line="240" w:lineRule="auto"/>
+              <w:jc w:val="right"/>
+              <w:rPr>
+                <w:rFonts w:ascii="Calibri" w:cs="Calibri" w:eastAsia="Calibri" w:hAnsi="Calibri"/>
+                <w:b w:val="1"/>
+                <w:bCs w:val="1"/>
+              </w:rPr>
+            </w:pPr>
+            <w:r>
+              <w:rPr>
+                <w:rFonts w:ascii="Calibri" w:cs="Calibri" w:eastAsia="Calibri" w:hAnsi="Calibri"/>
+                <w:b w:val="1"/>
+                <w:bCs w:val="1"/>
+                <w:rtl w:val="0"/>
+              </w:rPr>
+              <w:t xml:space="preserve">Total Línea Base</w:t>
+            </w:r>
+          </w:p>
+        </w:tc>
+        <w:tc>
+          <w:tcPr/>
+          <w:p>
+            <w:pPr>
+              <w:widowControl w:val="0"/>
+              <w:spacing w:before="3" w:line="240" w:lineRule="auto"/>
+              <w:ind w:left="614" w:firstLine="0"/>
+              <w:jc w:val="right"/>
+              <w:rPr>
+                <w:rFonts w:ascii="Calibri" w:cs="Calibri" w:eastAsia="Calibri" w:hAnsi="Calibri"/>
+                <w:b w:val="1"/>
+                <w:bCs w:val="1"/>
+              </w:rPr>
+            </w:pPr>
+            <w:r>
+              <w:rPr>
+                <w:rFonts w:ascii="Calibri" w:cs="Calibri" w:eastAsia="Calibri" w:hAnsi="Calibri"/>
+                <w:b w:val="1"/>
+                <w:bCs w:val="1"/>
+                <w:rtl w:val="0"/>
+              </w:rPr>
+              <w:t xml:space="preserve">4650</w:t>
+            </w:r>
+          </w:p>
+        </w:tc>
+      </w:tr>
+      <w:tr>
+        <w:trPr>
+          <w:cantSplit w:val="0"/>
+          <w:trHeight w:val="238" w:hRule="atLeast"/>
+          <w:tblHeader w:val="0"/>
+        </w:trPr>
+        <w:tc>
+          <w:tcPr/>
+          <w:p>
+            <w:pPr>
+              <w:widowControl w:val="0"/>
+              <w:tabs>
+                <w:tab w:val="left" w:leader="none" w:pos="783"/>
+              </w:tabs>
+              <w:spacing w:before="1" w:line="240" w:lineRule="auto"/>
+              <w:ind w:left="63" w:firstLine="0"/>
+              <w:rPr>
+                <w:rFonts w:ascii="Calibri" w:cs="Calibri" w:eastAsia="Calibri" w:hAnsi="Calibri"/>
+              </w:rPr>
+            </w:pPr>
+            <w:r>
+              <w:rPr>
+                <w:rFonts w:ascii="Calibri" w:cs="Calibri" w:eastAsia="Calibri" w:hAnsi="Calibri"/>
+                <w:rtl w:val="0"/>
+              </w:rPr>
+              <w:t xml:space="preserve">Reserva de Contingencia</w:t>
+            </w:r>
+          </w:p>
+        </w:tc>
+        <w:tc>
+          <w:tcPr/>
+          <w:p>
+            <w:pPr>
+              <w:widowControl w:val="0"/>
+              <w:spacing w:before="2" w:line="240" w:lineRule="auto"/>
+              <w:jc w:val="right"/>
+              <w:rPr>
+                <w:rFonts w:ascii="Calibri" w:cs="Calibri" w:eastAsia="Calibri" w:hAnsi="Calibri"/>
+              </w:rPr>
+            </w:pPr>
+            <w:r>
+              <w:rPr>
+                <w:rFonts w:ascii="Calibri" w:cs="Calibri" w:eastAsia="Calibri" w:hAnsi="Calibri"/>
+                <w:rtl w:val="0"/>
+              </w:rPr>
+              <w:t xml:space="preserve">465</w:t>
+            </w:r>
+          </w:p>
+        </w:tc>
+      </w:tr>
+      <w:tr>
+        <w:trPr>
+          <w:cantSplit w:val="0"/>
+          <w:trHeight w:val="238" w:hRule="atLeast"/>
+          <w:tblHeader w:val="0"/>
+        </w:trPr>
+        <w:tc>
+          <w:tcPr/>
+          <w:p>
+            <w:pPr>
+              <w:widowControl w:val="0"/>
+              <w:tabs>
+                <w:tab w:val="left" w:leader="none" w:pos="783"/>
+              </w:tabs>
+              <w:spacing w:line="203" w:lineRule="auto"/>
+              <w:ind w:left="63" w:firstLine="0"/>
+              <w:rPr>
+                <w:rFonts w:ascii="Calibri" w:cs="Calibri" w:eastAsia="Calibri" w:hAnsi="Calibri"/>
+              </w:rPr>
+            </w:pPr>
+            <w:r>
+              <w:rPr>
+                <w:rFonts w:ascii="Calibri" w:cs="Calibri" w:eastAsia="Calibri" w:hAnsi="Calibri"/>
+                <w:rtl w:val="0"/>
+              </w:rPr>
+              <w:t xml:space="preserve">Reserva de Gestión</w:t>
+            </w:r>
+          </w:p>
+        </w:tc>
+        <w:tc>
+          <w:tcPr/>
+          <w:p>
+            <w:pPr>
+              <w:widowControl w:val="0"/>
+              <w:spacing w:before="2" w:line="240" w:lineRule="auto"/>
+              <w:jc w:val="right"/>
+              <w:rPr>
+                <w:rFonts w:ascii="Calibri" w:cs="Calibri" w:eastAsia="Calibri" w:hAnsi="Calibri"/>
+              </w:rPr>
+            </w:pPr>
+            <w:r>
+              <w:rPr>
+                <w:rFonts w:ascii="Calibri" w:cs="Calibri" w:eastAsia="Calibri" w:hAnsi="Calibri"/>
+                <w:rtl w:val="0"/>
+              </w:rPr>
+              <w:t xml:space="preserve">465</w:t>
+            </w:r>
+          </w:p>
+        </w:tc>
+      </w:tr>
+      <w:tr>
+        <w:trPr>
+          <w:cantSplit w:val="0"/>
+          <w:trHeight w:val="238" w:hRule="atLeast"/>
+          <w:tblHeader w:val="0"/>
+        </w:trPr>
+        <w:tc>
+          <w:tcPr/>
+          <w:p>
+            <w:pPr>
+              <w:widowControl w:val="0"/>
+              <w:tabs>
+                <w:tab w:val="left" w:leader="none" w:pos="783"/>
+              </w:tabs>
+              <w:spacing w:before="7" w:line="240" w:lineRule="auto"/>
+              <w:jc w:val="right"/>
+              <w:rPr>
+                <w:rFonts w:ascii="Calibri" w:cs="Calibri" w:eastAsia="Calibri" w:hAnsi="Calibri"/>
+                <w:b w:val="1"/>
+                <w:bCs w:val="1"/>
+              </w:rPr>
+            </w:pPr>
+            <w:r>
+              <w:rPr>
+                <w:rFonts w:ascii="Calibri" w:cs="Calibri" w:eastAsia="Calibri" w:hAnsi="Calibri"/>
+                <w:b w:val="1"/>
+                <w:bCs w:val="1"/>
+                <w:rtl w:val="0"/>
+              </w:rPr>
+              <w:t xml:space="preserve">Total Presupuesto</w:t>
+            </w:r>
+          </w:p>
+        </w:tc>
+        <w:tc>
+          <w:tcPr/>
+          <w:p>
+            <w:pPr>
+              <w:widowControl w:val="0"/>
+              <w:spacing w:before="3" w:line="240" w:lineRule="auto"/>
+              <w:ind w:left="513" w:firstLine="0"/>
+              <w:jc w:val="right"/>
+              <w:rPr>
+                <w:rFonts w:ascii="Calibri" w:cs="Calibri" w:eastAsia="Calibri" w:hAnsi="Calibri"/>
+              </w:rPr>
+            </w:pPr>
+            <w:r>
+              <w:rPr>
+                <w:rFonts w:ascii="Calibri" w:cs="Calibri" w:eastAsia="Calibri" w:hAnsi="Calibri"/>
+                <w:rtl w:val="0"/>
+              </w:rPr>
+              <w:t xml:space="preserve">5580</w:t>
             </w:r>
           </w:p>
         </w:tc>
@@ -5072,467 +3687,6 @@
     <w:p>
       <w:pPr>
         <w:widowControl w:val="0"/>
-        <w:spacing w:before="7" w:line="240" w:lineRule="auto"/>
-        <w:rPr>
-          <w:rFonts w:ascii="Calibri" w:cs="Calibri" w:eastAsia="Calibri" w:hAnsi="Calibri"/>
-          <w:sz w:val="24"/>
-          <w:szCs w:val="24"/>
-        </w:rPr>
-      </w:pPr>
-      <w:r>
-        <w:rPr>
-          <w:rtl w:val="0"/>
-        </w:rPr>
-      </w:r>
-    </w:p>
-    <w:tbl>
-      <w:tblPr>
-        <w:tblStyle w:val="Table9"/>
-        <w:tblW w:w="8790.0" w:type="dxa"/>
-        <w:jc w:val="center"/>
-        <w:tblBorders>
-          <w:top w:color="000000" w:space="0" w:sz="4" w:val="single"/>
-          <w:left w:color="000000" w:space="0" w:sz="4" w:val="single"/>
-          <w:bottom w:color="000000" w:space="0" w:sz="4" w:val="single"/>
-          <w:right w:color="000000" w:space="0" w:sz="4" w:val="single"/>
-          <w:insideH w:color="000000" w:space="0" w:sz="4" w:val="single"/>
-          <w:insideV w:color="000000" w:space="0" w:sz="4" w:val="single"/>
-        </w:tblBorders>
-        <w:tblLayout w:type="fixed"/>
-        <w:tblLook w:val="0000"/>
-      </w:tblPr>
-      <w:tblGrid>
-        <w:gridCol w:w="3225"/>
-        <w:gridCol w:w="4245"/>
-        <w:gridCol w:w="1320"/>
-        <w:tblGridChange w:id="0">
-          <w:tblGrid>
-            <w:gridCol w:w="3225"/>
-            <w:gridCol w:w="4245"/>
-            <w:gridCol w:w="1320"/>
-          </w:tblGrid>
-        </w:tblGridChange>
-      </w:tblGrid>
-      <w:tr>
-        <w:trPr>
-          <w:cantSplit w:val="0"/>
-          <w:trHeight w:val="238" w:hRule="atLeast"/>
-          <w:tblHeader w:val="0"/>
-        </w:trPr>
-        <w:tc>
-          <w:tcPr>
-            <w:gridSpan w:val="2"/>
-          </w:tcPr>
-          <w:p>
-            <w:pPr>
-              <w:widowControl w:val="0"/>
-              <w:tabs>
-                <w:tab w:val="left" w:leader="none" w:pos="783"/>
-              </w:tabs>
-              <w:spacing w:before="7" w:line="240" w:lineRule="auto"/>
-              <w:ind w:left="423" w:firstLine="0"/>
-              <w:rPr>
-                <w:sz w:val="18"/>
-                <w:szCs w:val="18"/>
-              </w:rPr>
-            </w:pPr>
-            <w:r>
-              <w:rPr>
-                <w:rtl w:val="0"/>
-              </w:rPr>
-            </w:r>
-          </w:p>
-        </w:tc>
-        <w:tc>
-          <w:tcPr/>
-          <w:p>
-            <w:pPr>
-              <w:widowControl w:val="0"/>
-              <w:spacing w:before="7" w:line="240" w:lineRule="auto"/>
-              <w:ind w:left="642" w:firstLine="0"/>
-              <w:rPr>
-                <w:sz w:val="18"/>
-                <w:szCs w:val="18"/>
-              </w:rPr>
-            </w:pPr>
-            <w:r>
-              <w:rPr>
-                <w:rtl w:val="0"/>
-              </w:rPr>
-            </w:r>
-          </w:p>
-        </w:tc>
-      </w:tr>
-      <w:tr>
-        <w:trPr>
-          <w:cantSplit w:val="0"/>
-          <w:trHeight w:val="238" w:hRule="atLeast"/>
-          <w:tblHeader w:val="0"/>
-        </w:trPr>
-        <w:tc>
-          <w:tcPr>
-            <w:gridSpan w:val="2"/>
-          </w:tcPr>
-          <w:p>
-            <w:pPr>
-              <w:widowControl w:val="0"/>
-              <w:tabs>
-                <w:tab w:val="left" w:leader="none" w:pos="783"/>
-              </w:tabs>
-              <w:spacing w:before="7" w:line="240" w:lineRule="auto"/>
-              <w:ind w:left="423" w:firstLine="0"/>
-              <w:rPr>
-                <w:sz w:val="18"/>
-                <w:szCs w:val="18"/>
-              </w:rPr>
-            </w:pPr>
-            <w:r>
-              <w:rPr>
-                <w:rtl w:val="0"/>
-              </w:rPr>
-            </w:r>
-          </w:p>
-        </w:tc>
-        <w:tc>
-          <w:tcPr/>
-          <w:p>
-            <w:pPr>
-              <w:widowControl w:val="0"/>
-              <w:spacing w:before="7" w:line="240" w:lineRule="auto"/>
-              <w:ind w:left="894" w:firstLine="0"/>
-              <w:rPr>
-                <w:sz w:val="18"/>
-                <w:szCs w:val="18"/>
-              </w:rPr>
-            </w:pPr>
-            <w:r>
-              <w:rPr>
-                <w:rtl w:val="0"/>
-              </w:rPr>
-            </w:r>
-          </w:p>
-        </w:tc>
-      </w:tr>
-      <w:tr>
-        <w:trPr>
-          <w:cantSplit w:val="0"/>
-          <w:trHeight w:val="238" w:hRule="atLeast"/>
-          <w:tblHeader w:val="0"/>
-        </w:trPr>
-        <w:tc>
-          <w:tcPr>
-            <w:gridSpan w:val="2"/>
-          </w:tcPr>
-          <w:p>
-            <w:pPr>
-              <w:widowControl w:val="0"/>
-              <w:tabs>
-                <w:tab w:val="left" w:leader="none" w:pos="783"/>
-              </w:tabs>
-              <w:spacing w:before="7" w:line="240" w:lineRule="auto"/>
-              <w:ind w:left="423" w:firstLine="0"/>
-              <w:rPr>
-                <w:sz w:val="18"/>
-                <w:szCs w:val="18"/>
-              </w:rPr>
-            </w:pPr>
-            <w:r>
-              <w:rPr>
-                <w:rtl w:val="0"/>
-              </w:rPr>
-            </w:r>
-          </w:p>
-        </w:tc>
-        <w:tc>
-          <w:tcPr/>
-          <w:p>
-            <w:pPr>
-              <w:widowControl w:val="0"/>
-              <w:spacing w:before="7" w:line="240" w:lineRule="auto"/>
-              <w:ind w:left="894" w:firstLine="0"/>
-              <w:rPr>
-                <w:sz w:val="18"/>
-                <w:szCs w:val="18"/>
-              </w:rPr>
-            </w:pPr>
-            <w:r>
-              <w:rPr>
-                <w:rtl w:val="0"/>
-              </w:rPr>
-            </w:r>
-          </w:p>
-        </w:tc>
-      </w:tr>
-      <w:tr>
-        <w:trPr>
-          <w:cantSplit w:val="0"/>
-          <w:trHeight w:val="231" w:hRule="atLeast"/>
-          <w:tblHeader w:val="0"/>
-        </w:trPr>
-        <w:tc>
-          <w:tcPr>
-            <w:gridSpan w:val="2"/>
-            <w:shd w:fill="f2f2f2" w:val="clear"/>
-          </w:tcPr>
-          <w:p>
-            <w:pPr>
-              <w:widowControl w:val="0"/>
-              <w:spacing w:before="3" w:line="240" w:lineRule="auto"/>
-              <w:ind w:right="36"/>
-              <w:jc w:val="right"/>
-              <w:rPr>
-                <w:sz w:val="18"/>
-                <w:szCs w:val="18"/>
-              </w:rPr>
-            </w:pPr>
-            <w:r>
-              <w:rPr>
-                <w:b w:val="1"/>
-                <w:bCs w:val="1"/>
-                <w:sz w:val="18"/>
-                <w:szCs w:val="18"/>
-                <w:rtl w:val="0"/>
-              </w:rPr>
-              <w:t xml:space="preserve">Total Línea Base</w:t>
-            </w:r>
-            <w:r>
-              <w:rPr>
-                <w:rtl w:val="0"/>
-              </w:rPr>
-            </w:r>
-          </w:p>
-        </w:tc>
-        <w:tc>
-          <w:tcPr/>
-          <w:p>
-            <w:pPr>
-              <w:widowControl w:val="0"/>
-              <w:spacing w:before="3" w:line="240" w:lineRule="auto"/>
-              <w:ind w:left="614" w:firstLine="0"/>
-              <w:jc w:val="right"/>
-              <w:rPr>
-                <w:sz w:val="18"/>
-                <w:szCs w:val="18"/>
-              </w:rPr>
-            </w:pPr>
-            <w:r>
-              <w:rPr>
-                <w:sz w:val="18"/>
-                <w:szCs w:val="18"/>
-                <w:rtl w:val="0"/>
-              </w:rPr>
-              <w:t xml:space="preserve">4650</w:t>
-            </w:r>
-          </w:p>
-        </w:tc>
-      </w:tr>
-      <w:tr>
-        <w:trPr>
-          <w:cantSplit w:val="0"/>
-          <w:trHeight w:val="255" w:hRule="atLeast"/>
-          <w:tblHeader w:val="0"/>
-        </w:trPr>
-        <w:tc>
-          <w:tcPr/>
-          <w:p>
-            <w:pPr>
-              <w:widowControl w:val="0"/>
-              <w:spacing w:before="1" w:line="240" w:lineRule="auto"/>
-              <w:ind w:left="63" w:firstLine="0"/>
-              <w:rPr>
-                <w:sz w:val="18"/>
-                <w:szCs w:val="18"/>
-              </w:rPr>
-            </w:pPr>
-            <w:r>
-              <w:rPr>
-                <w:sz w:val="18"/>
-                <w:szCs w:val="18"/>
-                <w:rtl w:val="0"/>
-              </w:rPr>
-              <w:t xml:space="preserve">Reserva de Contingencia</w:t>
-            </w:r>
-          </w:p>
-        </w:tc>
-        <w:tc>
-          <w:tcPr/>
-          <w:p>
-            <w:pPr>
-              <w:widowControl w:val="0"/>
-              <w:spacing w:line="240" w:lineRule="auto"/>
-              <w:rPr>
-                <w:rFonts w:ascii="Calibri" w:cs="Calibri" w:eastAsia="Calibri" w:hAnsi="Calibri"/>
-              </w:rPr>
-            </w:pPr>
-            <w:r>
-              <w:rPr>
-                <w:rFonts w:ascii="Calibri" w:cs="Calibri" w:eastAsia="Calibri" w:hAnsi="Calibri"/>
-                <w:rtl w:val="0"/>
-              </w:rPr>
-              <w:t xml:space="preserve">10% del presupuesto</w:t>
-            </w:r>
-          </w:p>
-        </w:tc>
-        <w:tc>
-          <w:tcPr/>
-          <w:p>
-            <w:pPr>
-              <w:widowControl w:val="0"/>
-              <w:spacing w:before="2" w:line="240" w:lineRule="auto"/>
-              <w:jc w:val="right"/>
-              <w:rPr>
-                <w:sz w:val="18"/>
-                <w:szCs w:val="18"/>
-              </w:rPr>
-            </w:pPr>
-            <w:r>
-              <w:rPr>
-                <w:sz w:val="18"/>
-                <w:szCs w:val="18"/>
-                <w:rtl w:val="0"/>
-              </w:rPr>
-              <w:t xml:space="preserve">465</w:t>
-            </w:r>
-          </w:p>
-        </w:tc>
-      </w:tr>
-      <w:tr>
-        <w:trPr>
-          <w:cantSplit w:val="0"/>
-          <w:trHeight w:val="255" w:hRule="atLeast"/>
-          <w:tblHeader w:val="0"/>
-        </w:trPr>
-        <w:tc>
-          <w:tcPr/>
-          <w:p>
-            <w:pPr>
-              <w:widowControl w:val="0"/>
-              <w:spacing w:line="203" w:lineRule="auto"/>
-              <w:ind w:left="63" w:firstLine="0"/>
-              <w:rPr>
-                <w:sz w:val="18"/>
-                <w:szCs w:val="18"/>
-              </w:rPr>
-            </w:pPr>
-            <w:r>
-              <w:rPr>
-                <w:sz w:val="18"/>
-                <w:szCs w:val="18"/>
-                <w:rtl w:val="0"/>
-              </w:rPr>
-              <w:t xml:space="preserve">Reserva de Gestión</w:t>
-            </w:r>
-          </w:p>
-        </w:tc>
-        <w:tc>
-          <w:tcPr/>
-          <w:p>
-            <w:pPr>
-              <w:widowControl w:val="0"/>
-              <w:spacing w:line="240" w:lineRule="auto"/>
-              <w:rPr>
-                <w:rFonts w:ascii="Calibri" w:cs="Calibri" w:eastAsia="Calibri" w:hAnsi="Calibri"/>
-              </w:rPr>
-            </w:pPr>
-            <w:r>
-              <w:rPr>
-                <w:rFonts w:ascii="Calibri" w:cs="Calibri" w:eastAsia="Calibri" w:hAnsi="Calibri"/>
-                <w:rtl w:val="0"/>
-              </w:rPr>
-              <w:t xml:space="preserve">10% del presupuesto</w:t>
-            </w:r>
-          </w:p>
-        </w:tc>
-        <w:tc>
-          <w:tcPr/>
-          <w:p>
-            <w:pPr>
-              <w:widowControl w:val="0"/>
-              <w:spacing w:line="203" w:lineRule="auto"/>
-              <w:jc w:val="right"/>
-              <w:rPr>
-                <w:sz w:val="18"/>
-                <w:szCs w:val="18"/>
-              </w:rPr>
-            </w:pPr>
-            <w:r>
-              <w:rPr>
-                <w:sz w:val="18"/>
-                <w:szCs w:val="18"/>
-                <w:rtl w:val="0"/>
-              </w:rPr>
-              <w:t xml:space="preserve">465</w:t>
-            </w:r>
-          </w:p>
-        </w:tc>
-      </w:tr>
-      <w:tr>
-        <w:trPr>
-          <w:cantSplit w:val="0"/>
-          <w:trHeight w:val="232" w:hRule="atLeast"/>
-          <w:tblHeader w:val="0"/>
-        </w:trPr>
-        <w:tc>
-          <w:tcPr>
-            <w:gridSpan w:val="2"/>
-            <w:shd w:fill="f2f2f2" w:val="clear"/>
-          </w:tcPr>
-          <w:p>
-            <w:pPr>
-              <w:widowControl w:val="0"/>
-              <w:spacing w:before="3" w:line="240" w:lineRule="auto"/>
-              <w:ind w:right="36"/>
-              <w:jc w:val="right"/>
-              <w:rPr>
-                <w:sz w:val="18"/>
-                <w:szCs w:val="18"/>
-              </w:rPr>
-            </w:pPr>
-            <w:r>
-              <w:rPr>
-                <w:b w:val="1"/>
-                <w:bCs w:val="1"/>
-                <w:sz w:val="18"/>
-                <w:szCs w:val="18"/>
-                <w:rtl w:val="0"/>
-              </w:rPr>
-              <w:t xml:space="preserve">Total Presupuesto</w:t>
-            </w:r>
-            <w:r>
-              <w:rPr>
-                <w:rtl w:val="0"/>
-              </w:rPr>
-            </w:r>
-          </w:p>
-        </w:tc>
-        <w:tc>
-          <w:tcPr/>
-          <w:p>
-            <w:pPr>
-              <w:widowControl w:val="0"/>
-              <w:spacing w:before="3" w:line="240" w:lineRule="auto"/>
-              <w:ind w:left="513" w:firstLine="0"/>
-              <w:jc w:val="right"/>
-              <w:rPr>
-                <w:sz w:val="18"/>
-                <w:szCs w:val="18"/>
-              </w:rPr>
-            </w:pPr>
-            <w:r>
-              <w:rPr>
-                <w:sz w:val="18"/>
-                <w:szCs w:val="18"/>
-                <w:rtl w:val="0"/>
-              </w:rPr>
-              <w:t xml:space="preserve">5580</w:t>
-            </w:r>
-          </w:p>
-        </w:tc>
-      </w:tr>
-    </w:tbl>
-    <w:p>
-      <w:pPr>
-        <w:widowControl w:val="0"/>
         <w:spacing w:before="3" w:line="240" w:lineRule="auto"/>
         <w:rPr>
           <w:rFonts w:ascii="Calibri" w:cs="Calibri" w:eastAsia="Calibri" w:hAnsi="Calibri"/>
@@ -5546,329 +3700,6 @@
         </w:rPr>
       </w:r>
     </w:p>
-    <w:tbl>
-      <w:tblPr>
-        <w:tblStyle w:val="Table10"/>
-        <w:tblW w:w="9000.0" w:type="dxa"/>
-        <w:jc w:val="center"/>
-        <w:tblBorders>
-          <w:top w:color="000000" w:space="0" w:sz="4" w:val="single"/>
-          <w:left w:color="000000" w:space="0" w:sz="4" w:val="single"/>
-          <w:bottom w:color="000000" w:space="0" w:sz="4" w:val="single"/>
-          <w:right w:color="000000" w:space="0" w:sz="4" w:val="single"/>
-          <w:insideH w:color="000000" w:space="0" w:sz="4" w:val="single"/>
-          <w:insideV w:color="000000" w:space="0" w:sz="4" w:val="single"/>
-        </w:tblBorders>
-        <w:tblLayout w:type="fixed"/>
-        <w:tblLook w:val="0000"/>
-      </w:tblPr>
-      <w:tblGrid>
-        <w:gridCol w:w="2160"/>
-        <w:gridCol w:w="2162"/>
-        <w:gridCol w:w="2340"/>
-        <w:gridCol w:w="2338"/>
-        <w:tblGridChange w:id="0">
-          <w:tblGrid>
-            <w:gridCol w:w="2160"/>
-            <w:gridCol w:w="2162"/>
-            <w:gridCol w:w="2340"/>
-            <w:gridCol w:w="2338"/>
-          </w:tblGrid>
-        </w:tblGridChange>
-      </w:tblGrid>
-      <w:tr>
-        <w:trPr>
-          <w:cantSplit w:val="0"/>
-          <w:trHeight w:val="287" w:hRule="atLeast"/>
-          <w:tblHeader w:val="0"/>
-        </w:trPr>
-        <w:tc>
-          <w:tcPr>
-            <w:gridSpan w:val="4"/>
-            <w:shd w:fill="00b0f0" w:val="clear"/>
-          </w:tcPr>
-          <w:p>
-            <w:pPr>
-              <w:widowControl w:val="0"/>
-              <w:spacing w:before="1" w:line="240" w:lineRule="auto"/>
-              <w:ind w:left="36" w:firstLine="0"/>
-              <w:rPr>
-                <w:rFonts w:ascii="Verdana" w:cs="Verdana" w:eastAsia="Verdana" w:hAnsi="Verdana"/>
-                <w:sz w:val="16"/>
-                <w:szCs w:val="16"/>
-              </w:rPr>
-            </w:pPr>
-            <w:r>
-              <w:rPr>
-                <w:rFonts w:ascii="Verdana" w:cs="Verdana" w:eastAsia="Verdana" w:hAnsi="Verdana"/>
-                <w:color w:val="ffffff"/>
-                <w:sz w:val="16"/>
-                <w:szCs w:val="16"/>
-                <w:rtl w:val="0"/>
-              </w:rPr>
-              <w:t xml:space="preserve">SPONSOR QUE AUTORIZA EL </w:t>
-            </w:r>
-            <w:r>
-              <w:rPr>
-                <w:rFonts w:ascii="Verdana" w:cs="Verdana" w:eastAsia="Verdana" w:hAnsi="Verdana"/>
-                <w:color w:val="ffffff"/>
-                <w:sz w:val="20"/>
-                <w:szCs w:val="20"/>
-                <w:rtl w:val="0"/>
-              </w:rPr>
-              <w:t xml:space="preserve">P</w:t>
-            </w:r>
-            <w:r>
-              <w:rPr>
-                <w:rFonts w:ascii="Verdana" w:cs="Verdana" w:eastAsia="Verdana" w:hAnsi="Verdana"/>
-                <w:color w:val="ffffff"/>
-                <w:sz w:val="16"/>
-                <w:szCs w:val="16"/>
-                <w:rtl w:val="0"/>
-              </w:rPr>
-              <w:t xml:space="preserve">ROYECTO</w:t>
-            </w:r>
-            <w:r>
-              <w:rPr>
-                <w:rtl w:val="0"/>
-              </w:rPr>
-            </w:r>
-          </w:p>
-        </w:tc>
-      </w:tr>
-      <w:tr>
-        <w:trPr>
-          <w:cantSplit w:val="0"/>
-          <w:trHeight w:val="271" w:hRule="atLeast"/>
-          <w:tblHeader w:val="0"/>
-        </w:trPr>
-        <w:tc>
-          <w:tcPr>
-            <w:shd w:fill="e0e0e0" w:val="clear"/>
-          </w:tcPr>
-          <w:p>
-            <w:pPr>
-              <w:widowControl w:val="0"/>
-              <w:spacing w:before="15" w:line="240" w:lineRule="auto"/>
-              <w:ind w:left="688" w:firstLine="0"/>
-              <w:rPr>
-                <w:rFonts w:ascii="Verdana" w:cs="Verdana" w:eastAsia="Verdana" w:hAnsi="Verdana"/>
-                <w:sz w:val="14"/>
-                <w:szCs w:val="14"/>
-              </w:rPr>
-            </w:pPr>
-            <w:r>
-              <w:rPr>
-                <w:rFonts w:ascii="Verdana" w:cs="Verdana" w:eastAsia="Verdana" w:hAnsi="Verdana"/>
-                <w:sz w:val="18"/>
-                <w:szCs w:val="18"/>
-                <w:rtl w:val="0"/>
-              </w:rPr>
-              <w:t xml:space="preserve">N</w:t>
-            </w:r>
-            <w:r>
-              <w:rPr>
-                <w:rFonts w:ascii="Verdana" w:cs="Verdana" w:eastAsia="Verdana" w:hAnsi="Verdana"/>
-                <w:sz w:val="14"/>
-                <w:szCs w:val="14"/>
-                <w:rtl w:val="0"/>
-              </w:rPr>
-              <w:t xml:space="preserve">OMBRE</w:t>
-            </w:r>
-          </w:p>
-        </w:tc>
-        <w:tc>
-          <w:tcPr>
-            <w:shd w:fill="e0e0e0" w:val="clear"/>
-          </w:tcPr>
-          <w:p>
-            <w:pPr>
-              <w:widowControl w:val="0"/>
-              <w:spacing w:before="15" w:line="240" w:lineRule="auto"/>
-              <w:ind w:left="690" w:firstLine="0"/>
-              <w:rPr>
-                <w:rFonts w:ascii="Verdana" w:cs="Verdana" w:eastAsia="Verdana" w:hAnsi="Verdana"/>
-                <w:sz w:val="14"/>
-                <w:szCs w:val="14"/>
-              </w:rPr>
-            </w:pPr>
-            <w:r>
-              <w:rPr>
-                <w:rFonts w:ascii="Verdana" w:cs="Verdana" w:eastAsia="Verdana" w:hAnsi="Verdana"/>
-                <w:sz w:val="18"/>
-                <w:szCs w:val="18"/>
-                <w:rtl w:val="0"/>
-              </w:rPr>
-              <w:t xml:space="preserve">E</w:t>
-            </w:r>
-            <w:r>
-              <w:rPr>
-                <w:rFonts w:ascii="Verdana" w:cs="Verdana" w:eastAsia="Verdana" w:hAnsi="Verdana"/>
-                <w:sz w:val="14"/>
-                <w:szCs w:val="14"/>
-                <w:rtl w:val="0"/>
-              </w:rPr>
-              <w:t xml:space="preserve">MPRESA</w:t>
-            </w:r>
-          </w:p>
-        </w:tc>
-        <w:tc>
-          <w:tcPr>
-            <w:shd w:fill="e0e0e0" w:val="clear"/>
-          </w:tcPr>
-          <w:p>
-            <w:pPr>
-              <w:widowControl w:val="0"/>
-              <w:spacing w:before="15" w:line="240" w:lineRule="auto"/>
-              <w:ind w:right="1"/>
-              <w:jc w:val="center"/>
-              <w:rPr>
-                <w:rFonts w:ascii="Verdana" w:cs="Verdana" w:eastAsia="Verdana" w:hAnsi="Verdana"/>
-                <w:sz w:val="14"/>
-                <w:szCs w:val="14"/>
-              </w:rPr>
-            </w:pPr>
-            <w:r>
-              <w:rPr>
-                <w:rFonts w:ascii="Verdana" w:cs="Verdana" w:eastAsia="Verdana" w:hAnsi="Verdana"/>
-                <w:sz w:val="18"/>
-                <w:szCs w:val="18"/>
-                <w:rtl w:val="0"/>
-              </w:rPr>
-              <w:t xml:space="preserve">C</w:t>
-            </w:r>
-            <w:r>
-              <w:rPr>
-                <w:rFonts w:ascii="Verdana" w:cs="Verdana" w:eastAsia="Verdana" w:hAnsi="Verdana"/>
-                <w:sz w:val="14"/>
-                <w:szCs w:val="14"/>
-                <w:rtl w:val="0"/>
-              </w:rPr>
-              <w:t xml:space="preserve">ARGO</w:t>
-            </w:r>
-          </w:p>
-        </w:tc>
-        <w:tc>
-          <w:tcPr>
-            <w:shd w:fill="e0e0e0" w:val="clear"/>
-          </w:tcPr>
-          <w:p>
-            <w:pPr>
-              <w:widowControl w:val="0"/>
-              <w:spacing w:before="15" w:line="240" w:lineRule="auto"/>
-              <w:ind w:left="25" w:firstLine="0"/>
-              <w:jc w:val="center"/>
-              <w:rPr>
-                <w:rFonts w:ascii="Verdana" w:cs="Verdana" w:eastAsia="Verdana" w:hAnsi="Verdana"/>
-                <w:sz w:val="14"/>
-                <w:szCs w:val="14"/>
-              </w:rPr>
-            </w:pPr>
-            <w:r>
-              <w:rPr>
-                <w:rFonts w:ascii="Verdana" w:cs="Verdana" w:eastAsia="Verdana" w:hAnsi="Verdana"/>
-                <w:sz w:val="18"/>
-                <w:szCs w:val="18"/>
-                <w:rtl w:val="0"/>
-              </w:rPr>
-              <w:t xml:space="preserve">F</w:t>
-            </w:r>
-            <w:r>
-              <w:rPr>
-                <w:rFonts w:ascii="Verdana" w:cs="Verdana" w:eastAsia="Verdana" w:hAnsi="Verdana"/>
-                <w:sz w:val="14"/>
-                <w:szCs w:val="14"/>
-                <w:rtl w:val="0"/>
-              </w:rPr>
-              <w:t xml:space="preserve">ECHA</w:t>
-            </w:r>
-          </w:p>
-        </w:tc>
-      </w:tr>
-      <w:tr>
-        <w:trPr>
-          <w:cantSplit w:val="0"/>
-          <w:trHeight w:val="310" w:hRule="atLeast"/>
-          <w:tblHeader w:val="0"/>
-        </w:trPr>
-        <w:tc>
-          <w:tcPr/>
-          <w:p>
-            <w:pPr>
-              <w:widowControl w:val="0"/>
-              <w:spacing w:before="39" w:line="240" w:lineRule="auto"/>
-              <w:ind w:left="478" w:firstLine="0"/>
-              <w:rPr>
-                <w:sz w:val="18"/>
-                <w:szCs w:val="18"/>
-              </w:rPr>
-            </w:pPr>
-            <w:r>
-              <w:rPr>
-                <w:rtl w:val="0"/>
-              </w:rPr>
-            </w:r>
-          </w:p>
-        </w:tc>
-        <w:tc>
-          <w:tcPr/>
-          <w:p>
-            <w:pPr>
-              <w:widowControl w:val="0"/>
-              <w:spacing w:before="39" w:line="240" w:lineRule="auto"/>
-              <w:ind w:left="430" w:firstLine="0"/>
-              <w:rPr>
-                <w:sz w:val="18"/>
-                <w:szCs w:val="18"/>
-              </w:rPr>
-            </w:pPr>
-            <w:r>
-              <w:rPr>
-                <w:rtl w:val="0"/>
-              </w:rPr>
-            </w:r>
-          </w:p>
-        </w:tc>
-        <w:tc>
-          <w:tcPr/>
-          <w:p>
-            <w:pPr>
-              <w:widowControl w:val="0"/>
-              <w:spacing w:before="39" w:line="240" w:lineRule="auto"/>
-              <w:ind w:left="464" w:firstLine="0"/>
-              <w:rPr>
-                <w:sz w:val="18"/>
-                <w:szCs w:val="18"/>
-              </w:rPr>
-            </w:pPr>
-            <w:r>
-              <w:rPr>
-                <w:rtl w:val="0"/>
-              </w:rPr>
-            </w:r>
-          </w:p>
-        </w:tc>
-        <w:tc>
-          <w:tcPr/>
-          <w:p>
-            <w:pPr>
-              <w:widowControl w:val="0"/>
-              <w:spacing w:before="39" w:line="240" w:lineRule="auto"/>
-              <w:ind w:left="709" w:firstLine="0"/>
-              <w:rPr>
-                <w:sz w:val="18"/>
-                <w:szCs w:val="18"/>
-              </w:rPr>
-            </w:pPr>
-            <w:r>
-              <w:rPr>
-                <w:rtl w:val="0"/>
-              </w:rPr>
-            </w:r>
-          </w:p>
-        </w:tc>
-      </w:tr>
-    </w:tbl>
     <w:p>
       <w:pPr>
         <w:widowControl w:val="0"/>
@@ -5936,6 +3767,21 @@
     </w:sectPr>
   </w:body>
 </w:document>
+</file>
+
+<file path=word/header1.xml><?xml version="1.0" encoding="utf-8"?>
+<w:hdr xmlns:mc="http://schemas.openxmlformats.org/markup-compatibility/2006" xmlns:o="urn:schemas-microsoft-com:office:office" xmlns:r="http://schemas.openxmlformats.org/officeDocument/2006/relationships" xmlns:m="http://schemas.openxmlformats.org/officeDocument/2006/math" xmlns:v="urn:schemas-microsoft-com:vml" xmlns:wp="http://schemas.openxmlformats.org/drawingml/2006/wordprocessingDrawing" xmlns:w10="urn:schemas-microsoft-com:office:word" xmlns:w="http://schemas.openxmlformats.org/wordprocessingml/2006/main" xmlns:wne="http://schemas.microsoft.com/office/word/2006/wordml" xmlns:sl="http://schemas.openxmlformats.org/schemaLibrary/2006/main" xmlns:a="http://schemas.openxmlformats.org/drawingml/2006/main" xmlns:pic="http://schemas.openxmlformats.org/drawingml/2006/picture" xmlns:c="http://schemas.openxmlformats.org/drawingml/2006/chart" xmlns:lc="http://schemas.openxmlformats.org/drawingml/2006/lockedCanvas" xmlns:dgm="http://schemas.openxmlformats.org/drawingml/2006/diagram" xmlns:wps="http://schemas.microsoft.com/office/word/2010/wordprocessingShape" xmlns:wpg="http://schemas.microsoft.com/office/word/2010/wordprocessingGroup" xmlns:w14="http://schemas.microsoft.com/office/word/2010/wordml" xmlns:w15="http://schemas.microsoft.com/office/word/2012/wordml" xmlns:w16="http://schemas.microsoft.com/office/word/2018/wordml" xmlns:w16cex="http://schemas.microsoft.com/office/word/2018/wordml/cex" xmlns:w16cid="http://schemas.microsoft.com/office/word/2016/wordml/cid" xmlns="http://schemas.microsoft.com/office/tasks/2019/documenttasks" xmlns:cr="http://schemas.microsoft.com/office/comments/2020/reactions">
+  <w:p>
+    <w:pPr>
+      <w:rPr/>
+    </w:pPr>
+    <w:r>
+      <w:rPr>
+        <w:rtl w:val="0"/>
+      </w:rPr>
+    </w:r>
+  </w:p>
+</w:hdr>
 </file>
 
 <file path=word/numbering.xml><?xml version="1.0" encoding="utf-8"?>
@@ -6538,45 +4384,6 @@
       </w:tblCellMar>
     </w:tblPr>
   </w:style>
-  <w:style w:type="table" w:styleId="Table8">
-    <w:basedOn w:val="TableNormal"/>
-    <w:tblPr>
-      <w:tblStyleRowBandSize w:val="1"/>
-      <w:tblStyleColBandSize w:val="1"/>
-      <w:tblCellMar>
-        <w:top w:w="0.0" w:type="dxa"/>
-        <w:left w:w="0.0" w:type="dxa"/>
-        <w:bottom w:w="0.0" w:type="dxa"/>
-        <w:right w:w="0.0" w:type="dxa"/>
-      </w:tblCellMar>
-    </w:tblPr>
-  </w:style>
-  <w:style w:type="table" w:styleId="Table9">
-    <w:basedOn w:val="TableNormal"/>
-    <w:tblPr>
-      <w:tblStyleRowBandSize w:val="1"/>
-      <w:tblStyleColBandSize w:val="1"/>
-      <w:tblCellMar>
-        <w:top w:w="0.0" w:type="dxa"/>
-        <w:left w:w="0.0" w:type="dxa"/>
-        <w:bottom w:w="0.0" w:type="dxa"/>
-        <w:right w:w="0.0" w:type="dxa"/>
-      </w:tblCellMar>
-    </w:tblPr>
-  </w:style>
-  <w:style w:type="table" w:styleId="Table10">
-    <w:basedOn w:val="TableNormal"/>
-    <w:tblPr>
-      <w:tblStyleRowBandSize w:val="1"/>
-      <w:tblStyleColBandSize w:val="1"/>
-      <w:tblCellMar>
-        <w:top w:w="0.0" w:type="dxa"/>
-        <w:left w:w="0.0" w:type="dxa"/>
-        <w:bottom w:w="0.0" w:type="dxa"/>
-        <w:right w:w="0.0" w:type="dxa"/>
-      </w:tblCellMar>
-    </w:tblPr>
-  </w:style>
 </w:styles>
 </file>
 
